--- a/PHASE 1 REPORT/Report Draft/PROJECT PHASE_I REPORT v7.docx
+++ b/PHASE 1 REPORT/Report Draft/PROJECT PHASE_I REPORT v7.docx
@@ -1261,6 +1261,7 @@
         </w:rPr>
         <w:t xml:space="preserve"> </w:t>
       </w:r>
+      <w:proofErr w:type="spellStart"/>
       <w:r>
         <w:rPr>
           <w:rFonts w:ascii="Times New Roman" w:hAnsi="Times New Roman"/>
@@ -1270,6 +1271,7 @@
         </w:rPr>
         <w:t>bonafide</w:t>
       </w:r>
+      <w:proofErr w:type="spellEnd"/>
       <w:r>
         <w:rPr>
           <w:rFonts w:ascii="Times New Roman" w:hAnsi="Times New Roman"/>
@@ -1453,7 +1455,29 @@
           <w:sz w:val="24"/>
           <w:szCs w:val="24"/>
         </w:rPr>
-        <w:t>the award of B.Tech Degree in Computer Science and Engineering</w:t>
+        <w:t xml:space="preserve">the award of </w:t>
+      </w:r>
+      <w:proofErr w:type="spellStart"/>
+      <w:proofErr w:type="gramStart"/>
+      <w:r>
+        <w:rPr>
+          <w:rFonts w:ascii="Times New Roman" w:hAnsi="Times New Roman"/>
+          <w:color w:val="1F497D" w:themeColor="text2"/>
+          <w:sz w:val="24"/>
+          <w:szCs w:val="24"/>
+        </w:rPr>
+        <w:t>B.Tech</w:t>
+      </w:r>
+      <w:proofErr w:type="spellEnd"/>
+      <w:proofErr w:type="gramEnd"/>
+      <w:r>
+        <w:rPr>
+          <w:rFonts w:ascii="Times New Roman" w:hAnsi="Times New Roman"/>
+          <w:color w:val="1F497D" w:themeColor="text2"/>
+          <w:sz w:val="24"/>
+          <w:szCs w:val="24"/>
+        </w:rPr>
+        <w:t xml:space="preserve"> Degree in Computer Science and Engineering</w:t>
       </w:r>
       <w:r>
         <w:rPr>
@@ -2004,7 +2028,25 @@
           <w:sz w:val="24"/>
           <w:szCs w:val="24"/>
         </w:rPr>
-        <w:t xml:space="preserve"> who have been by our side always and helped us with our project.  We also sincerely thank all the lab technicians for their help as in the course of our project development.</w:t>
+        <w:t xml:space="preserve"> who have been by our side always and helped us with our project.  We also sincerely thank all the lab technicians for their help as </w:t>
+      </w:r>
+      <w:proofErr w:type="gramStart"/>
+      <w:r>
+        <w:rPr>
+          <w:rFonts w:ascii="Times New Roman" w:hAnsi="Times New Roman"/>
+          <w:sz w:val="24"/>
+          <w:szCs w:val="24"/>
+        </w:rPr>
+        <w:t>in the course of</w:t>
+      </w:r>
+      <w:proofErr w:type="gramEnd"/>
+      <w:r>
+        <w:rPr>
+          <w:rFonts w:ascii="Times New Roman" w:hAnsi="Times New Roman"/>
+          <w:sz w:val="24"/>
+          <w:szCs w:val="24"/>
+        </w:rPr>
+        <w:t xml:space="preserve"> our project development.</w:t>
       </w:r>
     </w:p>
     <w:p>
@@ -2043,13 +2085,23 @@
         <w:tab/>
         <w:t xml:space="preserve">We would also like to extend our sincere gratitude and grateful thanks to our </w:t>
       </w:r>
-      <w:r>
-        <w:rPr>
-          <w:rFonts w:ascii="Times New Roman" w:hAnsi="Times New Roman"/>
-          <w:sz w:val="24"/>
-          <w:szCs w:val="24"/>
-        </w:rPr>
-        <w:t xml:space="preserve">Principal, </w:t>
+      <w:proofErr w:type="gramStart"/>
+      <w:r>
+        <w:rPr>
+          <w:rFonts w:ascii="Times New Roman" w:hAnsi="Times New Roman"/>
+          <w:sz w:val="24"/>
+          <w:szCs w:val="24"/>
+        </w:rPr>
+        <w:t>Principal</w:t>
+      </w:r>
+      <w:proofErr w:type="gramEnd"/>
+      <w:r>
+        <w:rPr>
+          <w:rFonts w:ascii="Times New Roman" w:hAnsi="Times New Roman"/>
+          <w:sz w:val="24"/>
+          <w:szCs w:val="24"/>
+        </w:rPr>
+        <w:t xml:space="preserve">, </w:t>
       </w:r>
       <w:r>
         <w:rPr>
@@ -2691,6 +2743,7 @@
           <w:szCs w:val="24"/>
         </w:rPr>
       </w:pPr>
+      <w:proofErr w:type="spellStart"/>
       <w:r>
         <w:rPr>
           <w:b w:val="0"/>
@@ -2701,6 +2754,7 @@
         </w:rPr>
         <w:t>i</w:t>
       </w:r>
+      <w:proofErr w:type="spellEnd"/>
     </w:p>
     <w:p>
       <w:pPr>
@@ -3742,19 +3796,7 @@
               <w:rPr>
                 <w:sz w:val="24"/>
               </w:rPr>
-              <w:t>4</w:t>
-            </w:r>
-            <w:r>
-              <w:rPr>
-                <w:sz w:val="24"/>
-              </w:rPr>
-              <w:t>.</w:t>
-            </w:r>
-            <w:r>
-              <w:rPr>
-                <w:sz w:val="24"/>
-              </w:rPr>
-              <w:t>3</w:t>
+              <w:t>A1.1.1</w:t>
             </w:r>
           </w:p>
           <w:p>
@@ -3858,7 +3900,7 @@
               <w:rPr>
                 <w:sz w:val="24"/>
               </w:rPr>
-              <w:t>18</w:t>
+              <w:t>23</w:t>
             </w:r>
           </w:p>
           <w:p>
@@ -5358,6 +5400,7 @@
         </w:rPr>
         <w:tab/>
       </w:r>
+      <w:proofErr w:type="spellStart"/>
       <w:r>
         <w:rPr>
           <w:rFonts w:ascii="Times New Roman" w:hAnsi="Times New Roman"/>
@@ -5366,6 +5409,7 @@
         </w:rPr>
         <w:t>i</w:t>
       </w:r>
+      <w:proofErr w:type="spellEnd"/>
     </w:p>
     <w:p>
       <w:pPr>
@@ -8929,7 +8973,8 @@
           <w:rFonts w:ascii="Times New Roman" w:hAnsi="Times New Roman"/>
           <w:b/>
           <w:bCs/>
-          <w:iCs/>
+          <w:i/>
+          <w:color w:val="808080" w:themeColor="background1" w:themeShade="80"/>
           <w:sz w:val="28"/>
           <w:szCs w:val="28"/>
         </w:rPr>
@@ -8944,6 +8989,29 @@
           <w:szCs w:val="28"/>
         </w:rPr>
         <w:t>INTRODUCTION</w:t>
+      </w:r>
+      <w:r>
+        <w:rPr>
+          <w:rFonts w:ascii="Times New Roman" w:hAnsi="Times New Roman"/>
+          <w:b/>
+          <w:bCs/>
+          <w:iCs/>
+          <w:sz w:val="28"/>
+          <w:szCs w:val="28"/>
+        </w:rPr>
+        <w:t xml:space="preserve"> </w:t>
+      </w:r>
+      <w:r>
+        <w:rPr>
+          <w:rFonts w:ascii="Times New Roman" w:hAnsi="Times New Roman"/>
+          <w:b/>
+          <w:bCs/>
+          <w:i/>
+          <w:color w:val="808080" w:themeColor="background1" w:themeShade="80"/>
+          <w:sz w:val="28"/>
+          <w:szCs w:val="28"/>
+        </w:rPr>
+        <w:t>(add citation)</w:t>
       </w:r>
     </w:p>
     <w:p>
@@ -11576,7 +11644,27 @@
           <w:sz w:val="24"/>
           <w:szCs w:val="24"/>
         </w:rPr>
-        <w:t>Mustafa Yurdakul, Şakir Taşdemir</w:t>
+        <w:t xml:space="preserve">Mustafa Yurdakul, </w:t>
+      </w:r>
+      <w:proofErr w:type="spellStart"/>
+      <w:r>
+        <w:rPr>
+          <w:rFonts w:ascii="Times New Roman" w:hAnsi="Times New Roman"/>
+          <w:iCs/>
+          <w:sz w:val="24"/>
+          <w:szCs w:val="24"/>
+        </w:rPr>
+        <w:t>Şakir</w:t>
+      </w:r>
+      <w:proofErr w:type="spellEnd"/>
+      <w:r>
+        <w:rPr>
+          <w:rFonts w:ascii="Times New Roman" w:hAnsi="Times New Roman"/>
+          <w:iCs/>
+          <w:sz w:val="24"/>
+          <w:szCs w:val="24"/>
+        </w:rPr>
+        <w:t xml:space="preserve"> Taşdemir</w:t>
       </w:r>
     </w:p>
     <w:p>
@@ -11701,7 +11789,47 @@
           <w:sz w:val="24"/>
           <w:szCs w:val="24"/>
         </w:rPr>
-        <w:t>This paper proposes an enhanced YOLOv8-based segmentation model for real-time pothole detection and physical measurement using RGB-D data. The authors collect synchronized RGB and depth images using an Intel RealSense D415 camera and introduce the publicly available PothRGBD dataset labeled for segmentation. The standard YOLOv8n-seg model is improved by integrating Dynamic Snake Convolution (DSConv) for better handling of irregular pothole boundaries, the SimAM attention module to highlight informative regions, and the GELU activation function to improve learning stability. In addition to detecting potholes, the system accurately estimates pothole perimeter and depth by combining segmentation outputs with depth maps. The primary objective is to overcome the limitations of 2D vision-based methods by enabling accurate physical characterization of potholes while maintaining low computational complexity and real-time performance.</w:t>
+        <w:t xml:space="preserve">This paper proposes an enhanced YOLOv8-based segmentation model for real-time pothole detection and physical measurement using RGB-D data. The authors collect synchronized RGB and depth images using an Intel RealSense D415 camera and introduce the publicly available </w:t>
+      </w:r>
+      <w:proofErr w:type="spellStart"/>
+      <w:r>
+        <w:rPr>
+          <w:rFonts w:ascii="Times New Roman" w:hAnsi="Times New Roman"/>
+          <w:iCs/>
+          <w:sz w:val="24"/>
+          <w:szCs w:val="24"/>
+        </w:rPr>
+        <w:t>PothRGBD</w:t>
+      </w:r>
+      <w:proofErr w:type="spellEnd"/>
+      <w:r>
+        <w:rPr>
+          <w:rFonts w:ascii="Times New Roman" w:hAnsi="Times New Roman"/>
+          <w:iCs/>
+          <w:sz w:val="24"/>
+          <w:szCs w:val="24"/>
+        </w:rPr>
+        <w:t xml:space="preserve"> dataset labeled for segmentation. The standard YOLOv8n-seg model is improved by integrating Dynamic Snake Convolution (</w:t>
+      </w:r>
+      <w:proofErr w:type="spellStart"/>
+      <w:r>
+        <w:rPr>
+          <w:rFonts w:ascii="Times New Roman" w:hAnsi="Times New Roman"/>
+          <w:iCs/>
+          <w:sz w:val="24"/>
+          <w:szCs w:val="24"/>
+        </w:rPr>
+        <w:t>DSConv</w:t>
+      </w:r>
+      <w:proofErr w:type="spellEnd"/>
+      <w:r>
+        <w:rPr>
+          <w:rFonts w:ascii="Times New Roman" w:hAnsi="Times New Roman"/>
+          <w:iCs/>
+          <w:sz w:val="24"/>
+          <w:szCs w:val="24"/>
+        </w:rPr>
+        <w:t>) for better handling of irregular pothole boundaries, the SimAM attention module to highlight informative regions, and the GELU activation function to improve learning stability. In addition to detecting potholes, the system accurately estimates pothole perimeter and depth by combining segmentation outputs with depth maps. The primary objective is to overcome the limitations of 2D vision-based methods by enabling accurate physical characterization of potholes while maintaining low computational complexity and real-time performance.</w:t>
       </w:r>
     </w:p>
     <w:p>
@@ -11792,7 +11920,27 @@
           <w:sz w:val="24"/>
           <w:szCs w:val="24"/>
         </w:rPr>
-        <w:t>We conclude that their work effectively demonstrates the importance of geometry-aware segmentation and depth integration for reliable pothole detection and measurement. The use of DSConv and attention mechanisms improves boundary accuracy for irregular road defects, while segmentation-based depth analysis enables meaningful physical interpretation of potholes. From this study, we infer that precise boundary extraction and depth-informed modeling are essential for advanced road surface understanding. These techniques can be adapted to our project by employing similar segmentation strategies and structural analysis while replacing RGB-D sensors with monocular depth estimation, thereby supporting the development of a real-time wireframe pothole detection system focused on geometric representation and autonomous navigation support.</w:t>
+        <w:t xml:space="preserve">We conclude that their work effectively demonstrates the importance of geometry-aware segmentation and depth integration for reliable pothole detection and measurement. The use of </w:t>
+      </w:r>
+      <w:proofErr w:type="spellStart"/>
+      <w:r>
+        <w:rPr>
+          <w:rFonts w:ascii="Times New Roman" w:hAnsi="Times New Roman"/>
+          <w:iCs/>
+          <w:sz w:val="24"/>
+          <w:szCs w:val="24"/>
+        </w:rPr>
+        <w:t>DSConv</w:t>
+      </w:r>
+      <w:proofErr w:type="spellEnd"/>
+      <w:r>
+        <w:rPr>
+          <w:rFonts w:ascii="Times New Roman" w:hAnsi="Times New Roman"/>
+          <w:iCs/>
+          <w:sz w:val="24"/>
+          <w:szCs w:val="24"/>
+        </w:rPr>
+        <w:t xml:space="preserve"> and attention mechanisms improves boundary accuracy for irregular road defects, while segmentation-based depth analysis enables meaningful physical interpretation of potholes. From this study, we infer that precise boundary extraction and depth-informed modeling are essential for advanced road surface understanding. These techniques can be adapted to our project by employing similar segmentation strategies and structural analysis while replacing RGB-D sensors with monocular depth estimation, thereby supporting the development of a real-time wireframe pothole detection system focused on geometric representation and autonomous navigation support.</w:t>
       </w:r>
     </w:p>
     <w:p>
@@ -11976,14 +12124,65 @@
         </w:rPr>
         <w:t xml:space="preserve">AUTHORS: </w:t>
       </w:r>
-      <w:r>
-        <w:rPr>
-          <w:rFonts w:ascii="Times New Roman" w:hAnsi="Times New Roman"/>
-          <w:iCs/>
-          <w:sz w:val="24"/>
-          <w:szCs w:val="24"/>
-        </w:rPr>
-        <w:t>Dehao Wang, Haohang Zhu, Yiwen Xu, And Kaiqi Liu</w:t>
+      <w:proofErr w:type="spellStart"/>
+      <w:r>
+        <w:rPr>
+          <w:rFonts w:ascii="Times New Roman" w:hAnsi="Times New Roman"/>
+          <w:iCs/>
+          <w:sz w:val="24"/>
+          <w:szCs w:val="24"/>
+        </w:rPr>
+        <w:t>Dehao</w:t>
+      </w:r>
+      <w:proofErr w:type="spellEnd"/>
+      <w:r>
+        <w:rPr>
+          <w:rFonts w:ascii="Times New Roman" w:hAnsi="Times New Roman"/>
+          <w:iCs/>
+          <w:sz w:val="24"/>
+          <w:szCs w:val="24"/>
+        </w:rPr>
+        <w:t xml:space="preserve"> Wang, </w:t>
+      </w:r>
+      <w:proofErr w:type="spellStart"/>
+      <w:r>
+        <w:rPr>
+          <w:rFonts w:ascii="Times New Roman" w:hAnsi="Times New Roman"/>
+          <w:iCs/>
+          <w:sz w:val="24"/>
+          <w:szCs w:val="24"/>
+        </w:rPr>
+        <w:t>Haohang</w:t>
+      </w:r>
+      <w:proofErr w:type="spellEnd"/>
+      <w:r>
+        <w:rPr>
+          <w:rFonts w:ascii="Times New Roman" w:hAnsi="Times New Roman"/>
+          <w:iCs/>
+          <w:sz w:val="24"/>
+          <w:szCs w:val="24"/>
+        </w:rPr>
+        <w:t xml:space="preserve"> Zhu, Yiwen Xu, And </w:t>
+      </w:r>
+      <w:proofErr w:type="spellStart"/>
+      <w:r>
+        <w:rPr>
+          <w:rFonts w:ascii="Times New Roman" w:hAnsi="Times New Roman"/>
+          <w:iCs/>
+          <w:sz w:val="24"/>
+          <w:szCs w:val="24"/>
+        </w:rPr>
+        <w:t>Kaiqi</w:t>
+      </w:r>
+      <w:proofErr w:type="spellEnd"/>
+      <w:r>
+        <w:rPr>
+          <w:rFonts w:ascii="Times New Roman" w:hAnsi="Times New Roman"/>
+          <w:iCs/>
+          <w:sz w:val="24"/>
+          <w:szCs w:val="24"/>
+        </w:rPr>
+        <w:t xml:space="preserve"> Liu</w:t>
       </w:r>
     </w:p>
     <w:p>
@@ -12367,14 +12566,125 @@
         </w:rPr>
         <w:t xml:space="preserve">AUTHORS: </w:t>
       </w:r>
-      <w:r>
-        <w:rPr>
-          <w:rFonts w:ascii="Times New Roman" w:hAnsi="Times New Roman"/>
-          <w:iCs/>
-          <w:sz w:val="24"/>
-          <w:szCs w:val="24"/>
-        </w:rPr>
-        <w:t>Xingbin Yang, Liyang Zhou, Hanqing Jiang, Zhongliang Tang, Yuanbo Wang, Hujun Bao, Guofeng Zhang</w:t>
+      <w:proofErr w:type="spellStart"/>
+      <w:r>
+        <w:rPr>
+          <w:rFonts w:ascii="Times New Roman" w:hAnsi="Times New Roman"/>
+          <w:iCs/>
+          <w:sz w:val="24"/>
+          <w:szCs w:val="24"/>
+        </w:rPr>
+        <w:t>Xingbin</w:t>
+      </w:r>
+      <w:proofErr w:type="spellEnd"/>
+      <w:r>
+        <w:rPr>
+          <w:rFonts w:ascii="Times New Roman" w:hAnsi="Times New Roman"/>
+          <w:iCs/>
+          <w:sz w:val="24"/>
+          <w:szCs w:val="24"/>
+        </w:rPr>
+        <w:t xml:space="preserve"> Yang, </w:t>
+      </w:r>
+      <w:proofErr w:type="spellStart"/>
+      <w:r>
+        <w:rPr>
+          <w:rFonts w:ascii="Times New Roman" w:hAnsi="Times New Roman"/>
+          <w:iCs/>
+          <w:sz w:val="24"/>
+          <w:szCs w:val="24"/>
+        </w:rPr>
+        <w:t>Liyang</w:t>
+      </w:r>
+      <w:proofErr w:type="spellEnd"/>
+      <w:r>
+        <w:rPr>
+          <w:rFonts w:ascii="Times New Roman" w:hAnsi="Times New Roman"/>
+          <w:iCs/>
+          <w:sz w:val="24"/>
+          <w:szCs w:val="24"/>
+        </w:rPr>
+        <w:t xml:space="preserve"> Zhou, </w:t>
+      </w:r>
+      <w:proofErr w:type="spellStart"/>
+      <w:r>
+        <w:rPr>
+          <w:rFonts w:ascii="Times New Roman" w:hAnsi="Times New Roman"/>
+          <w:iCs/>
+          <w:sz w:val="24"/>
+          <w:szCs w:val="24"/>
+        </w:rPr>
+        <w:t>Hanqing</w:t>
+      </w:r>
+      <w:proofErr w:type="spellEnd"/>
+      <w:r>
+        <w:rPr>
+          <w:rFonts w:ascii="Times New Roman" w:hAnsi="Times New Roman"/>
+          <w:iCs/>
+          <w:sz w:val="24"/>
+          <w:szCs w:val="24"/>
+        </w:rPr>
+        <w:t xml:space="preserve"> Jiang, </w:t>
+      </w:r>
+      <w:proofErr w:type="spellStart"/>
+      <w:r>
+        <w:rPr>
+          <w:rFonts w:ascii="Times New Roman" w:hAnsi="Times New Roman"/>
+          <w:iCs/>
+          <w:sz w:val="24"/>
+          <w:szCs w:val="24"/>
+        </w:rPr>
+        <w:t>Zhongliang</w:t>
+      </w:r>
+      <w:proofErr w:type="spellEnd"/>
+      <w:r>
+        <w:rPr>
+          <w:rFonts w:ascii="Times New Roman" w:hAnsi="Times New Roman"/>
+          <w:iCs/>
+          <w:sz w:val="24"/>
+          <w:szCs w:val="24"/>
+        </w:rPr>
+        <w:t xml:space="preserve"> Tang, </w:t>
+      </w:r>
+      <w:proofErr w:type="spellStart"/>
+      <w:r>
+        <w:rPr>
+          <w:rFonts w:ascii="Times New Roman" w:hAnsi="Times New Roman"/>
+          <w:iCs/>
+          <w:sz w:val="24"/>
+          <w:szCs w:val="24"/>
+        </w:rPr>
+        <w:t>Yuanbo</w:t>
+      </w:r>
+      <w:proofErr w:type="spellEnd"/>
+      <w:r>
+        <w:rPr>
+          <w:rFonts w:ascii="Times New Roman" w:hAnsi="Times New Roman"/>
+          <w:iCs/>
+          <w:sz w:val="24"/>
+          <w:szCs w:val="24"/>
+        </w:rPr>
+        <w:t xml:space="preserve"> Wang, </w:t>
+      </w:r>
+      <w:proofErr w:type="spellStart"/>
+      <w:r>
+        <w:rPr>
+          <w:rFonts w:ascii="Times New Roman" w:hAnsi="Times New Roman"/>
+          <w:iCs/>
+          <w:sz w:val="24"/>
+          <w:szCs w:val="24"/>
+        </w:rPr>
+        <w:t>Hujun</w:t>
+      </w:r>
+      <w:proofErr w:type="spellEnd"/>
+      <w:r>
+        <w:rPr>
+          <w:rFonts w:ascii="Times New Roman" w:hAnsi="Times New Roman"/>
+          <w:iCs/>
+          <w:sz w:val="24"/>
+          <w:szCs w:val="24"/>
+        </w:rPr>
+        <w:t xml:space="preserve"> Bao, Guofeng Zhang</w:t>
       </w:r>
     </w:p>
     <w:p>
@@ -12763,7 +13073,27 @@
           <w:sz w:val="24"/>
           <w:szCs w:val="24"/>
         </w:rPr>
-        <w:t>Amel Ali Alhussan, Doaa Sami Khafaga, El-Sayed M. El-Kenawy,</w:t>
+        <w:t>Amel Ali Alhussan, Doaa Sami Khafaga, El-Sayed M. El-</w:t>
+      </w:r>
+      <w:proofErr w:type="spellStart"/>
+      <w:r>
+        <w:rPr>
+          <w:rFonts w:ascii="Times New Roman" w:hAnsi="Times New Roman"/>
+          <w:iCs/>
+          <w:sz w:val="24"/>
+          <w:szCs w:val="24"/>
+        </w:rPr>
+        <w:t>Kenawy</w:t>
+      </w:r>
+      <w:proofErr w:type="spellEnd"/>
+      <w:r>
+        <w:rPr>
+          <w:rFonts w:ascii="Times New Roman" w:hAnsi="Times New Roman"/>
+          <w:iCs/>
+          <w:sz w:val="24"/>
+          <w:szCs w:val="24"/>
+        </w:rPr>
+        <w:t>,</w:t>
       </w:r>
       <w:r>
         <w:rPr>
@@ -12773,7 +13103,26 @@
           <w:szCs w:val="24"/>
         </w:rPr>
         <w:br/>
-        <w:t>Abdelhameed Ibrahim, Marwa Metwally Eid, Abdelaziz A. Abdelhamid</w:t>
+      </w:r>
+      <w:proofErr w:type="spellStart"/>
+      <w:r>
+        <w:rPr>
+          <w:rFonts w:ascii="Times New Roman" w:hAnsi="Times New Roman"/>
+          <w:iCs/>
+          <w:sz w:val="24"/>
+          <w:szCs w:val="24"/>
+        </w:rPr>
+        <w:t>Abdelhameed</w:t>
+      </w:r>
+      <w:proofErr w:type="spellEnd"/>
+      <w:r>
+        <w:rPr>
+          <w:rFonts w:ascii="Times New Roman" w:hAnsi="Times New Roman"/>
+          <w:iCs/>
+          <w:sz w:val="24"/>
+          <w:szCs w:val="24"/>
+        </w:rPr>
+        <w:t xml:space="preserve"> Ibrahim, Marwa Metwally Eid, Abdelaziz A. Abdelhamid</w:t>
       </w:r>
     </w:p>
     <w:p>
@@ -13183,8 +13532,19 @@
           <w:sz w:val="24"/>
           <w:szCs w:val="24"/>
         </w:rPr>
-        <w:t>Siim Meerits</w:t>
-      </w:r>
+        <w:t xml:space="preserve">Siim </w:t>
+      </w:r>
+      <w:proofErr w:type="spellStart"/>
+      <w:r>
+        <w:rPr>
+          <w:rFonts w:ascii="Times New Roman" w:hAnsi="Times New Roman"/>
+          <w:iCs/>
+          <w:sz w:val="24"/>
+          <w:szCs w:val="24"/>
+        </w:rPr>
+        <w:t>Meerits</w:t>
+      </w:r>
+      <w:proofErr w:type="spellEnd"/>
       <w:r>
         <w:rPr>
           <w:rFonts w:ascii="Times New Roman" w:hAnsi="Times New Roman"/>
@@ -13769,7 +14129,27 @@
                 <w:sz w:val="24"/>
                 <w:szCs w:val="24"/>
               </w:rPr>
-              <w:t>Mustafa Yurdakul, Şakir Taşdemir</w:t>
+              <w:t xml:space="preserve">Mustafa Yurdakul, </w:t>
+            </w:r>
+            <w:proofErr w:type="spellStart"/>
+            <w:r>
+              <w:rPr>
+                <w:rFonts w:ascii="Times New Roman" w:hAnsi="Times New Roman"/>
+                <w:iCs/>
+                <w:sz w:val="24"/>
+                <w:szCs w:val="24"/>
+              </w:rPr>
+              <w:t>Şakir</w:t>
+            </w:r>
+            <w:proofErr w:type="spellEnd"/>
+            <w:r>
+              <w:rPr>
+                <w:rFonts w:ascii="Times New Roman" w:hAnsi="Times New Roman"/>
+                <w:iCs/>
+                <w:sz w:val="24"/>
+                <w:szCs w:val="24"/>
+              </w:rPr>
+              <w:t xml:space="preserve"> Taşdemir</w:t>
             </w:r>
           </w:p>
         </w:tc>
@@ -13831,7 +14211,28 @@
                 <w:lang w:val="en-IN"/>
               </w:rPr>
               <w:br/>
-              <w:t>DSConv,</w:t>
+            </w:r>
+            <w:proofErr w:type="spellStart"/>
+            <w:r>
+              <w:rPr>
+                <w:rFonts w:ascii="Times New Roman" w:hAnsi="Times New Roman"/>
+                <w:iCs/>
+                <w:sz w:val="24"/>
+                <w:szCs w:val="24"/>
+                <w:lang w:val="en-IN"/>
+              </w:rPr>
+              <w:t>DSConv</w:t>
+            </w:r>
+            <w:proofErr w:type="spellEnd"/>
+            <w:r>
+              <w:rPr>
+                <w:rFonts w:ascii="Times New Roman" w:hAnsi="Times New Roman"/>
+                <w:iCs/>
+                <w:sz w:val="24"/>
+                <w:szCs w:val="24"/>
+                <w:lang w:val="en-IN"/>
+              </w:rPr>
+              <w:t>,</w:t>
             </w:r>
             <w:r>
               <w:rPr>
@@ -13890,7 +14291,29 @@
                 <w:szCs w:val="24"/>
                 <w:lang w:val="en-IN"/>
               </w:rPr>
-              <w:t>I conclude that integrating DSConv and SimAM into a YOLOv8 seg yields more accurate pothole masks and reliable physical measurements, which I can apply to my</w:t>
+              <w:t xml:space="preserve">I conclude that integrating </w:t>
+            </w:r>
+            <w:proofErr w:type="spellStart"/>
+            <w:r>
+              <w:rPr>
+                <w:rFonts w:ascii="Times New Roman" w:hAnsi="Times New Roman"/>
+                <w:iCs/>
+                <w:sz w:val="24"/>
+                <w:szCs w:val="24"/>
+                <w:lang w:val="en-IN"/>
+              </w:rPr>
+              <w:t>DSConv</w:t>
+            </w:r>
+            <w:proofErr w:type="spellEnd"/>
+            <w:r>
+              <w:rPr>
+                <w:rFonts w:ascii="Times New Roman" w:hAnsi="Times New Roman"/>
+                <w:iCs/>
+                <w:sz w:val="24"/>
+                <w:szCs w:val="24"/>
+                <w:lang w:val="en-IN"/>
+              </w:rPr>
+              <w:t xml:space="preserve"> and SimAM into a YOLOv8 seg yields more accurate pothole masks and reliable physical measurements, which I can apply to my</w:t>
             </w:r>
             <w:r>
               <w:rPr>
@@ -13998,6 +14421,7 @@
                 <w:szCs w:val="24"/>
               </w:rPr>
             </w:pPr>
+            <w:proofErr w:type="spellStart"/>
             <w:r>
               <w:rPr>
                 <w:rFonts w:ascii="Times New Roman" w:hAnsi="Times New Roman"/>
@@ -14005,7 +14429,57 @@
                 <w:sz w:val="24"/>
                 <w:szCs w:val="24"/>
               </w:rPr>
-              <w:t>Dehao Wang, Haohang Zhu, Yiwen Xu, And Kaiqi Liu</w:t>
+              <w:t>Dehao</w:t>
+            </w:r>
+            <w:proofErr w:type="spellEnd"/>
+            <w:r>
+              <w:rPr>
+                <w:rFonts w:ascii="Times New Roman" w:hAnsi="Times New Roman"/>
+                <w:iCs/>
+                <w:sz w:val="24"/>
+                <w:szCs w:val="24"/>
+              </w:rPr>
+              <w:t xml:space="preserve"> Wang, </w:t>
+            </w:r>
+            <w:proofErr w:type="spellStart"/>
+            <w:r>
+              <w:rPr>
+                <w:rFonts w:ascii="Times New Roman" w:hAnsi="Times New Roman"/>
+                <w:iCs/>
+                <w:sz w:val="24"/>
+                <w:szCs w:val="24"/>
+              </w:rPr>
+              <w:t>Haohang</w:t>
+            </w:r>
+            <w:proofErr w:type="spellEnd"/>
+            <w:r>
+              <w:rPr>
+                <w:rFonts w:ascii="Times New Roman" w:hAnsi="Times New Roman"/>
+                <w:iCs/>
+                <w:sz w:val="24"/>
+                <w:szCs w:val="24"/>
+              </w:rPr>
+              <w:t xml:space="preserve"> Zhu, Yiwen Xu, And </w:t>
+            </w:r>
+            <w:proofErr w:type="spellStart"/>
+            <w:r>
+              <w:rPr>
+                <w:rFonts w:ascii="Times New Roman" w:hAnsi="Times New Roman"/>
+                <w:iCs/>
+                <w:sz w:val="24"/>
+                <w:szCs w:val="24"/>
+              </w:rPr>
+              <w:t>Kaiqi</w:t>
+            </w:r>
+            <w:proofErr w:type="spellEnd"/>
+            <w:r>
+              <w:rPr>
+                <w:rFonts w:ascii="Times New Roman" w:hAnsi="Times New Roman"/>
+                <w:iCs/>
+                <w:sz w:val="24"/>
+                <w:szCs w:val="24"/>
+              </w:rPr>
+              <w:t xml:space="preserve"> Liu</w:t>
             </w:r>
           </w:p>
         </w:tc>
@@ -14067,7 +14541,28 @@
                 <w:lang w:val="en-IN"/>
               </w:rPr>
               <w:br/>
-              <w:t>BoT-SORT,</w:t>
+            </w:r>
+            <w:proofErr w:type="spellStart"/>
+            <w:r>
+              <w:rPr>
+                <w:rFonts w:ascii="Times New Roman" w:hAnsi="Times New Roman"/>
+                <w:iCs/>
+                <w:sz w:val="24"/>
+                <w:szCs w:val="24"/>
+                <w:lang w:val="en-IN"/>
+              </w:rPr>
+              <w:t>BoT</w:t>
+            </w:r>
+            <w:proofErr w:type="spellEnd"/>
+            <w:r>
+              <w:rPr>
+                <w:rFonts w:ascii="Times New Roman" w:hAnsi="Times New Roman"/>
+                <w:iCs/>
+                <w:sz w:val="24"/>
+                <w:szCs w:val="24"/>
+                <w:lang w:val="en-IN"/>
+              </w:rPr>
+              <w:t>-SORT,</w:t>
             </w:r>
             <w:r>
               <w:rPr>
@@ -14108,7 +14603,28 @@
                 <w:lang w:val="en-IN"/>
               </w:rPr>
               <w:br/>
-              <w:t>DepthAnything,</w:t>
+            </w:r>
+            <w:proofErr w:type="spellStart"/>
+            <w:r>
+              <w:rPr>
+                <w:rFonts w:ascii="Times New Roman" w:hAnsi="Times New Roman"/>
+                <w:iCs/>
+                <w:sz w:val="24"/>
+                <w:szCs w:val="24"/>
+                <w:lang w:val="en-IN"/>
+              </w:rPr>
+              <w:t>DepthAnything</w:t>
+            </w:r>
+            <w:proofErr w:type="spellEnd"/>
+            <w:r>
+              <w:rPr>
+                <w:rFonts w:ascii="Times New Roman" w:hAnsi="Times New Roman"/>
+                <w:iCs/>
+                <w:sz w:val="24"/>
+                <w:szCs w:val="24"/>
+                <w:lang w:val="en-IN"/>
+              </w:rPr>
+              <w:t>,</w:t>
             </w:r>
             <w:r>
               <w:rPr>
@@ -14255,6 +14771,7 @@
                 <w:szCs w:val="24"/>
               </w:rPr>
             </w:pPr>
+            <w:proofErr w:type="spellStart"/>
             <w:r>
               <w:rPr>
                 <w:rFonts w:ascii="Times New Roman" w:hAnsi="Times New Roman"/>
@@ -14262,7 +14779,117 @@
                 <w:sz w:val="24"/>
                 <w:szCs w:val="24"/>
               </w:rPr>
-              <w:t>Xingbin Yang, Liyang Zhou, Hanqing Jiang, Zhongliang Tang, Yuanbo Wang, Hujun Bao, Guofeng Zhang</w:t>
+              <w:t>Xingbin</w:t>
+            </w:r>
+            <w:proofErr w:type="spellEnd"/>
+            <w:r>
+              <w:rPr>
+                <w:rFonts w:ascii="Times New Roman" w:hAnsi="Times New Roman"/>
+                <w:iCs/>
+                <w:sz w:val="24"/>
+                <w:szCs w:val="24"/>
+              </w:rPr>
+              <w:t xml:space="preserve"> Yang, </w:t>
+            </w:r>
+            <w:proofErr w:type="spellStart"/>
+            <w:r>
+              <w:rPr>
+                <w:rFonts w:ascii="Times New Roman" w:hAnsi="Times New Roman"/>
+                <w:iCs/>
+                <w:sz w:val="24"/>
+                <w:szCs w:val="24"/>
+              </w:rPr>
+              <w:t>Liyang</w:t>
+            </w:r>
+            <w:proofErr w:type="spellEnd"/>
+            <w:r>
+              <w:rPr>
+                <w:rFonts w:ascii="Times New Roman" w:hAnsi="Times New Roman"/>
+                <w:iCs/>
+                <w:sz w:val="24"/>
+                <w:szCs w:val="24"/>
+              </w:rPr>
+              <w:t xml:space="preserve"> Zhou, </w:t>
+            </w:r>
+            <w:proofErr w:type="spellStart"/>
+            <w:r>
+              <w:rPr>
+                <w:rFonts w:ascii="Times New Roman" w:hAnsi="Times New Roman"/>
+                <w:iCs/>
+                <w:sz w:val="24"/>
+                <w:szCs w:val="24"/>
+              </w:rPr>
+              <w:t>Hanqing</w:t>
+            </w:r>
+            <w:proofErr w:type="spellEnd"/>
+            <w:r>
+              <w:rPr>
+                <w:rFonts w:ascii="Times New Roman" w:hAnsi="Times New Roman"/>
+                <w:iCs/>
+                <w:sz w:val="24"/>
+                <w:szCs w:val="24"/>
+              </w:rPr>
+              <w:t xml:space="preserve"> Jiang, </w:t>
+            </w:r>
+            <w:proofErr w:type="spellStart"/>
+            <w:r>
+              <w:rPr>
+                <w:rFonts w:ascii="Times New Roman" w:hAnsi="Times New Roman"/>
+                <w:iCs/>
+                <w:sz w:val="24"/>
+                <w:szCs w:val="24"/>
+              </w:rPr>
+              <w:t>Zhongliang</w:t>
+            </w:r>
+            <w:proofErr w:type="spellEnd"/>
+            <w:r>
+              <w:rPr>
+                <w:rFonts w:ascii="Times New Roman" w:hAnsi="Times New Roman"/>
+                <w:iCs/>
+                <w:sz w:val="24"/>
+                <w:szCs w:val="24"/>
+              </w:rPr>
+              <w:t xml:space="preserve"> Tang, </w:t>
+            </w:r>
+            <w:proofErr w:type="spellStart"/>
+            <w:r>
+              <w:rPr>
+                <w:rFonts w:ascii="Times New Roman" w:hAnsi="Times New Roman"/>
+                <w:iCs/>
+                <w:sz w:val="24"/>
+                <w:szCs w:val="24"/>
+              </w:rPr>
+              <w:t>Yuanbo</w:t>
+            </w:r>
+            <w:proofErr w:type="spellEnd"/>
+            <w:r>
+              <w:rPr>
+                <w:rFonts w:ascii="Times New Roman" w:hAnsi="Times New Roman"/>
+                <w:iCs/>
+                <w:sz w:val="24"/>
+                <w:szCs w:val="24"/>
+              </w:rPr>
+              <w:t xml:space="preserve"> Wang, </w:t>
+            </w:r>
+            <w:proofErr w:type="spellStart"/>
+            <w:r>
+              <w:rPr>
+                <w:rFonts w:ascii="Times New Roman" w:hAnsi="Times New Roman"/>
+                <w:iCs/>
+                <w:sz w:val="24"/>
+                <w:szCs w:val="24"/>
+              </w:rPr>
+              <w:t>Hujun</w:t>
+            </w:r>
+            <w:proofErr w:type="spellEnd"/>
+            <w:r>
+              <w:rPr>
+                <w:rFonts w:ascii="Times New Roman" w:hAnsi="Times New Roman"/>
+                <w:iCs/>
+                <w:sz w:val="24"/>
+                <w:szCs w:val="24"/>
+              </w:rPr>
+              <w:t xml:space="preserve"> Bao, Guofeng Zhang</w:t>
             </w:r>
           </w:p>
         </w:tc>
@@ -14501,7 +15128,27 @@
                 <w:sz w:val="24"/>
                 <w:szCs w:val="24"/>
               </w:rPr>
-              <w:t>Amel Ali Alhussan, Doaa Sami Khafaga, El-Sayed M. El-Kenawy,</w:t>
+              <w:t>Amel Ali Alhussan, Doaa Sami Khafaga, El-Sayed M. El-</w:t>
+            </w:r>
+            <w:proofErr w:type="spellStart"/>
+            <w:r>
+              <w:rPr>
+                <w:rFonts w:ascii="Times New Roman" w:hAnsi="Times New Roman"/>
+                <w:iCs/>
+                <w:sz w:val="24"/>
+                <w:szCs w:val="24"/>
+              </w:rPr>
+              <w:t>Kenawy</w:t>
+            </w:r>
+            <w:proofErr w:type="spellEnd"/>
+            <w:r>
+              <w:rPr>
+                <w:rFonts w:ascii="Times New Roman" w:hAnsi="Times New Roman"/>
+                <w:iCs/>
+                <w:sz w:val="24"/>
+                <w:szCs w:val="24"/>
+              </w:rPr>
+              <w:t>,</w:t>
             </w:r>
             <w:r>
               <w:rPr>
@@ -14511,7 +15158,26 @@
                 <w:szCs w:val="24"/>
               </w:rPr>
               <w:br/>
-              <w:t>Abdelhameed Ibrahim, Marwa Metwally Eid, Abdelaziz A. Abdelhamid</w:t>
+            </w:r>
+            <w:proofErr w:type="spellStart"/>
+            <w:r>
+              <w:rPr>
+                <w:rFonts w:ascii="Times New Roman" w:hAnsi="Times New Roman"/>
+                <w:iCs/>
+                <w:sz w:val="24"/>
+                <w:szCs w:val="24"/>
+              </w:rPr>
+              <w:t>Abdelhameed</w:t>
+            </w:r>
+            <w:proofErr w:type="spellEnd"/>
+            <w:r>
+              <w:rPr>
+                <w:rFonts w:ascii="Times New Roman" w:hAnsi="Times New Roman"/>
+                <w:iCs/>
+                <w:sz w:val="24"/>
+                <w:szCs w:val="24"/>
+              </w:rPr>
+              <w:t xml:space="preserve"> Ibrahim, Marwa Metwally Eid, Abdelaziz A. Abdelhamid</w:t>
             </w:r>
           </w:p>
         </w:tc>
@@ -14759,8 +15425,19 @@
                 <w:sz w:val="24"/>
                 <w:szCs w:val="24"/>
               </w:rPr>
-              <w:t>Siim Meerits</w:t>
+              <w:t xml:space="preserve">Siim </w:t>
             </w:r>
+            <w:proofErr w:type="spellStart"/>
+            <w:r>
+              <w:rPr>
+                <w:rFonts w:ascii="Times New Roman" w:hAnsi="Times New Roman"/>
+                <w:iCs/>
+                <w:sz w:val="24"/>
+                <w:szCs w:val="24"/>
+              </w:rPr>
+              <w:t>Meerits</w:t>
+            </w:r>
+            <w:proofErr w:type="spellEnd"/>
             <w:r>
               <w:rPr>
                 <w:rFonts w:ascii="Times New Roman" w:hAnsi="Times New Roman"/>
@@ -14916,7 +15593,29 @@
                 <w:szCs w:val="24"/>
                 <w:lang w:val="en-IN"/>
               </w:rPr>
-              <w:t>I conclude that their GPU-parallel mesh approach, gives insight into achieving fast, reliable surface modeling—enhancing the efficiency of mesh processing in pothole detection systems.</w:t>
+              <w:t xml:space="preserve">I conclude that their GPU-parallel mesh approach, gives insight into achieving fast, reliable surface </w:t>
+            </w:r>
+            <w:proofErr w:type="spellStart"/>
+            <w:r>
+              <w:rPr>
+                <w:rFonts w:ascii="Times New Roman" w:hAnsi="Times New Roman"/>
+                <w:iCs/>
+                <w:sz w:val="24"/>
+                <w:szCs w:val="24"/>
+                <w:lang w:val="en-IN"/>
+              </w:rPr>
+              <w:t>modeling</w:t>
+            </w:r>
+            <w:proofErr w:type="spellEnd"/>
+            <w:r>
+              <w:rPr>
+                <w:rFonts w:ascii="Times New Roman" w:hAnsi="Times New Roman"/>
+                <w:iCs/>
+                <w:sz w:val="24"/>
+                <w:szCs w:val="24"/>
+                <w:lang w:val="en-IN"/>
+              </w:rPr>
+              <w:t>—enhancing the efficiency of mesh processing in pothole detection systems.</w:t>
             </w:r>
           </w:p>
           <w:p>
@@ -15112,6 +15811,15 @@
         </w:rPr>
         <w:t>Existing pothole detection and road maintenance systems primarily rely on a combination of vision-based, vibration-based, and depth-based sensing approaches to identify and characterize road surface defects. Among these, recent systems have shown a growing preference for sensor fusion techniques, integrating camera and LiDAR data to overcome the limitations of individual sensing modalities. A representative existing system integrates RGB camera data with LiDAR-based depth sensing to enable accurate detection, geometric characterization, and geo-positioning of potholes for automated road inspection and maintenance.</w:t>
       </w:r>
+      <w:r>
+        <w:rPr>
+          <w:rFonts w:ascii="Times New Roman" w:hAnsi="Times New Roman"/>
+          <w:iCs/>
+          <w:sz w:val="24"/>
+          <w:szCs w:val="24"/>
+        </w:rPr>
+        <w:t xml:space="preserve"> [1]</w:t>
+      </w:r>
     </w:p>
     <w:p>
       <w:pPr>
@@ -15147,6 +15855,24 @@
         </w:rPr>
         <w:t>In the existing system, visual data captured by an RGB camera is processed using deep learning–based object detection models, particularly the YOLO family of architectures. Multiple YOLO variants, including YOLOv5, YOLOv6, YOLOv7, and YOLOv8, are trained and evaluated for pothole detection performance, with YOLOv5 selected for real-time deployment due to its balance between accuracy and computational efficiency. The camera-based detection provides two-dimensional localization of potholes in the form of bounding boxes, which serve as the initial stage of the perception pipeline.</w:t>
       </w:r>
+      <w:r>
+        <w:rPr>
+          <w:rFonts w:ascii="Times New Roman" w:hAnsi="Times New Roman"/>
+          <w:iCs/>
+          <w:sz w:val="24"/>
+          <w:szCs w:val="24"/>
+        </w:rPr>
+        <w:t xml:space="preserve"> </w:t>
+      </w:r>
+      <w:r>
+        <w:rPr>
+          <w:rFonts w:ascii="Times New Roman" w:hAnsi="Times New Roman"/>
+          <w:iCs/>
+          <w:sz w:val="24"/>
+          <w:szCs w:val="24"/>
+        </w:rPr>
+        <w:t>[1]</w:t>
+      </w:r>
     </w:p>
     <w:p>
       <w:pPr>
@@ -15182,6 +15908,24 @@
         </w:rPr>
         <w:t>To address the lack of depth information inherent in camera-only systems, LiDAR sensors are integrated into the existing framework. Camera–LiDAR calibration is performed to align visual detections with corresponding three-dimensional point cloud data. Once a pothole is detected in the image frame, the bounding box coordinates are projected onto the LiDAR point cloud to extract depth information associated with the detected region. This sensor fusion approach enables the system to compute geometric attributes such as pothole depth, surface area, and volume using algorithms like the Convex Hull method.</w:t>
       </w:r>
+      <w:r>
+        <w:rPr>
+          <w:rFonts w:ascii="Times New Roman" w:hAnsi="Times New Roman"/>
+          <w:iCs/>
+          <w:sz w:val="24"/>
+          <w:szCs w:val="24"/>
+        </w:rPr>
+        <w:t xml:space="preserve"> </w:t>
+      </w:r>
+      <w:r>
+        <w:rPr>
+          <w:rFonts w:ascii="Times New Roman" w:hAnsi="Times New Roman"/>
+          <w:iCs/>
+          <w:sz w:val="24"/>
+          <w:szCs w:val="24"/>
+        </w:rPr>
+        <w:t>[1]</w:t>
+      </w:r>
     </w:p>
     <w:p>
       <w:pPr>
@@ -15217,6 +15961,24 @@
         </w:rPr>
         <w:t>Additionally, the existing system incorporates GNSS-based geo-positioning to map detected potholes accurately on a geographic coordinate system. This allows potholes to be visualized on interactive maps along with their computed geometric properties, supporting road maintenance planning and prioritization. Field deployment of such systems has demonstrated the ability to detect and characterize potholes in real-world road environments with reasonable accuracy and reliability.</w:t>
       </w:r>
+      <w:r>
+        <w:rPr>
+          <w:rFonts w:ascii="Times New Roman" w:hAnsi="Times New Roman"/>
+          <w:iCs/>
+          <w:sz w:val="24"/>
+          <w:szCs w:val="24"/>
+        </w:rPr>
+        <w:t xml:space="preserve"> </w:t>
+      </w:r>
+      <w:r>
+        <w:rPr>
+          <w:rFonts w:ascii="Times New Roman" w:hAnsi="Times New Roman"/>
+          <w:iCs/>
+          <w:sz w:val="24"/>
+          <w:szCs w:val="24"/>
+        </w:rPr>
+        <w:t>[1]</w:t>
+      </w:r>
     </w:p>
     <w:p>
       <w:pPr>
@@ -15252,6 +16014,24 @@
         </w:rPr>
         <w:t>While the existing system provides detailed geometric characterization of potholes and significantly reduces manual inspection effort, it exhibits certain limitations. The reliance on LiDAR and GNSS increases hardware cost, power consumption, and system complexity, limiting scalability and mass deployment. Furthermore, the perception pipeline focuses primarily on feature extraction and road maintenance applications rather than real-time navigation or autonomous vehicle decision-making. These limitations motivate the need for a more cost-effective, camera-only solution capable of real-time structural understanding, which forms the basis for the proposed system.</w:t>
       </w:r>
+      <w:r>
+        <w:rPr>
+          <w:rFonts w:ascii="Times New Roman" w:hAnsi="Times New Roman"/>
+          <w:iCs/>
+          <w:sz w:val="24"/>
+          <w:szCs w:val="24"/>
+        </w:rPr>
+        <w:t xml:space="preserve"> </w:t>
+      </w:r>
+      <w:r>
+        <w:rPr>
+          <w:rFonts w:ascii="Times New Roman" w:hAnsi="Times New Roman"/>
+          <w:iCs/>
+          <w:sz w:val="24"/>
+          <w:szCs w:val="24"/>
+        </w:rPr>
+        <w:t>[1]</w:t>
+      </w:r>
     </w:p>
     <w:p>
       <w:pPr>
@@ -15334,22 +16114,51 @@
     <w:p>
       <w:pPr>
         <w:spacing w:after="0" w:line="240" w:lineRule="auto"/>
+        <w:ind w:left="360" w:firstLine="360"/>
+        <w:jc w:val="both"/>
+        <w:rPr>
+          <w:rFonts w:ascii="Times New Roman" w:hAnsi="Times New Roman"/>
+          <w:sz w:val="24"/>
+          <w:szCs w:val="24"/>
+        </w:rPr>
+      </w:pPr>
+      <w:r>
+        <w:rPr>
+          <w:rFonts w:ascii="Times New Roman" w:hAnsi="Times New Roman"/>
+          <w:sz w:val="24"/>
+          <w:szCs w:val="24"/>
+        </w:rPr>
+        <w:t>Despite providing accurate geometric characterization of potholes, the existing system suffers from several practical and technical limitations that restrict its applicability in real-time autonomous driving scenarios. The heavy reliance on LiDAR and GNSS significantly increases hardware cost, power consumption, and system complexity, making large-scale deployment and integration into low-cost or mass-market vehicles impractical. Camera–LiDAR calibration introduces additional setup complexity and is sensitive to sensor misalignment and environmental disturbances, which can degrade depth accuracy over time. Moreover, LiDAR-based systems are affected by weather conditions such as rain, dust, and fog, reducing reliability in real-world driving environments. The existing approach primarily generates post-processed geometric information for road maintenance and mapping rather than supporting low-latency, real-time navigation decisions. Its dependence on 2D bounding boxes followed by external depth extraction limits structural understanding and does not provide a continuous geometric representation of potholes. These limitations highlight the need for a lightweight, camera-only system capable of real-time depth estimation and structural modeling, motivating the proposed real-time wireframe pothole detection system that addresses scalability, cost efficiency, and autonomous navigation requirements.</w:t>
+      </w:r>
+      <w:r>
+        <w:rPr>
+          <w:rFonts w:ascii="Times New Roman" w:hAnsi="Times New Roman"/>
+          <w:iCs/>
+          <w:sz w:val="24"/>
+          <w:szCs w:val="24"/>
+        </w:rPr>
+        <w:t xml:space="preserve"> </w:t>
+      </w:r>
+      <w:r>
+        <w:rPr>
+          <w:rFonts w:ascii="Times New Roman" w:hAnsi="Times New Roman"/>
+          <w:iCs/>
+          <w:sz w:val="24"/>
+          <w:szCs w:val="24"/>
+        </w:rPr>
+        <w:t>[1]</w:t>
+      </w:r>
+    </w:p>
+    <w:p>
+      <w:pPr>
+        <w:spacing w:after="0" w:line="240" w:lineRule="auto"/>
         <w:ind w:left="360"/>
-        <w:jc w:val="both"/>
-        <w:rPr>
-          <w:rFonts w:ascii="Times New Roman" w:hAnsi="Times New Roman"/>
-          <w:sz w:val="24"/>
-          <w:szCs w:val="24"/>
-        </w:rPr>
-      </w:pPr>
-      <w:r>
-        <w:rPr>
-          <w:rFonts w:ascii="Times New Roman" w:hAnsi="Times New Roman"/>
-          <w:sz w:val="24"/>
-          <w:szCs w:val="24"/>
-        </w:rPr>
-        <w:t>Despite providing accurate geometric characterization of potholes, the existing system suffers from several practical and technical limitations that restrict its applicability in real-time autonomous driving scenarios. The heavy reliance on LiDAR and GNSS significantly increases hardware cost, power consumption, and system complexity, making large-scale deployment and integration into low-cost or mass-market vehicles impractical. Camera–LiDAR calibration introduces additional setup complexity and is sensitive to sensor misalignment and environmental disturbances, which can degrade depth accuracy over time. Moreover, LiDAR-based systems are affected by weather conditions such as rain, dust, and fog, reducing reliability in real-world driving environments. The existing approach primarily generates post-processed geometric information for road maintenance and mapping rather than supporting low-latency, real-time navigation decisions. Its dependence on 2D bounding boxes followed by external depth extraction limits structural understanding and does not provide a continuous geometric representation of potholes. These limitations highlight the need for a lightweight, camera-only system capable of real-time depth estimation and structural modeling, motivating the proposed real-time wireframe pothole detection system that addresses scalability, cost efficiency, and autonomous navigation requirements.</w:t>
-      </w:r>
+        <w:rPr>
+          <w:rFonts w:ascii="Times New Roman" w:hAnsi="Times New Roman"/>
+          <w:sz w:val="24"/>
+          <w:szCs w:val="24"/>
+        </w:rPr>
+      </w:pPr>
     </w:p>
     <w:p>
       <w:pPr>
@@ -15361,6 +16170,34 @@
           <w:szCs w:val="24"/>
         </w:rPr>
       </w:pPr>
+      <w:r>
+        <w:rPr>
+          <w:rFonts w:ascii="Times New Roman" w:hAnsi="Times New Roman"/>
+          <w:b/>
+          <w:bCs/>
+          <w:sz w:val="24"/>
+          <w:szCs w:val="24"/>
+        </w:rPr>
+        <w:t>3.1.2</w:t>
+      </w:r>
+      <w:r>
+        <w:rPr>
+          <w:rFonts w:ascii="Times New Roman" w:hAnsi="Times New Roman"/>
+          <w:sz w:val="24"/>
+          <w:szCs w:val="24"/>
+        </w:rPr>
+        <w:t xml:space="preserve"> </w:t>
+      </w:r>
+      <w:r>
+        <w:rPr>
+          <w:rFonts w:ascii="Times New Roman" w:hAnsi="Times New Roman"/>
+          <w:b/>
+          <w:bCs/>
+          <w:sz w:val="24"/>
+          <w:szCs w:val="24"/>
+        </w:rPr>
+        <w:t>EXISTING SYSTEM ARCHITECTURE</w:t>
+      </w:r>
     </w:p>
     <w:p>
       <w:pPr>
@@ -15372,50 +16209,11 @@
           <w:szCs w:val="24"/>
         </w:rPr>
       </w:pPr>
-      <w:r>
-        <w:rPr>
-          <w:rFonts w:ascii="Times New Roman" w:hAnsi="Times New Roman"/>
-          <w:b/>
-          <w:bCs/>
-          <w:sz w:val="24"/>
-          <w:szCs w:val="24"/>
-        </w:rPr>
-        <w:t>3.1.2</w:t>
-      </w:r>
-      <w:r>
-        <w:rPr>
-          <w:rFonts w:ascii="Times New Roman" w:hAnsi="Times New Roman"/>
-          <w:sz w:val="24"/>
-          <w:szCs w:val="24"/>
-        </w:rPr>
-        <w:t xml:space="preserve"> </w:t>
-      </w:r>
-      <w:r>
-        <w:rPr>
-          <w:rFonts w:ascii="Times New Roman" w:hAnsi="Times New Roman"/>
-          <w:b/>
-          <w:bCs/>
-          <w:sz w:val="24"/>
-          <w:szCs w:val="24"/>
-        </w:rPr>
-        <w:t>EXISTING SYSTEM ARCHITECTURE</w:t>
-      </w:r>
-    </w:p>
-    <w:p>
-      <w:pPr>
-        <w:spacing w:after="0" w:line="240" w:lineRule="auto"/>
-        <w:ind w:left="360"/>
-        <w:rPr>
-          <w:rFonts w:ascii="Times New Roman" w:hAnsi="Times New Roman"/>
-          <w:sz w:val="24"/>
-          <w:szCs w:val="24"/>
-        </w:rPr>
-      </w:pPr>
-    </w:p>
-    <w:p>
-      <w:pPr>
-        <w:spacing w:after="0" w:line="240" w:lineRule="auto"/>
-        <w:ind w:left="360"/>
+    </w:p>
+    <w:p>
+      <w:pPr>
+        <w:spacing w:after="0" w:line="240" w:lineRule="auto"/>
+        <w:ind w:left="1080"/>
         <w:rPr>
           <w:rFonts w:ascii="Times New Roman" w:hAnsi="Times New Roman"/>
           <w:sz w:val="24"/>
@@ -15430,8 +16228,8 @@
           <w:szCs w:val="24"/>
         </w:rPr>
         <w:drawing>
-          <wp:inline distT="0" distB="0" distL="0" distR="0" wp14:anchorId="48E7C074" wp14:editId="673DD312">
-            <wp:extent cx="5723890" cy="4286250"/>
+          <wp:inline distT="0" distB="0" distL="0" distR="0" wp14:anchorId="48E7C074" wp14:editId="6CE1155A">
+            <wp:extent cx="4864100" cy="4133850"/>
             <wp:effectExtent l="0" t="0" r="0" b="0"/>
             <wp:docPr id="455075919" name="Picture 4"/>
             <wp:cNvGraphicFramePr>
@@ -15462,7 +16260,7 @@
                   <pic:spPr bwMode="auto">
                     <a:xfrm>
                       <a:off x="0" y="0"/>
-                      <a:ext cx="5752978" cy="4308032"/>
+                      <a:ext cx="4888829" cy="4154866"/>
                     </a:xfrm>
                     <a:prstGeom prst="rect">
                       <a:avLst/>
@@ -15483,6 +16281,17 @@
       <w:pPr>
         <w:spacing w:after="0" w:line="240" w:lineRule="auto"/>
         <w:ind w:left="360"/>
+        <w:rPr>
+          <w:rFonts w:ascii="Times New Roman" w:hAnsi="Times New Roman"/>
+          <w:sz w:val="24"/>
+          <w:szCs w:val="24"/>
+        </w:rPr>
+      </w:pPr>
+    </w:p>
+    <w:p>
+      <w:pPr>
+        <w:spacing w:after="0" w:line="240" w:lineRule="auto"/>
+        <w:ind w:left="360"/>
         <w:jc w:val="center"/>
         <w:rPr>
           <w:rFonts w:ascii="Times New Roman" w:hAnsi="Times New Roman"/>
@@ -15591,40 +16400,60 @@
     <w:p>
       <w:pPr>
         <w:spacing w:after="0" w:line="240" w:lineRule="auto"/>
+        <w:ind w:left="360" w:firstLine="360"/>
+        <w:jc w:val="both"/>
+        <w:rPr>
+          <w:rFonts w:ascii="Times New Roman" w:hAnsi="Times New Roman"/>
+          <w:sz w:val="24"/>
+          <w:szCs w:val="24"/>
+        </w:rPr>
+      </w:pPr>
+      <w:r>
+        <w:rPr>
+          <w:rFonts w:ascii="Times New Roman" w:hAnsi="Times New Roman"/>
+          <w:sz w:val="24"/>
+          <w:szCs w:val="24"/>
+        </w:rPr>
+        <w:t xml:space="preserve">To overcome the limitations of existing LiDAR-dependent pothole detection systems, the proposed solution introduces a </w:t>
+      </w:r>
+      <w:r>
+        <w:rPr>
+          <w:rFonts w:ascii="Times New Roman" w:hAnsi="Times New Roman"/>
+          <w:b/>
+          <w:bCs/>
+          <w:sz w:val="24"/>
+          <w:szCs w:val="24"/>
+        </w:rPr>
+        <w:t>camera-only, real-time wireframe pothole detection system</w:t>
+      </w:r>
+      <w:r>
+        <w:rPr>
+          <w:rFonts w:ascii="Times New Roman" w:hAnsi="Times New Roman"/>
+          <w:sz w:val="24"/>
+          <w:szCs w:val="24"/>
+        </w:rPr>
+        <w:t xml:space="preserve"> that eliminates the need for expensive depth sensors and complex sensor calibration. The system relies on a single RGB camera combined with deep learning–based vision models to perform accurate pothole detection, depth estimation, and structural modeling in real time. Instead of using LiDAR for depth extraction, the proposed approach employs monocular depth estimation techniques to infer relative depth information directly from visual input, enabling three-dimensional understanding of road surface anomalies without additional hardware. Detected potholes are further processed to generate a wireframe or geometric representation that captures boundary shape, depth variation, and spatial extent, providing continuous structural insight rather than discrete 2D bounding boxes. This lightweight perception pipeline is designed for low latency and reduced computational overhead, making it suitable for real-time autonomous navigation and scalable deployment. By focusing on structural understanding and real-time decision support, the proposed system addresses cost, scalability, and operational limitations of existing approaches while enabling proactive driving actions such as controlled deceleration and path adjustment.</w:t>
+      </w:r>
+      <w:r>
+        <w:rPr>
+          <w:rFonts w:ascii="Times New Roman" w:hAnsi="Times New Roman"/>
+          <w:iCs/>
+          <w:sz w:val="24"/>
+          <w:szCs w:val="24"/>
+        </w:rPr>
+        <w:t xml:space="preserve"> </w:t>
+      </w:r>
+    </w:p>
+    <w:p>
+      <w:pPr>
+        <w:spacing w:after="0" w:line="240" w:lineRule="auto"/>
         <w:ind w:left="360"/>
-        <w:jc w:val="both"/>
-        <w:rPr>
-          <w:rFonts w:ascii="Times New Roman" w:hAnsi="Times New Roman"/>
-          <w:sz w:val="24"/>
-          <w:szCs w:val="24"/>
-        </w:rPr>
-      </w:pPr>
-      <w:r>
-        <w:rPr>
-          <w:rFonts w:ascii="Times New Roman" w:hAnsi="Times New Roman"/>
-          <w:sz w:val="24"/>
-          <w:szCs w:val="24"/>
-        </w:rPr>
-        <w:t xml:space="preserve">To overcome the limitations of existing LiDAR-dependent pothole detection systems, the proposed solution introduces a </w:t>
-      </w:r>
-      <w:r>
-        <w:rPr>
-          <w:rFonts w:ascii="Times New Roman" w:hAnsi="Times New Roman"/>
-          <w:b/>
-          <w:bCs/>
-          <w:sz w:val="24"/>
-          <w:szCs w:val="24"/>
-        </w:rPr>
-        <w:t>camera-only, real-time wireframe pothole detection system</w:t>
-      </w:r>
-      <w:r>
-        <w:rPr>
-          <w:rFonts w:ascii="Times New Roman" w:hAnsi="Times New Roman"/>
-          <w:sz w:val="24"/>
-          <w:szCs w:val="24"/>
-        </w:rPr>
-        <w:t xml:space="preserve"> that eliminates the need for expensive depth sensors and complex sensor calibration. The system relies on a single RGB camera combined with deep learning–based vision models to perform accurate pothole detection, depth estimation, and structural modeling in real time. Instead of using LiDAR for depth extraction, the proposed approach employs monocular depth estimation techniques to infer relative depth information directly from visual input, enabling three-dimensional understanding of road surface anomalies without additional hardware. Detected potholes are further processed to generate a wireframe or geometric representation that captures boundary shape, depth variation, and spatial extent, providing continuous structural insight rather than discrete 2D bounding boxes. This lightweight perception pipeline is designed for low latency and reduced computational overhead, making it suitable for real-time autonomous navigation and scalable deployment. By focusing on structural understanding and real-time decision support, the proposed system addresses cost, scalability, and operational limitations of existing approaches while enabling proactive driving actions such as controlled deceleration and path adjustment.</w:t>
-      </w:r>
+        <w:rPr>
+          <w:rFonts w:ascii="Times New Roman" w:hAnsi="Times New Roman"/>
+          <w:sz w:val="24"/>
+          <w:szCs w:val="24"/>
+        </w:rPr>
+      </w:pPr>
     </w:p>
     <w:p>
       <w:pPr>
@@ -15632,10 +16461,22 @@
         <w:ind w:left="360"/>
         <w:rPr>
           <w:rFonts w:ascii="Times New Roman" w:hAnsi="Times New Roman"/>
-          <w:sz w:val="24"/>
-          <w:szCs w:val="24"/>
-        </w:rPr>
-      </w:pPr>
+          <w:b/>
+          <w:bCs/>
+          <w:sz w:val="24"/>
+          <w:szCs w:val="24"/>
+        </w:rPr>
+      </w:pPr>
+      <w:r>
+        <w:rPr>
+          <w:rFonts w:ascii="Times New Roman" w:hAnsi="Times New Roman"/>
+          <w:b/>
+          <w:bCs/>
+          <w:sz w:val="24"/>
+          <w:szCs w:val="24"/>
+        </w:rPr>
+        <w:t>3.2 PROPOSED SYSTEM</w:t>
+      </w:r>
     </w:p>
     <w:p>
       <w:pPr>
@@ -15649,34 +16490,11 @@
           <w:szCs w:val="24"/>
         </w:rPr>
       </w:pPr>
-      <w:r>
-        <w:rPr>
-          <w:rFonts w:ascii="Times New Roman" w:hAnsi="Times New Roman"/>
-          <w:b/>
-          <w:bCs/>
-          <w:sz w:val="24"/>
-          <w:szCs w:val="24"/>
-        </w:rPr>
-        <w:t>3.2 PROPOSED SYSTEM</w:t>
-      </w:r>
-    </w:p>
-    <w:p>
-      <w:pPr>
-        <w:spacing w:after="0" w:line="240" w:lineRule="auto"/>
-        <w:ind w:left="360"/>
-        <w:rPr>
-          <w:rFonts w:ascii="Times New Roman" w:hAnsi="Times New Roman"/>
-          <w:b/>
-          <w:bCs/>
-          <w:sz w:val="24"/>
-          <w:szCs w:val="24"/>
-        </w:rPr>
-      </w:pPr>
-    </w:p>
-    <w:p>
-      <w:pPr>
-        <w:spacing w:after="0" w:line="240" w:lineRule="auto"/>
-        <w:ind w:left="360"/>
+    </w:p>
+    <w:p>
+      <w:pPr>
+        <w:spacing w:after="0" w:line="240" w:lineRule="auto"/>
+        <w:ind w:left="360" w:firstLine="360"/>
         <w:jc w:val="both"/>
         <w:rPr>
           <w:rFonts w:ascii="Times New Roman" w:hAnsi="Times New Roman"/>
@@ -15993,6 +16811,7 @@
           <w:sz w:val="24"/>
           <w:szCs w:val="24"/>
         </w:rPr>
+        <w:lastRenderedPageBreak/>
         <w:t>Scalability and Cost Efficiency:</w:t>
       </w:r>
       <w:r>
@@ -16003,6 +16822,30 @@
           <w:szCs w:val="24"/>
         </w:rPr>
         <w:t xml:space="preserve"> The camera-only design reduces hardware cost, power consumption, and system complexity, supporting large-scale deployment.</w:t>
+      </w:r>
+    </w:p>
+    <w:p>
+      <w:pPr>
+        <w:spacing w:after="0" w:line="240" w:lineRule="auto"/>
+        <w:rPr>
+          <w:rFonts w:ascii="Times New Roman" w:hAnsi="Times New Roman"/>
+          <w:b/>
+          <w:bCs/>
+          <w:iCs/>
+          <w:sz w:val="28"/>
+          <w:szCs w:val="28"/>
+        </w:rPr>
+      </w:pPr>
+      <w:r>
+        <w:rPr>
+          <w:rFonts w:ascii="Times New Roman" w:hAnsi="Times New Roman"/>
+          <w:b/>
+          <w:bCs/>
+          <w:iCs/>
+          <w:sz w:val="28"/>
+          <w:szCs w:val="28"/>
+        </w:rPr>
+        <w:br w:type="page"/>
       </w:r>
     </w:p>
     <w:p>
@@ -16118,6 +16961,7 @@
     <w:p>
       <w:pPr>
         <w:spacing w:after="0" w:line="240" w:lineRule="auto"/>
+        <w:ind w:left="360"/>
         <w:rPr>
           <w:rFonts w:ascii="Times New Roman" w:hAnsi="Times New Roman"/>
           <w:b/>
@@ -16130,6 +16974,7 @@
     <w:tbl>
       <w:tblPr>
         <w:tblW w:w="12960" w:type="dxa"/>
+        <w:tblInd w:w="286" w:type="dxa"/>
         <w:tblCellMar>
           <w:left w:w="0" w:type="dxa"/>
           <w:right w:w="0" w:type="dxa"/>
@@ -16827,6 +17672,7 @@
       <w:pPr>
         <w:pStyle w:val="ListParagraph"/>
         <w:spacing w:after="0" w:line="360" w:lineRule="auto"/>
+        <w:ind w:firstLine="360"/>
         <w:rPr>
           <w:rFonts w:ascii="Times New Roman" w:hAnsi="Times New Roman"/>
           <w:iCs/>
@@ -16883,7 +17729,7 @@
     <w:p>
       <w:pPr>
         <w:spacing w:after="0" w:line="360" w:lineRule="auto"/>
-        <w:ind w:firstLine="720"/>
+        <w:ind w:left="360" w:firstLine="720"/>
         <w:rPr>
           <w:rFonts w:ascii="Times New Roman" w:hAnsi="Times New Roman"/>
           <w:iCs/>
@@ -17034,8 +17880,19 @@
           <w:sz w:val="24"/>
           <w:szCs w:val="24"/>
         </w:rPr>
-        <w:t xml:space="preserve"> PyTorch</w:t>
-      </w:r>
+        <w:t xml:space="preserve"> </w:t>
+      </w:r>
+      <w:proofErr w:type="spellStart"/>
+      <w:r>
+        <w:rPr>
+          <w:rFonts w:ascii="Times New Roman" w:hAnsi="Times New Roman"/>
+          <w:iCs/>
+          <w:sz w:val="24"/>
+          <w:szCs w:val="24"/>
+        </w:rPr>
+        <w:t>PyTorch</w:t>
+      </w:r>
+      <w:proofErr w:type="spellEnd"/>
     </w:p>
     <w:p>
       <w:pPr>
@@ -17070,7 +17927,47 @@
           <w:sz w:val="24"/>
           <w:szCs w:val="24"/>
         </w:rPr>
-        <w:t xml:space="preserve"> YOLOv8-Seg, MiDaS / DepthAnything V2</w:t>
+        <w:t xml:space="preserve"> YOLOv8-Seg, </w:t>
+      </w:r>
+      <w:proofErr w:type="spellStart"/>
+      <w:r>
+        <w:rPr>
+          <w:rFonts w:ascii="Times New Roman" w:hAnsi="Times New Roman"/>
+          <w:iCs/>
+          <w:sz w:val="24"/>
+          <w:szCs w:val="24"/>
+        </w:rPr>
+        <w:t>MiDaS</w:t>
+      </w:r>
+      <w:proofErr w:type="spellEnd"/>
+      <w:r>
+        <w:rPr>
+          <w:rFonts w:ascii="Times New Roman" w:hAnsi="Times New Roman"/>
+          <w:iCs/>
+          <w:sz w:val="24"/>
+          <w:szCs w:val="24"/>
+        </w:rPr>
+        <w:t xml:space="preserve"> / </w:t>
+      </w:r>
+      <w:proofErr w:type="spellStart"/>
+      <w:r>
+        <w:rPr>
+          <w:rFonts w:ascii="Times New Roman" w:hAnsi="Times New Roman"/>
+          <w:iCs/>
+          <w:sz w:val="24"/>
+          <w:szCs w:val="24"/>
+        </w:rPr>
+        <w:t>DepthAnything</w:t>
+      </w:r>
+      <w:proofErr w:type="spellEnd"/>
+      <w:r>
+        <w:rPr>
+          <w:rFonts w:ascii="Times New Roman" w:hAnsi="Times New Roman"/>
+          <w:iCs/>
+          <w:sz w:val="24"/>
+          <w:szCs w:val="24"/>
+        </w:rPr>
+        <w:t xml:space="preserve"> V2</w:t>
       </w:r>
     </w:p>
     <w:p>
@@ -17190,14 +18087,25 @@
           <w:szCs w:val="24"/>
         </w:rPr>
       </w:pPr>
-      <w:r>
-        <w:rPr>
-          <w:rFonts w:ascii="Times New Roman" w:hAnsi="Times New Roman"/>
-          <w:iCs/>
-          <w:sz w:val="24"/>
-          <w:szCs w:val="24"/>
-        </w:rPr>
-        <w:t>Jupyter Notebook / VS Code</w:t>
+      <w:proofErr w:type="spellStart"/>
+      <w:r>
+        <w:rPr>
+          <w:rFonts w:ascii="Times New Roman" w:hAnsi="Times New Roman"/>
+          <w:iCs/>
+          <w:sz w:val="24"/>
+          <w:szCs w:val="24"/>
+        </w:rPr>
+        <w:t>Jupyter</w:t>
+      </w:r>
+      <w:proofErr w:type="spellEnd"/>
+      <w:r>
+        <w:rPr>
+          <w:rFonts w:ascii="Times New Roman" w:hAnsi="Times New Roman"/>
+          <w:iCs/>
+          <w:sz w:val="24"/>
+          <w:szCs w:val="24"/>
+        </w:rPr>
+        <w:t xml:space="preserve"> Notebook / VS Code</w:t>
       </w:r>
     </w:p>
     <w:p>
@@ -17233,27 +18141,251 @@
           <w:b/>
           <w:bCs/>
           <w:iCs/>
-          <w:sz w:val="24"/>
-          <w:szCs w:val="24"/>
-        </w:rPr>
-      </w:pPr>
-    </w:p>
-    <w:p>
-      <w:pPr>
-        <w:spacing w:after="0" w:line="240" w:lineRule="auto"/>
-        <w:rPr>
-          <w:rFonts w:ascii="Times New Roman" w:hAnsi="Times New Roman"/>
-          <w:b/>
-          <w:bCs/>
-          <w:iCs/>
-          <w:sz w:val="24"/>
-          <w:szCs w:val="24"/>
-        </w:rPr>
-      </w:pPr>
-    </w:p>
-    <w:p>
-      <w:pPr>
-        <w:spacing w:after="0" w:line="240" w:lineRule="auto"/>
+          <w:sz w:val="28"/>
+          <w:szCs w:val="28"/>
+        </w:rPr>
+      </w:pPr>
+      <w:r>
+        <w:rPr>
+          <w:rFonts w:ascii="Times New Roman" w:hAnsi="Times New Roman"/>
+          <w:b/>
+          <w:bCs/>
+          <w:iCs/>
+          <w:sz w:val="28"/>
+          <w:szCs w:val="28"/>
+        </w:rPr>
+        <w:br w:type="page"/>
+      </w:r>
+    </w:p>
+    <w:p>
+      <w:pPr>
+        <w:spacing w:after="0" w:line="240" w:lineRule="auto"/>
+        <w:jc w:val="center"/>
+        <w:rPr>
+          <w:rFonts w:ascii="Times New Roman" w:hAnsi="Times New Roman"/>
+          <w:b/>
+          <w:bCs/>
+          <w:iCs/>
+          <w:sz w:val="28"/>
+          <w:szCs w:val="28"/>
+        </w:rPr>
+      </w:pPr>
+      <w:r>
+        <w:rPr>
+          <w:rFonts w:ascii="Times New Roman" w:hAnsi="Times New Roman"/>
+          <w:b/>
+          <w:bCs/>
+          <w:iCs/>
+          <w:sz w:val="28"/>
+          <w:szCs w:val="28"/>
+        </w:rPr>
+        <w:lastRenderedPageBreak/>
+        <w:t>CHAPTER V</w:t>
+      </w:r>
+    </w:p>
+    <w:p>
+      <w:pPr>
+        <w:spacing w:after="0" w:line="240" w:lineRule="auto"/>
+        <w:jc w:val="center"/>
+        <w:rPr>
+          <w:rFonts w:ascii="Times New Roman" w:hAnsi="Times New Roman"/>
+          <w:b/>
+          <w:bCs/>
+          <w:iCs/>
+          <w:sz w:val="28"/>
+          <w:szCs w:val="28"/>
+        </w:rPr>
+      </w:pPr>
+    </w:p>
+    <w:p>
+      <w:pPr>
+        <w:spacing w:after="0" w:line="240" w:lineRule="auto"/>
+        <w:jc w:val="center"/>
+        <w:rPr>
+          <w:rFonts w:ascii="Times New Roman" w:hAnsi="Times New Roman"/>
+          <w:b/>
+          <w:bCs/>
+          <w:iCs/>
+          <w:sz w:val="28"/>
+          <w:szCs w:val="28"/>
+        </w:rPr>
+      </w:pPr>
+      <w:r>
+        <w:rPr>
+          <w:rFonts w:ascii="Times New Roman" w:hAnsi="Times New Roman"/>
+          <w:b/>
+          <w:bCs/>
+          <w:iCs/>
+          <w:sz w:val="28"/>
+          <w:szCs w:val="28"/>
+        </w:rPr>
+        <w:t>CONCLUSION</w:t>
+      </w:r>
+    </w:p>
+    <w:p>
+      <w:pPr>
+        <w:spacing w:after="0" w:line="240" w:lineRule="auto"/>
+        <w:jc w:val="center"/>
+        <w:rPr>
+          <w:rFonts w:ascii="Times New Roman" w:hAnsi="Times New Roman"/>
+          <w:b/>
+          <w:bCs/>
+          <w:iCs/>
+          <w:sz w:val="28"/>
+          <w:szCs w:val="28"/>
+        </w:rPr>
+      </w:pPr>
+    </w:p>
+    <w:p>
+      <w:pPr>
+        <w:spacing w:after="0" w:line="240" w:lineRule="auto"/>
+        <w:ind w:left="360"/>
+        <w:rPr>
+          <w:rFonts w:ascii="Times New Roman" w:hAnsi="Times New Roman"/>
+          <w:b/>
+          <w:bCs/>
+          <w:iCs/>
+          <w:sz w:val="24"/>
+          <w:szCs w:val="24"/>
+        </w:rPr>
+      </w:pPr>
+      <w:r>
+        <w:rPr>
+          <w:rFonts w:ascii="Times New Roman" w:hAnsi="Times New Roman"/>
+          <w:b/>
+          <w:bCs/>
+          <w:iCs/>
+          <w:sz w:val="24"/>
+          <w:szCs w:val="24"/>
+        </w:rPr>
+        <w:t xml:space="preserve">5.1 </w:t>
+      </w:r>
+      <w:r>
+        <w:rPr>
+          <w:rFonts w:ascii="Times New Roman" w:hAnsi="Times New Roman"/>
+          <w:b/>
+          <w:bCs/>
+          <w:iCs/>
+          <w:sz w:val="24"/>
+          <w:szCs w:val="24"/>
+        </w:rPr>
+        <w:t>CONCLUSION</w:t>
+      </w:r>
+    </w:p>
+    <w:p>
+      <w:pPr>
+        <w:pStyle w:val="ListParagraph"/>
+        <w:spacing w:after="0" w:line="240" w:lineRule="auto"/>
+        <w:ind w:left="780"/>
+        <w:rPr>
+          <w:rFonts w:ascii="Times New Roman" w:hAnsi="Times New Roman"/>
+          <w:b/>
+          <w:bCs/>
+          <w:iCs/>
+          <w:sz w:val="24"/>
+          <w:szCs w:val="24"/>
+        </w:rPr>
+      </w:pPr>
+    </w:p>
+    <w:p>
+      <w:pPr>
+        <w:spacing w:after="0"/>
+        <w:ind w:left="360" w:firstLine="360"/>
+        <w:jc w:val="both"/>
+        <w:rPr>
+          <w:rFonts w:ascii="Times New Roman" w:hAnsi="Times New Roman"/>
+          <w:iCs/>
+          <w:sz w:val="24"/>
+          <w:szCs w:val="24"/>
+        </w:rPr>
+      </w:pPr>
+      <w:r>
+        <w:rPr>
+          <w:rFonts w:ascii="Times New Roman" w:hAnsi="Times New Roman"/>
+          <w:iCs/>
+          <w:sz w:val="24"/>
+          <w:szCs w:val="24"/>
+        </w:rPr>
+        <w:t>This project addresses the critical challenge of reliable and scalable pothole detection for autonomous vehicles and intelligent transportation systems. Existing approaches predominantly rely on sensor fusion techniques involving LiDAR and GNSS, which, although accurate, introduce high hardware costs, increased power consumption, and system complexity, limiting real-time deployment and large-scale adoption. To overcome these limitations, this project proposes a camera-only, vision-based approach that emphasizes real-time structural understanding of road surface anomalies.</w:t>
+      </w:r>
+    </w:p>
+    <w:p>
+      <w:pPr>
+        <w:pStyle w:val="ListParagraph"/>
+        <w:spacing w:after="0"/>
+        <w:ind w:left="780"/>
+        <w:jc w:val="both"/>
+        <w:rPr>
+          <w:rFonts w:ascii="Times New Roman" w:hAnsi="Times New Roman"/>
+          <w:iCs/>
+          <w:sz w:val="24"/>
+          <w:szCs w:val="24"/>
+        </w:rPr>
+      </w:pPr>
+    </w:p>
+    <w:p>
+      <w:pPr>
+        <w:spacing w:after="0"/>
+        <w:ind w:left="360" w:firstLine="360"/>
+        <w:jc w:val="both"/>
+        <w:rPr>
+          <w:rFonts w:ascii="Times New Roman" w:hAnsi="Times New Roman"/>
+          <w:iCs/>
+          <w:sz w:val="24"/>
+          <w:szCs w:val="24"/>
+        </w:rPr>
+      </w:pPr>
+      <w:r>
+        <w:rPr>
+          <w:rFonts w:ascii="Times New Roman" w:hAnsi="Times New Roman"/>
+          <w:iCs/>
+          <w:sz w:val="24"/>
+          <w:szCs w:val="24"/>
+        </w:rPr>
+        <w:t>Through an in-depth study of current literature and existing systems, the project identifies the need to move beyond conventional two-dimensional detection toward geometry-aware perception. By integrating deep learning–based pothole detection with monocular depth estimation and wireframe modeling, the proposed solution enables three-dimensional interpretation of potholes using a single RGB camera. This approach significantly reduces system complexity while retaining the ability to analyze pothole severity, shape, and spatial extent in real time.</w:t>
+      </w:r>
+    </w:p>
+    <w:p>
+      <w:pPr>
+        <w:pStyle w:val="ListParagraph"/>
+        <w:spacing w:after="0"/>
+        <w:ind w:left="780"/>
+        <w:jc w:val="both"/>
+        <w:rPr>
+          <w:rFonts w:ascii="Times New Roman" w:hAnsi="Times New Roman"/>
+          <w:iCs/>
+          <w:sz w:val="24"/>
+          <w:szCs w:val="24"/>
+        </w:rPr>
+      </w:pPr>
+    </w:p>
+    <w:p>
+      <w:pPr>
+        <w:spacing w:after="0"/>
+        <w:ind w:left="360" w:firstLine="360"/>
+        <w:jc w:val="both"/>
+        <w:rPr>
+          <w:rFonts w:ascii="Times New Roman" w:hAnsi="Times New Roman"/>
+          <w:iCs/>
+          <w:sz w:val="24"/>
+          <w:szCs w:val="24"/>
+        </w:rPr>
+      </w:pPr>
+      <w:r>
+        <w:rPr>
+          <w:rFonts w:ascii="Times New Roman" w:hAnsi="Times New Roman"/>
+          <w:iCs/>
+          <w:sz w:val="24"/>
+          <w:szCs w:val="24"/>
+        </w:rPr>
+        <w:t>The Phase-I work focused on understanding the problem domain, analyzing state-of-the-art techniques, identifying research gaps, and formulating a robust system architecture. The proposed system is designed to support real-time decision-making, enabling proactive driving responses such as speed regulation and path adjustment, while also maintaining scalability and cost efficiency. Overall, this project establishes a strong foundation for developing a lightweight, real-time pothole detection system that enhances road safety, supports autonomous navigation, and contributes to the advancement of intelligent transportation systems.</w:t>
+      </w:r>
+    </w:p>
+    <w:p>
+      <w:pPr>
+        <w:pStyle w:val="ListParagraph"/>
+        <w:spacing w:after="0" w:line="240" w:lineRule="auto"/>
+        <w:ind w:left="780"/>
         <w:rPr>
           <w:rFonts w:ascii="Times New Roman" w:hAnsi="Times New Roman"/>
           <w:b/>
@@ -17286,20 +18418,23 @@
           <w:rFonts w:ascii="Times New Roman" w:hAnsi="Times New Roman"/>
           <w:b/>
           <w:bCs/>
-          <w:sz w:val="24"/>
-          <w:szCs w:val="24"/>
-        </w:rPr>
-        <w:t>ENVIRONMENT SETUP</w:t>
+          <w:iCs/>
+          <w:sz w:val="24"/>
+          <w:szCs w:val="24"/>
+        </w:rPr>
+        <w:t>PLAN FOR THE PHASE II</w:t>
       </w:r>
     </w:p>
     <w:p>
       <w:pPr>
         <w:pStyle w:val="ListParagraph"/>
         <w:spacing w:after="0" w:line="240" w:lineRule="auto"/>
-        <w:rPr>
-          <w:rFonts w:ascii="Times New Roman" w:hAnsi="Times New Roman"/>
-          <w:b/>
-          <w:bCs/>
+        <w:ind w:left="780"/>
+        <w:rPr>
+          <w:rFonts w:ascii="Times New Roman" w:hAnsi="Times New Roman"/>
+          <w:b/>
+          <w:bCs/>
+          <w:iCs/>
           <w:sz w:val="24"/>
           <w:szCs w:val="24"/>
         </w:rPr>
@@ -17308,27 +18443,856 @@
     <w:p>
       <w:pPr>
         <w:pStyle w:val="ListParagraph"/>
-        <w:spacing w:after="0" w:line="240" w:lineRule="auto"/>
-        <w:rPr>
-          <w:rFonts w:ascii="Times New Roman" w:hAnsi="Times New Roman"/>
-          <w:b/>
-          <w:bCs/>
-          <w:sz w:val="24"/>
-          <w:szCs w:val="24"/>
-        </w:rPr>
-      </w:pPr>
+        <w:numPr>
+          <w:ilvl w:val="0"/>
+          <w:numId w:val="14"/>
+        </w:numPr>
+        <w:spacing w:after="0"/>
+        <w:jc w:val="both"/>
+        <w:rPr>
+          <w:rFonts w:ascii="Times New Roman" w:hAnsi="Times New Roman"/>
+          <w:iCs/>
+          <w:sz w:val="24"/>
+          <w:szCs w:val="24"/>
+        </w:rPr>
+      </w:pPr>
+      <w:r>
+        <w:rPr>
+          <w:rFonts w:ascii="Times New Roman" w:hAnsi="Times New Roman"/>
+          <w:b/>
+          <w:bCs/>
+          <w:iCs/>
+          <w:sz w:val="24"/>
+          <w:szCs w:val="24"/>
+        </w:rPr>
+        <w:t>Temporal Modeling:</w:t>
+      </w:r>
+      <w:r>
+        <w:rPr>
+          <w:rFonts w:ascii="Times New Roman" w:hAnsi="Times New Roman"/>
+          <w:iCs/>
+          <w:sz w:val="24"/>
+          <w:szCs w:val="24"/>
+        </w:rPr>
+        <w:t xml:space="preserve"> Integrating temporal learning models such as RNNs or video transformers can improve detection stability and wireframe consistency across consecutive frames, especially during high-speed motion.</w:t>
+      </w:r>
     </w:p>
     <w:p>
       <w:pPr>
         <w:pStyle w:val="ListParagraph"/>
-        <w:spacing w:after="0" w:line="240" w:lineRule="auto"/>
-        <w:ind w:left="360"/>
+        <w:numPr>
+          <w:ilvl w:val="0"/>
+          <w:numId w:val="14"/>
+        </w:numPr>
+        <w:spacing w:after="0"/>
+        <w:jc w:val="both"/>
+        <w:rPr>
+          <w:rFonts w:ascii="Times New Roman" w:hAnsi="Times New Roman"/>
+          <w:iCs/>
+          <w:sz w:val="24"/>
+          <w:szCs w:val="24"/>
+        </w:rPr>
+      </w:pPr>
+      <w:r>
+        <w:rPr>
+          <w:rFonts w:ascii="Times New Roman" w:hAnsi="Times New Roman"/>
+          <w:b/>
+          <w:bCs/>
+          <w:iCs/>
+          <w:sz w:val="24"/>
+          <w:szCs w:val="24"/>
+        </w:rPr>
+        <w:t>Metric Depth Estimation</w:t>
+      </w:r>
+      <w:r>
+        <w:rPr>
+          <w:rFonts w:ascii="Times New Roman" w:hAnsi="Times New Roman"/>
+          <w:iCs/>
+          <w:sz w:val="24"/>
+          <w:szCs w:val="24"/>
+        </w:rPr>
+        <w:t>: Camera calibration and scale recovery techniques can be applied to obtain metric depth values, enabling accurate estimation of pothole depth and volume for better severity analysis.</w:t>
+      </w:r>
+    </w:p>
+    <w:p>
+      <w:pPr>
+        <w:pStyle w:val="ListParagraph"/>
+        <w:numPr>
+          <w:ilvl w:val="0"/>
+          <w:numId w:val="14"/>
+        </w:numPr>
+        <w:spacing w:after="0"/>
+        <w:jc w:val="both"/>
+        <w:rPr>
+          <w:rFonts w:ascii="Times New Roman" w:hAnsi="Times New Roman"/>
+          <w:iCs/>
+          <w:sz w:val="24"/>
+          <w:szCs w:val="24"/>
+        </w:rPr>
+      </w:pPr>
+      <w:r>
+        <w:rPr>
+          <w:rFonts w:ascii="Times New Roman" w:hAnsi="Times New Roman"/>
+          <w:b/>
+          <w:bCs/>
+          <w:iCs/>
+          <w:sz w:val="24"/>
+          <w:szCs w:val="24"/>
+        </w:rPr>
+        <w:t>Multi-Defect Detection:</w:t>
+      </w:r>
+      <w:r>
+        <w:rPr>
+          <w:rFonts w:ascii="Times New Roman" w:hAnsi="Times New Roman"/>
+          <w:iCs/>
+          <w:sz w:val="24"/>
+          <w:szCs w:val="24"/>
+        </w:rPr>
+        <w:t xml:space="preserve"> The system can be extended to detect and structurally model other road anomalies such as cracks, bumps, and uneven pavement using a unified geometric framework.</w:t>
+      </w:r>
+    </w:p>
+    <w:p>
+      <w:pPr>
+        <w:pStyle w:val="ListParagraph"/>
+        <w:numPr>
+          <w:ilvl w:val="0"/>
+          <w:numId w:val="14"/>
+        </w:numPr>
+        <w:spacing w:after="0"/>
+        <w:jc w:val="both"/>
+        <w:rPr>
+          <w:rFonts w:ascii="Times New Roman" w:hAnsi="Times New Roman"/>
+          <w:iCs/>
+          <w:sz w:val="24"/>
+          <w:szCs w:val="24"/>
+        </w:rPr>
+      </w:pPr>
+      <w:r>
+        <w:rPr>
+          <w:rFonts w:ascii="Times New Roman" w:hAnsi="Times New Roman"/>
+          <w:b/>
+          <w:bCs/>
+          <w:iCs/>
+          <w:sz w:val="24"/>
+          <w:szCs w:val="24"/>
+        </w:rPr>
+        <w:lastRenderedPageBreak/>
+        <w:t>Vehicle Dynamics Integration:</w:t>
+      </w:r>
+      <w:r>
+        <w:rPr>
+          <w:rFonts w:ascii="Times New Roman" w:hAnsi="Times New Roman"/>
+          <w:iCs/>
+          <w:sz w:val="24"/>
+          <w:szCs w:val="24"/>
+        </w:rPr>
+        <w:t xml:space="preserve"> Incorporating vehicle speed and suspension feedback can refine decision thresholds and enhance depth estimation accuracy in real time.</w:t>
+      </w:r>
+    </w:p>
+    <w:p>
+      <w:pPr>
+        <w:pStyle w:val="ListParagraph"/>
+        <w:numPr>
+          <w:ilvl w:val="0"/>
+          <w:numId w:val="14"/>
+        </w:numPr>
+        <w:spacing w:after="0"/>
+        <w:jc w:val="both"/>
+        <w:rPr>
+          <w:rFonts w:ascii="Times New Roman" w:hAnsi="Times New Roman"/>
+          <w:iCs/>
+          <w:sz w:val="24"/>
+          <w:szCs w:val="24"/>
+        </w:rPr>
+      </w:pPr>
+      <w:r>
+        <w:rPr>
+          <w:rFonts w:ascii="Times New Roman" w:hAnsi="Times New Roman"/>
+          <w:b/>
+          <w:bCs/>
+          <w:iCs/>
+          <w:sz w:val="24"/>
+          <w:szCs w:val="24"/>
+        </w:rPr>
+        <w:t>Crowdsourced Road Monitoring:</w:t>
+      </w:r>
+      <w:r>
+        <w:rPr>
+          <w:rFonts w:ascii="Times New Roman" w:hAnsi="Times New Roman"/>
+          <w:iCs/>
+          <w:sz w:val="24"/>
+          <w:szCs w:val="24"/>
+        </w:rPr>
+        <w:t xml:space="preserve"> Data collected from multiple vehicles can be aggregated and mapped to support large-scale road condition monitoring and predictive maintenance.</w:t>
+      </w:r>
+    </w:p>
+    <w:p>
+      <w:pPr>
+        <w:pStyle w:val="ListParagraph"/>
+        <w:numPr>
+          <w:ilvl w:val="0"/>
+          <w:numId w:val="14"/>
+        </w:numPr>
+        <w:spacing w:after="0"/>
+        <w:jc w:val="both"/>
+        <w:rPr>
+          <w:rFonts w:ascii="Times New Roman" w:hAnsi="Times New Roman"/>
+          <w:iCs/>
+          <w:sz w:val="24"/>
+          <w:szCs w:val="24"/>
+        </w:rPr>
+      </w:pPr>
+      <w:r>
+        <w:rPr>
+          <w:rFonts w:ascii="Times New Roman" w:hAnsi="Times New Roman"/>
+          <w:b/>
+          <w:bCs/>
+          <w:iCs/>
+          <w:sz w:val="24"/>
+          <w:szCs w:val="24"/>
+        </w:rPr>
+        <w:t>Edge and Embedded Optimization:</w:t>
+      </w:r>
+      <w:r>
+        <w:rPr>
+          <w:rFonts w:ascii="Times New Roman" w:hAnsi="Times New Roman"/>
+          <w:iCs/>
+          <w:sz w:val="24"/>
+          <w:szCs w:val="24"/>
+        </w:rPr>
+        <w:t xml:space="preserve"> Model compression and hardware-specific acceleration can enable efficient deployment on embedded and automotive-grade platforms.</w:t>
+      </w:r>
+    </w:p>
+    <w:p>
+      <w:pPr>
+        <w:pStyle w:val="ListParagraph"/>
+        <w:spacing w:after="0" w:line="240" w:lineRule="auto"/>
+        <w:ind w:left="780"/>
+        <w:rPr>
+          <w:rFonts w:ascii="Times New Roman" w:hAnsi="Times New Roman"/>
+          <w:b/>
+          <w:bCs/>
+          <w:iCs/>
+          <w:sz w:val="24"/>
+          <w:szCs w:val="24"/>
+        </w:rPr>
+      </w:pPr>
+    </w:p>
+    <w:p>
+      <w:pPr>
+        <w:spacing w:after="0" w:line="240" w:lineRule="auto"/>
+        <w:rPr>
+          <w:rFonts w:ascii="Times New Roman" w:hAnsi="Times New Roman"/>
+          <w:b/>
+          <w:bCs/>
+          <w:iCs/>
+          <w:sz w:val="24"/>
+          <w:szCs w:val="24"/>
+        </w:rPr>
+      </w:pPr>
+      <w:r>
+        <w:rPr>
+          <w:rFonts w:ascii="Times New Roman" w:hAnsi="Times New Roman"/>
+          <w:b/>
+          <w:bCs/>
+          <w:iCs/>
+          <w:sz w:val="24"/>
+          <w:szCs w:val="24"/>
+        </w:rPr>
+        <w:br w:type="page"/>
+      </w:r>
+    </w:p>
+    <w:p>
+      <w:pPr>
+        <w:pStyle w:val="ListParagraph"/>
+        <w:spacing w:after="0" w:line="240" w:lineRule="auto"/>
+        <w:ind w:left="0"/>
         <w:jc w:val="center"/>
         <w:rPr>
           <w:rFonts w:ascii="Times New Roman" w:hAnsi="Times New Roman"/>
           <w:b/>
           <w:bCs/>
           <w:iCs/>
+          <w:sz w:val="28"/>
+          <w:szCs w:val="28"/>
+        </w:rPr>
+      </w:pPr>
+      <w:r>
+        <w:rPr>
+          <w:rFonts w:ascii="Times New Roman" w:hAnsi="Times New Roman"/>
+          <w:b/>
+          <w:bCs/>
+          <w:iCs/>
+          <w:sz w:val="28"/>
+          <w:szCs w:val="28"/>
+        </w:rPr>
+        <w:lastRenderedPageBreak/>
+        <w:t>APPENDIX</w:t>
+      </w:r>
+    </w:p>
+    <w:p>
+      <w:pPr>
+        <w:spacing w:after="0" w:line="240" w:lineRule="auto"/>
+        <w:rPr>
+          <w:rFonts w:ascii="Times New Roman" w:hAnsi="Times New Roman"/>
+          <w:b/>
+          <w:bCs/>
+          <w:iCs/>
+          <w:color w:val="000000" w:themeColor="text1"/>
+          <w:sz w:val="24"/>
+          <w:szCs w:val="24"/>
+        </w:rPr>
+      </w:pPr>
+      <w:r>
+        <w:rPr>
+          <w:rFonts w:ascii="Times New Roman" w:hAnsi="Times New Roman"/>
+          <w:b/>
+          <w:bCs/>
+          <w:iCs/>
+          <w:color w:val="000000" w:themeColor="text1"/>
+          <w:sz w:val="24"/>
+          <w:szCs w:val="24"/>
+        </w:rPr>
+        <w:t>A1</w:t>
+      </w:r>
+      <w:r>
+        <w:rPr>
+          <w:rFonts w:ascii="Times New Roman" w:hAnsi="Times New Roman"/>
+          <w:b/>
+          <w:bCs/>
+          <w:iCs/>
+          <w:color w:val="000000" w:themeColor="text1"/>
+          <w:sz w:val="24"/>
+          <w:szCs w:val="24"/>
+        </w:rPr>
+        <w:t>.1</w:t>
+      </w:r>
+      <w:r>
+        <w:rPr>
+          <w:rFonts w:ascii="Times New Roman" w:hAnsi="Times New Roman"/>
+          <w:b/>
+          <w:bCs/>
+          <w:iCs/>
+          <w:color w:val="000000" w:themeColor="text1"/>
+          <w:sz w:val="24"/>
+          <w:szCs w:val="24"/>
+        </w:rPr>
+        <w:t xml:space="preserve"> ENVIRONMENT SETUP</w:t>
+      </w:r>
+    </w:p>
+    <w:p>
+      <w:pPr>
+        <w:spacing w:after="0" w:line="240" w:lineRule="auto"/>
+        <w:rPr>
+          <w:rFonts w:ascii="Times New Roman" w:hAnsi="Times New Roman"/>
+          <w:b/>
+          <w:bCs/>
+          <w:iCs/>
+          <w:color w:val="000000" w:themeColor="text1"/>
+          <w:sz w:val="24"/>
+          <w:szCs w:val="24"/>
+        </w:rPr>
+      </w:pPr>
+    </w:p>
+    <w:p>
+      <w:pPr>
+        <w:spacing w:after="0" w:line="240" w:lineRule="auto"/>
+        <w:rPr>
+          <w:rFonts w:ascii="Times New Roman" w:hAnsi="Times New Roman"/>
+          <w:b/>
+          <w:bCs/>
+          <w:iCs/>
+          <w:color w:val="000000" w:themeColor="text1"/>
+          <w:sz w:val="24"/>
+          <w:szCs w:val="24"/>
+        </w:rPr>
+      </w:pPr>
+      <w:r>
+        <w:rPr>
+          <w:rFonts w:ascii="Times New Roman" w:hAnsi="Times New Roman"/>
+          <w:b/>
+          <w:bCs/>
+          <w:iCs/>
+          <w:color w:val="000000" w:themeColor="text1"/>
+          <w:sz w:val="24"/>
+          <w:szCs w:val="24"/>
+        </w:rPr>
+        <w:t>A1.1.1 PYTHON INSTALLATION</w:t>
+      </w:r>
+    </w:p>
+    <w:p>
+      <w:pPr>
+        <w:spacing w:after="0" w:line="240" w:lineRule="auto"/>
+        <w:rPr>
+          <w:rFonts w:ascii="Times New Roman" w:hAnsi="Times New Roman"/>
+          <w:b/>
+          <w:bCs/>
+          <w:iCs/>
+          <w:color w:val="000000" w:themeColor="text1"/>
+          <w:sz w:val="24"/>
+          <w:szCs w:val="24"/>
+        </w:rPr>
+      </w:pPr>
+    </w:p>
+    <w:p>
+      <w:pPr>
+        <w:spacing w:after="0" w:line="240" w:lineRule="auto"/>
+        <w:rPr>
+          <w:rFonts w:ascii="Times New Roman" w:hAnsi="Times New Roman"/>
+          <w:b/>
+          <w:bCs/>
+          <w:iCs/>
+          <w:color w:val="000000" w:themeColor="text1"/>
+          <w:sz w:val="24"/>
+          <w:szCs w:val="24"/>
+        </w:rPr>
+      </w:pPr>
+      <w:r>
+        <w:rPr>
+          <w:rFonts w:ascii="Times New Roman" w:hAnsi="Times New Roman"/>
+          <w:b/>
+          <w:bCs/>
+          <w:iCs/>
+          <w:color w:val="000000" w:themeColor="text1"/>
+          <w:sz w:val="24"/>
+          <w:szCs w:val="24"/>
+        </w:rPr>
+        <w:drawing>
+          <wp:inline distT="0" distB="0" distL="0" distR="0" wp14:anchorId="0B6F46E6" wp14:editId="1B13D0B8">
+            <wp:extent cx="5943600" cy="3606800"/>
+            <wp:effectExtent l="0" t="0" r="0" b="0"/>
+            <wp:docPr id="510013129" name="Picture 1"/>
+            <wp:cNvGraphicFramePr>
+              <a:graphicFrameLocks xmlns:a="http://schemas.openxmlformats.org/drawingml/2006/main" noChangeAspect="1"/>
+            </wp:cNvGraphicFramePr>
+            <a:graphic xmlns:a="http://schemas.openxmlformats.org/drawingml/2006/main">
+              <a:graphicData uri="http://schemas.openxmlformats.org/drawingml/2006/picture">
+                <pic:pic xmlns:pic="http://schemas.openxmlformats.org/drawingml/2006/picture">
+                  <pic:nvPicPr>
+                    <pic:cNvPr id="510013129" name=""/>
+                    <pic:cNvPicPr/>
+                  </pic:nvPicPr>
+                  <pic:blipFill>
+                    <a:blip r:embed="rId11"/>
+                    <a:stretch>
+                      <a:fillRect/>
+                    </a:stretch>
+                  </pic:blipFill>
+                  <pic:spPr>
+                    <a:xfrm>
+                      <a:off x="0" y="0"/>
+                      <a:ext cx="5943600" cy="3606800"/>
+                    </a:xfrm>
+                    <a:prstGeom prst="rect">
+                      <a:avLst/>
+                    </a:prstGeom>
+                  </pic:spPr>
+                </pic:pic>
+              </a:graphicData>
+            </a:graphic>
+          </wp:inline>
+        </w:drawing>
+      </w:r>
+    </w:p>
+    <w:p>
+      <w:pPr>
+        <w:spacing w:after="0" w:line="240" w:lineRule="auto"/>
+        <w:rPr>
+          <w:rFonts w:ascii="Times New Roman" w:hAnsi="Times New Roman"/>
+          <w:b/>
+          <w:bCs/>
+          <w:iCs/>
+          <w:color w:val="000000" w:themeColor="text1"/>
+          <w:sz w:val="24"/>
+          <w:szCs w:val="24"/>
+        </w:rPr>
+      </w:pPr>
+    </w:p>
+    <w:p>
+      <w:pPr>
+        <w:spacing w:after="0" w:line="240" w:lineRule="auto"/>
+        <w:jc w:val="center"/>
+        <w:rPr>
+          <w:rFonts w:ascii="Times New Roman" w:hAnsi="Times New Roman"/>
+          <w:b/>
+          <w:bCs/>
+          <w:iCs/>
+          <w:color w:val="000000" w:themeColor="text1"/>
+          <w:sz w:val="24"/>
+          <w:szCs w:val="24"/>
+        </w:rPr>
+      </w:pPr>
+      <w:r>
+        <w:rPr>
+          <w:rFonts w:ascii="Times New Roman" w:hAnsi="Times New Roman"/>
+          <w:b/>
+          <w:bCs/>
+          <w:iCs/>
+          <w:color w:val="000000" w:themeColor="text1"/>
+          <w:sz w:val="24"/>
+          <w:szCs w:val="24"/>
+        </w:rPr>
+        <w:t>Figure A1.1.1 Python Installation</w:t>
+      </w:r>
+    </w:p>
+    <w:p>
+      <w:pPr>
+        <w:spacing w:after="0" w:line="240" w:lineRule="auto"/>
+        <w:jc w:val="center"/>
+        <w:rPr>
+          <w:rFonts w:ascii="Times New Roman" w:hAnsi="Times New Roman"/>
+          <w:b/>
+          <w:bCs/>
+          <w:iCs/>
+          <w:color w:val="000000" w:themeColor="text1"/>
+          <w:sz w:val="24"/>
+          <w:szCs w:val="24"/>
+        </w:rPr>
+      </w:pPr>
+    </w:p>
+    <w:p>
+      <w:pPr>
+        <w:spacing w:after="0" w:line="240" w:lineRule="auto"/>
+        <w:jc w:val="center"/>
+        <w:rPr>
+          <w:rFonts w:ascii="Times New Roman" w:hAnsi="Times New Roman"/>
+          <w:b/>
+          <w:bCs/>
+          <w:iCs/>
+          <w:color w:val="000000" w:themeColor="text1"/>
+          <w:sz w:val="24"/>
+          <w:szCs w:val="24"/>
+        </w:rPr>
+      </w:pPr>
+      <w:r>
+        <w:rPr>
+          <w:rFonts w:ascii="Times New Roman" w:hAnsi="Times New Roman"/>
+          <w:b/>
+          <w:bCs/>
+          <w:iCs/>
+          <w:color w:val="000000" w:themeColor="text1"/>
+          <w:sz w:val="24"/>
+          <w:szCs w:val="24"/>
+        </w:rPr>
+        <w:drawing>
+          <wp:inline distT="0" distB="0" distL="0" distR="0" wp14:anchorId="551FB8AA" wp14:editId="394384F1">
+            <wp:extent cx="5943600" cy="2971800"/>
+            <wp:effectExtent l="0" t="0" r="0" b="0"/>
+            <wp:docPr id="209373" name="Picture 1"/>
+            <wp:cNvGraphicFramePr>
+              <a:graphicFrameLocks xmlns:a="http://schemas.openxmlformats.org/drawingml/2006/main" noChangeAspect="1"/>
+            </wp:cNvGraphicFramePr>
+            <a:graphic xmlns:a="http://schemas.openxmlformats.org/drawingml/2006/main">
+              <a:graphicData uri="http://schemas.openxmlformats.org/drawingml/2006/picture">
+                <pic:pic xmlns:pic="http://schemas.openxmlformats.org/drawingml/2006/picture">
+                  <pic:nvPicPr>
+                    <pic:cNvPr id="209373" name=""/>
+                    <pic:cNvPicPr/>
+                  </pic:nvPicPr>
+                  <pic:blipFill>
+                    <a:blip r:embed="rId12"/>
+                    <a:stretch>
+                      <a:fillRect/>
+                    </a:stretch>
+                  </pic:blipFill>
+                  <pic:spPr>
+                    <a:xfrm>
+                      <a:off x="0" y="0"/>
+                      <a:ext cx="5943600" cy="2971800"/>
+                    </a:xfrm>
+                    <a:prstGeom prst="rect">
+                      <a:avLst/>
+                    </a:prstGeom>
+                  </pic:spPr>
+                </pic:pic>
+              </a:graphicData>
+            </a:graphic>
+          </wp:inline>
+        </w:drawing>
+      </w:r>
+    </w:p>
+    <w:p>
+      <w:pPr>
+        <w:spacing w:after="0" w:line="240" w:lineRule="auto"/>
+        <w:jc w:val="center"/>
+        <w:rPr>
+          <w:rFonts w:ascii="Times New Roman" w:hAnsi="Times New Roman"/>
+          <w:b/>
+          <w:bCs/>
+          <w:iCs/>
+          <w:color w:val="000000" w:themeColor="text1"/>
+          <w:sz w:val="24"/>
+          <w:szCs w:val="24"/>
+        </w:rPr>
+      </w:pPr>
+    </w:p>
+    <w:p>
+      <w:pPr>
+        <w:spacing w:after="0" w:line="240" w:lineRule="auto"/>
+        <w:jc w:val="center"/>
+        <w:rPr>
+          <w:rFonts w:ascii="Times New Roman" w:hAnsi="Times New Roman"/>
+          <w:b/>
+          <w:bCs/>
+          <w:iCs/>
+          <w:color w:val="000000" w:themeColor="text1"/>
+          <w:sz w:val="24"/>
+          <w:szCs w:val="24"/>
+        </w:rPr>
+      </w:pPr>
+      <w:r>
+        <w:rPr>
+          <w:rFonts w:ascii="Times New Roman" w:hAnsi="Times New Roman"/>
+          <w:b/>
+          <w:bCs/>
+          <w:iCs/>
+          <w:color w:val="000000" w:themeColor="text1"/>
+          <w:sz w:val="24"/>
+          <w:szCs w:val="24"/>
+        </w:rPr>
+        <w:t>Figure A1.1.2 Python setup Progress</w:t>
+      </w:r>
+    </w:p>
+    <w:p>
+      <w:pPr>
+        <w:spacing w:after="0" w:line="240" w:lineRule="auto"/>
+        <w:jc w:val="center"/>
+        <w:rPr>
+          <w:rFonts w:ascii="Times New Roman" w:hAnsi="Times New Roman"/>
+          <w:b/>
+          <w:bCs/>
+          <w:iCs/>
+          <w:color w:val="000000" w:themeColor="text1"/>
+          <w:sz w:val="24"/>
+          <w:szCs w:val="24"/>
+        </w:rPr>
+      </w:pPr>
+    </w:p>
+    <w:p>
+      <w:pPr>
+        <w:spacing w:after="0" w:line="240" w:lineRule="auto"/>
+        <w:jc w:val="center"/>
+        <w:rPr>
+          <w:rFonts w:ascii="Times New Roman" w:hAnsi="Times New Roman"/>
+          <w:b/>
+          <w:bCs/>
+          <w:iCs/>
+          <w:color w:val="000000" w:themeColor="text1"/>
+          <w:sz w:val="24"/>
+          <w:szCs w:val="24"/>
+        </w:rPr>
+      </w:pPr>
+      <w:r>
+        <w:rPr>
+          <w:rFonts w:ascii="Times New Roman" w:hAnsi="Times New Roman"/>
+          <w:b/>
+          <w:bCs/>
+          <w:iCs/>
+          <w:color w:val="000000" w:themeColor="text1"/>
+          <w:sz w:val="24"/>
+          <w:szCs w:val="24"/>
+        </w:rPr>
+        <w:drawing>
+          <wp:inline distT="0" distB="0" distL="0" distR="0" wp14:anchorId="636E3ACA" wp14:editId="42F7FE9C">
+            <wp:extent cx="5943600" cy="3308350"/>
+            <wp:effectExtent l="0" t="0" r="0" b="6350"/>
+            <wp:docPr id="15859215" name="Picture 1"/>
+            <wp:cNvGraphicFramePr>
+              <a:graphicFrameLocks xmlns:a="http://schemas.openxmlformats.org/drawingml/2006/main" noChangeAspect="1"/>
+            </wp:cNvGraphicFramePr>
+            <a:graphic xmlns:a="http://schemas.openxmlformats.org/drawingml/2006/main">
+              <a:graphicData uri="http://schemas.openxmlformats.org/drawingml/2006/picture">
+                <pic:pic xmlns:pic="http://schemas.openxmlformats.org/drawingml/2006/picture">
+                  <pic:nvPicPr>
+                    <pic:cNvPr id="15859215" name=""/>
+                    <pic:cNvPicPr/>
+                  </pic:nvPicPr>
+                  <pic:blipFill>
+                    <a:blip r:embed="rId13"/>
+                    <a:stretch>
+                      <a:fillRect/>
+                    </a:stretch>
+                  </pic:blipFill>
+                  <pic:spPr>
+                    <a:xfrm>
+                      <a:off x="0" y="0"/>
+                      <a:ext cx="5943600" cy="3308350"/>
+                    </a:xfrm>
+                    <a:prstGeom prst="rect">
+                      <a:avLst/>
+                    </a:prstGeom>
+                  </pic:spPr>
+                </pic:pic>
+              </a:graphicData>
+            </a:graphic>
+          </wp:inline>
+        </w:drawing>
+      </w:r>
+    </w:p>
+    <w:p>
+      <w:pPr>
+        <w:spacing w:after="0" w:line="240" w:lineRule="auto"/>
+        <w:jc w:val="center"/>
+        <w:rPr>
+          <w:rFonts w:ascii="Times New Roman" w:hAnsi="Times New Roman"/>
+          <w:b/>
+          <w:bCs/>
+          <w:iCs/>
+          <w:color w:val="000000" w:themeColor="text1"/>
+          <w:sz w:val="24"/>
+          <w:szCs w:val="24"/>
+        </w:rPr>
+      </w:pPr>
+    </w:p>
+    <w:p>
+      <w:pPr>
+        <w:spacing w:after="0" w:line="240" w:lineRule="auto"/>
+        <w:jc w:val="center"/>
+        <w:rPr>
+          <w:rFonts w:ascii="Times New Roman" w:hAnsi="Times New Roman"/>
+          <w:b/>
+          <w:bCs/>
+          <w:iCs/>
+          <w:color w:val="000000" w:themeColor="text1"/>
+          <w:sz w:val="24"/>
+          <w:szCs w:val="24"/>
+        </w:rPr>
+      </w:pPr>
+      <w:r>
+        <w:rPr>
+          <w:rFonts w:ascii="Times New Roman" w:hAnsi="Times New Roman"/>
+          <w:b/>
+          <w:bCs/>
+          <w:iCs/>
+          <w:color w:val="000000" w:themeColor="text1"/>
+          <w:sz w:val="24"/>
+          <w:szCs w:val="24"/>
+        </w:rPr>
+        <w:t>Figure A1.1.3 Successful Installation of Python</w:t>
+      </w:r>
+    </w:p>
+    <w:p>
+      <w:pPr>
+        <w:spacing w:after="0" w:line="240" w:lineRule="auto"/>
+        <w:rPr>
+          <w:rFonts w:ascii="Times New Roman" w:hAnsi="Times New Roman"/>
+          <w:b/>
+          <w:bCs/>
+          <w:iCs/>
+          <w:color w:val="000000" w:themeColor="text1"/>
+          <w:sz w:val="24"/>
+          <w:szCs w:val="24"/>
+        </w:rPr>
+      </w:pPr>
+    </w:p>
+    <w:p>
+      <w:pPr>
+        <w:spacing w:after="0" w:line="240" w:lineRule="auto"/>
+        <w:rPr>
+          <w:rFonts w:ascii="Times New Roman" w:hAnsi="Times New Roman"/>
+          <w:b/>
+          <w:bCs/>
+          <w:iCs/>
+          <w:color w:val="000000" w:themeColor="text1"/>
+          <w:sz w:val="24"/>
+          <w:szCs w:val="24"/>
+        </w:rPr>
+      </w:pPr>
+      <w:r>
+        <w:rPr>
+          <w:rFonts w:ascii="Times New Roman" w:hAnsi="Times New Roman"/>
+          <w:b/>
+          <w:bCs/>
+          <w:iCs/>
+          <w:color w:val="000000" w:themeColor="text1"/>
+          <w:sz w:val="24"/>
+          <w:szCs w:val="24"/>
+        </w:rPr>
+        <w:t>A1.</w:t>
+      </w:r>
+      <w:r>
+        <w:rPr>
+          <w:rFonts w:ascii="Times New Roman" w:hAnsi="Times New Roman"/>
+          <w:b/>
+          <w:bCs/>
+          <w:iCs/>
+          <w:color w:val="000000" w:themeColor="text1"/>
+          <w:sz w:val="24"/>
+          <w:szCs w:val="24"/>
+        </w:rPr>
+        <w:t>1</w:t>
+      </w:r>
+      <w:r>
+        <w:rPr>
+          <w:rFonts w:ascii="Times New Roman" w:hAnsi="Times New Roman"/>
+          <w:b/>
+          <w:bCs/>
+          <w:iCs/>
+          <w:color w:val="000000" w:themeColor="text1"/>
+          <w:sz w:val="24"/>
+          <w:szCs w:val="24"/>
+        </w:rPr>
+        <w:t>.</w:t>
+      </w:r>
+      <w:r>
+        <w:rPr>
+          <w:rFonts w:ascii="Times New Roman" w:hAnsi="Times New Roman"/>
+          <w:b/>
+          <w:bCs/>
+          <w:iCs/>
+          <w:color w:val="000000" w:themeColor="text1"/>
+          <w:sz w:val="24"/>
+          <w:szCs w:val="24"/>
+        </w:rPr>
+        <w:t>9</w:t>
+      </w:r>
+      <w:r>
+        <w:rPr>
+          <w:rFonts w:ascii="Times New Roman" w:hAnsi="Times New Roman"/>
+          <w:b/>
+          <w:bCs/>
+          <w:iCs/>
+          <w:color w:val="000000" w:themeColor="text1"/>
+          <w:sz w:val="24"/>
+          <w:szCs w:val="24"/>
+        </w:rPr>
+        <w:t xml:space="preserve"> </w:t>
+      </w:r>
+      <w:r>
+        <w:rPr>
+          <w:rFonts w:ascii="Times New Roman" w:hAnsi="Times New Roman"/>
+          <w:b/>
+          <w:bCs/>
+          <w:iCs/>
+          <w:color w:val="000000" w:themeColor="text1"/>
+          <w:sz w:val="24"/>
+          <w:szCs w:val="24"/>
+        </w:rPr>
+        <w:t>PYTHON PROGRAM</w:t>
+      </w:r>
+    </w:p>
+    <w:p>
+      <w:pPr>
+        <w:spacing w:after="0" w:line="240" w:lineRule="auto"/>
+        <w:rPr>
+          <w:rFonts w:ascii="Times New Roman" w:hAnsi="Times New Roman"/>
+          <w:b/>
+          <w:bCs/>
+          <w:iCs/>
+          <w:color w:val="808080" w:themeColor="background1" w:themeShade="80"/>
+          <w:sz w:val="24"/>
+          <w:szCs w:val="24"/>
+        </w:rPr>
+      </w:pPr>
+    </w:p>
+    <w:p>
+      <w:pPr>
+        <w:spacing w:after="0" w:line="240" w:lineRule="auto"/>
+        <w:rPr>
+          <w:rFonts w:ascii="Times New Roman" w:hAnsi="Times New Roman"/>
+          <w:b/>
+          <w:bCs/>
+          <w:iCs/>
           <w:sz w:val="24"/>
           <w:szCs w:val="24"/>
         </w:rPr>
@@ -17338,8 +19302,8 @@
           <w:noProof/>
         </w:rPr>
         <w:drawing>
-          <wp:inline distT="0" distB="0" distL="0" distR="0" wp14:anchorId="333131E1" wp14:editId="117D2700">
-            <wp:extent cx="5943600" cy="3509605"/>
+          <wp:inline distT="0" distB="0" distL="0" distR="0" wp14:anchorId="24EF1054" wp14:editId="3EEF7559">
+            <wp:extent cx="5943600" cy="3509010"/>
             <wp:effectExtent l="0" t="0" r="0" b="0"/>
             <wp:docPr id="7" name="Picture 6">
               <a:extLst xmlns:a="http://schemas.openxmlformats.org/drawingml/2006/main">
@@ -17367,7 +19331,7 @@
                     </pic:cNvPicPr>
                   </pic:nvPicPr>
                   <pic:blipFill>
-                    <a:blip r:embed="rId11" cstate="print">
+                    <a:blip r:embed="rId14" cstate="print">
                       <a:extLst>
                         <a:ext uri="{28A0092B-C50C-407E-A947-70E740481C1C}">
                           <a14:useLocalDpi xmlns:a14="http://schemas.microsoft.com/office/drawing/2010/main" val="0"/>
@@ -17381,7 +19345,7 @@
                   <pic:spPr>
                     <a:xfrm>
                       <a:off x="0" y="0"/>
-                      <a:ext cx="5950795" cy="3513854"/>
+                      <a:ext cx="5943600" cy="3509010"/>
                     </a:xfrm>
                     <a:prstGeom prst="rect">
                       <a:avLst/>
@@ -17393,16 +19357,43 @@
           </wp:inline>
         </w:drawing>
       </w:r>
-      <w:r>
-        <w:rPr>
-          <w:rFonts w:ascii="Times New Roman" w:hAnsi="Times New Roman"/>
-          <w:b/>
-          <w:bCs/>
-          <w:iCs/>
-          <w:sz w:val="24"/>
-          <w:szCs w:val="24"/>
-        </w:rPr>
-        <w:t xml:space="preserve">Figure 4.3. </w:t>
+    </w:p>
+    <w:p>
+      <w:pPr>
+        <w:spacing w:after="0" w:line="240" w:lineRule="auto"/>
+        <w:rPr>
+          <w:rFonts w:ascii="Times New Roman" w:hAnsi="Times New Roman"/>
+          <w:b/>
+          <w:bCs/>
+          <w:iCs/>
+          <w:sz w:val="24"/>
+          <w:szCs w:val="24"/>
+        </w:rPr>
+      </w:pPr>
+    </w:p>
+    <w:p>
+      <w:pPr>
+        <w:pStyle w:val="ListParagraph"/>
+        <w:spacing w:after="0" w:line="240" w:lineRule="auto"/>
+        <w:ind w:left="360"/>
+        <w:jc w:val="center"/>
+        <w:rPr>
+          <w:rFonts w:ascii="Times New Roman" w:hAnsi="Times New Roman"/>
+          <w:iCs/>
+          <w:sz w:val="24"/>
+          <w:szCs w:val="24"/>
+        </w:rPr>
+      </w:pPr>
+      <w:r>
+        <w:rPr>
+          <w:rFonts w:ascii="Times New Roman" w:hAnsi="Times New Roman"/>
+          <w:b/>
+          <w:bCs/>
+          <w:iCs/>
+          <w:sz w:val="24"/>
+          <w:szCs w:val="24"/>
+        </w:rPr>
+        <w:t xml:space="preserve">Figure A1.1.1 </w:t>
       </w:r>
       <w:r>
         <w:rPr>
@@ -17416,7 +19407,9 @@
     </w:p>
     <w:p>
       <w:pPr>
-        <w:spacing w:after="0" w:line="240" w:lineRule="auto"/>
+        <w:pStyle w:val="ListParagraph"/>
+        <w:spacing w:after="0" w:line="240" w:lineRule="auto"/>
+        <w:ind w:left="360"/>
         <w:jc w:val="center"/>
         <w:rPr>
           <w:rFonts w:ascii="Times New Roman" w:hAnsi="Times New Roman"/>
@@ -17427,11 +19420,7 @@
           <w:szCs w:val="28"/>
         </w:rPr>
       </w:pPr>
-    </w:p>
-    <w:p>
-      <w:pPr>
-        <w:spacing w:after="0" w:line="240" w:lineRule="auto"/>
-        <w:jc w:val="center"/>
+      <w:r>
         <w:rPr>
           <w:rFonts w:ascii="Times New Roman" w:hAnsi="Times New Roman"/>
           <w:b/>
@@ -17440,16 +19429,36 @@
           <w:sz w:val="28"/>
           <w:szCs w:val="28"/>
         </w:rPr>
-      </w:pPr>
-    </w:p>
-    <w:p>
-      <w:pPr>
-        <w:spacing w:after="0" w:line="240" w:lineRule="auto"/>
-        <w:rPr>
-          <w:rFonts w:ascii="Times New Roman" w:hAnsi="Times New Roman"/>
-          <w:b/>
-          <w:bCs/>
-          <w:iCs/>
+        <w:lastRenderedPageBreak/>
+        <w:t>REFERENCES</w:t>
+      </w:r>
+    </w:p>
+    <w:p>
+      <w:pPr>
+        <w:pStyle w:val="ListParagraph"/>
+        <w:spacing w:after="0" w:line="240" w:lineRule="auto"/>
+        <w:ind w:left="360"/>
+        <w:jc w:val="center"/>
+        <w:rPr>
+          <w:rFonts w:ascii="Times New Roman" w:hAnsi="Times New Roman"/>
+          <w:iCs/>
+          <w:sz w:val="24"/>
+          <w:szCs w:val="24"/>
+        </w:rPr>
+      </w:pPr>
+    </w:p>
+    <w:p>
+      <w:pPr>
+        <w:pStyle w:val="ListParagraph"/>
+        <w:spacing w:after="0" w:line="240" w:lineRule="auto"/>
+        <w:ind w:left="0"/>
+        <w:jc w:val="center"/>
+        <w:rPr>
+          <w:rFonts w:ascii="Times New Roman" w:hAnsi="Times New Roman"/>
+          <w:b/>
+          <w:bCs/>
+          <w:iCs/>
+          <w:color w:val="EE0000"/>
           <w:sz w:val="28"/>
           <w:szCs w:val="28"/>
         </w:rPr>
@@ -17460,648 +19469,12 @@
           <w:b/>
           <w:bCs/>
           <w:iCs/>
+          <w:color w:val="EE0000"/>
           <w:sz w:val="28"/>
           <w:szCs w:val="28"/>
         </w:rPr>
-        <w:br w:type="page"/>
-      </w:r>
-    </w:p>
-    <w:p>
-      <w:pPr>
-        <w:spacing w:after="0" w:line="240" w:lineRule="auto"/>
-        <w:jc w:val="center"/>
-        <w:rPr>
-          <w:rFonts w:ascii="Times New Roman" w:hAnsi="Times New Roman"/>
-          <w:b/>
-          <w:bCs/>
-          <w:iCs/>
-          <w:sz w:val="28"/>
-          <w:szCs w:val="28"/>
-        </w:rPr>
-      </w:pPr>
-      <w:r>
-        <w:rPr>
-          <w:rFonts w:ascii="Times New Roman" w:hAnsi="Times New Roman"/>
-          <w:b/>
-          <w:bCs/>
-          <w:iCs/>
-          <w:sz w:val="28"/>
-          <w:szCs w:val="28"/>
-        </w:rPr>
-        <w:lastRenderedPageBreak/>
-        <w:t>CHAPTER V</w:t>
-      </w:r>
-    </w:p>
-    <w:p>
-      <w:pPr>
-        <w:spacing w:after="0" w:line="240" w:lineRule="auto"/>
-        <w:jc w:val="center"/>
-        <w:rPr>
-          <w:rFonts w:ascii="Times New Roman" w:hAnsi="Times New Roman"/>
-          <w:b/>
-          <w:bCs/>
-          <w:iCs/>
-          <w:sz w:val="28"/>
-          <w:szCs w:val="28"/>
-        </w:rPr>
-      </w:pPr>
-    </w:p>
-    <w:p>
-      <w:pPr>
-        <w:spacing w:after="0" w:line="240" w:lineRule="auto"/>
-        <w:jc w:val="center"/>
-        <w:rPr>
-          <w:rFonts w:ascii="Times New Roman" w:hAnsi="Times New Roman"/>
-          <w:b/>
-          <w:bCs/>
-          <w:iCs/>
-          <w:sz w:val="28"/>
-          <w:szCs w:val="28"/>
-        </w:rPr>
-      </w:pPr>
-      <w:r>
-        <w:rPr>
-          <w:rFonts w:ascii="Times New Roman" w:hAnsi="Times New Roman"/>
-          <w:b/>
-          <w:bCs/>
-          <w:iCs/>
-          <w:sz w:val="28"/>
-          <w:szCs w:val="28"/>
-        </w:rPr>
-        <w:t>CONCLUSION</w:t>
-      </w:r>
-    </w:p>
-    <w:p>
-      <w:pPr>
-        <w:spacing w:after="0" w:line="240" w:lineRule="auto"/>
-        <w:jc w:val="center"/>
-        <w:rPr>
-          <w:rFonts w:ascii="Times New Roman" w:hAnsi="Times New Roman"/>
-          <w:b/>
-          <w:bCs/>
-          <w:iCs/>
-          <w:sz w:val="28"/>
-          <w:szCs w:val="28"/>
-        </w:rPr>
-      </w:pPr>
-    </w:p>
-    <w:p>
-      <w:pPr>
-        <w:pStyle w:val="ListParagraph"/>
-        <w:numPr>
-          <w:ilvl w:val="1"/>
-          <w:numId w:val="16"/>
-        </w:numPr>
-        <w:spacing w:after="0" w:line="240" w:lineRule="auto"/>
-        <w:rPr>
-          <w:rFonts w:ascii="Times New Roman" w:hAnsi="Times New Roman"/>
-          <w:b/>
-          <w:bCs/>
-          <w:iCs/>
-          <w:sz w:val="24"/>
-          <w:szCs w:val="24"/>
-        </w:rPr>
-      </w:pPr>
-      <w:r>
-        <w:rPr>
-          <w:rFonts w:ascii="Times New Roman" w:hAnsi="Times New Roman"/>
-          <w:b/>
-          <w:bCs/>
-          <w:iCs/>
-          <w:sz w:val="24"/>
-          <w:szCs w:val="24"/>
-        </w:rPr>
-        <w:t>CONCLUSION</w:t>
-      </w:r>
-    </w:p>
-    <w:p>
-      <w:pPr>
-        <w:pStyle w:val="ListParagraph"/>
-        <w:spacing w:after="0" w:line="240" w:lineRule="auto"/>
-        <w:ind w:left="780"/>
-        <w:rPr>
-          <w:rFonts w:ascii="Times New Roman" w:hAnsi="Times New Roman"/>
-          <w:b/>
-          <w:bCs/>
-          <w:iCs/>
-          <w:sz w:val="24"/>
-          <w:szCs w:val="24"/>
-        </w:rPr>
-      </w:pPr>
-    </w:p>
-    <w:p>
-      <w:pPr>
-        <w:pStyle w:val="ListParagraph"/>
-        <w:spacing w:after="0"/>
-        <w:ind w:left="780" w:firstLine="660"/>
-        <w:jc w:val="both"/>
-        <w:rPr>
-          <w:rFonts w:ascii="Times New Roman" w:hAnsi="Times New Roman"/>
-          <w:iCs/>
-          <w:sz w:val="24"/>
-          <w:szCs w:val="24"/>
-        </w:rPr>
-      </w:pPr>
-      <w:r>
-        <w:rPr>
-          <w:rFonts w:ascii="Times New Roman" w:hAnsi="Times New Roman"/>
-          <w:iCs/>
-          <w:sz w:val="24"/>
-          <w:szCs w:val="24"/>
-        </w:rPr>
-        <w:t>This project addresses the critical challenge of reliable and scalable pothole detection for autonomous vehicles and intelligent transportation systems. Existing approaches predominantly rely on sensor fusion techniques involving LiDAR and GNSS, which, although accurate, introduce high hardware costs, increased power consumption, and system complexity, limiting real-time deployment and large-scale adoption. To overcome these limitations, this project proposes a camera-only, vision-based approach that emphasizes real-time structural understanding of road surface anomalies.</w:t>
-      </w:r>
-    </w:p>
-    <w:p>
-      <w:pPr>
-        <w:pStyle w:val="ListParagraph"/>
-        <w:spacing w:after="0"/>
-        <w:ind w:left="780"/>
-        <w:jc w:val="both"/>
-        <w:rPr>
-          <w:rFonts w:ascii="Times New Roman" w:hAnsi="Times New Roman"/>
-          <w:iCs/>
-          <w:sz w:val="24"/>
-          <w:szCs w:val="24"/>
-        </w:rPr>
-      </w:pPr>
-    </w:p>
-    <w:p>
-      <w:pPr>
-        <w:pStyle w:val="ListParagraph"/>
-        <w:spacing w:after="0"/>
-        <w:ind w:left="780" w:firstLine="660"/>
-        <w:jc w:val="both"/>
-        <w:rPr>
-          <w:rFonts w:ascii="Times New Roman" w:hAnsi="Times New Roman"/>
-          <w:iCs/>
-          <w:sz w:val="24"/>
-          <w:szCs w:val="24"/>
-        </w:rPr>
-      </w:pPr>
-      <w:r>
-        <w:rPr>
-          <w:rFonts w:ascii="Times New Roman" w:hAnsi="Times New Roman"/>
-          <w:iCs/>
-          <w:sz w:val="24"/>
-          <w:szCs w:val="24"/>
-        </w:rPr>
-        <w:t>Through an in-depth study of current literature and existing systems, the project identifies the need to move beyond conventional two-dimensional detection toward geometry-aware perception. By integrating deep learning–based pothole detection with monocular depth estimation and wireframe modeling, the proposed solution enables three-dimensional interpretation of potholes using a single RGB camera. This approach significantly reduces system complexity while retaining the ability to analyze pothole severity, shape, and spatial extent in real time.</w:t>
-      </w:r>
-    </w:p>
-    <w:p>
-      <w:pPr>
-        <w:pStyle w:val="ListParagraph"/>
-        <w:spacing w:after="0"/>
-        <w:ind w:left="780"/>
-        <w:jc w:val="both"/>
-        <w:rPr>
-          <w:rFonts w:ascii="Times New Roman" w:hAnsi="Times New Roman"/>
-          <w:iCs/>
-          <w:sz w:val="24"/>
-          <w:szCs w:val="24"/>
-        </w:rPr>
-      </w:pPr>
-    </w:p>
-    <w:p>
-      <w:pPr>
-        <w:pStyle w:val="ListParagraph"/>
-        <w:spacing w:after="0"/>
-        <w:ind w:left="780" w:firstLine="660"/>
-        <w:jc w:val="both"/>
-        <w:rPr>
-          <w:rFonts w:ascii="Times New Roman" w:hAnsi="Times New Roman"/>
-          <w:iCs/>
-          <w:sz w:val="24"/>
-          <w:szCs w:val="24"/>
-        </w:rPr>
-      </w:pPr>
-      <w:r>
-        <w:rPr>
-          <w:rFonts w:ascii="Times New Roman" w:hAnsi="Times New Roman"/>
-          <w:iCs/>
-          <w:sz w:val="24"/>
-          <w:szCs w:val="24"/>
-        </w:rPr>
-        <w:t>The Phase-I work focused on understanding the problem domain, analyzing state-of-the-art techniques, identifying research gaps, and formulating a robust system architecture. The proposed system is designed to support real-time decision-making, enabling proactive driving responses such as speed regulation and path adjustment, while also maintaining scalability and cost efficiency. Overall, this project establishes a strong foundation for developing a lightweight, real-time pothole detection system that enhances road safety, supports autonomous navigation, and contributes to the advancement of intelligent transportation systems.</w:t>
-      </w:r>
-    </w:p>
-    <w:p>
-      <w:pPr>
-        <w:pStyle w:val="ListParagraph"/>
-        <w:spacing w:after="0" w:line="240" w:lineRule="auto"/>
-        <w:ind w:left="780"/>
-        <w:rPr>
-          <w:rFonts w:ascii="Times New Roman" w:hAnsi="Times New Roman"/>
-          <w:b/>
-          <w:bCs/>
-          <w:iCs/>
-          <w:sz w:val="24"/>
-          <w:szCs w:val="24"/>
-        </w:rPr>
-      </w:pPr>
-    </w:p>
-    <w:p>
-      <w:pPr>
-        <w:pStyle w:val="ListParagraph"/>
-        <w:numPr>
-          <w:ilvl w:val="1"/>
-          <w:numId w:val="16"/>
-        </w:numPr>
-        <w:spacing w:after="0" w:line="240" w:lineRule="auto"/>
-        <w:rPr>
-          <w:rFonts w:ascii="Times New Roman" w:hAnsi="Times New Roman"/>
-          <w:b/>
-          <w:bCs/>
-          <w:iCs/>
-          <w:sz w:val="24"/>
-          <w:szCs w:val="24"/>
-        </w:rPr>
-      </w:pPr>
-      <w:r>
-        <w:rPr>
-          <w:rFonts w:ascii="Times New Roman" w:hAnsi="Times New Roman"/>
-          <w:b/>
-          <w:bCs/>
-          <w:iCs/>
-          <w:sz w:val="24"/>
-          <w:szCs w:val="24"/>
-        </w:rPr>
-        <w:t>FUTURE ENHANCEMENT</w:t>
-      </w:r>
-    </w:p>
-    <w:p>
-      <w:pPr>
-        <w:pStyle w:val="ListParagraph"/>
-        <w:spacing w:after="0" w:line="240" w:lineRule="auto"/>
-        <w:ind w:left="780"/>
-        <w:rPr>
-          <w:rFonts w:ascii="Times New Roman" w:hAnsi="Times New Roman"/>
-          <w:b/>
-          <w:bCs/>
-          <w:iCs/>
-          <w:sz w:val="24"/>
-          <w:szCs w:val="24"/>
-        </w:rPr>
-      </w:pPr>
-    </w:p>
-    <w:p>
-      <w:pPr>
-        <w:pStyle w:val="ListParagraph"/>
-        <w:numPr>
-          <w:ilvl w:val="0"/>
-          <w:numId w:val="14"/>
-        </w:numPr>
-        <w:spacing w:after="0"/>
-        <w:jc w:val="both"/>
-        <w:rPr>
-          <w:rFonts w:ascii="Times New Roman" w:hAnsi="Times New Roman"/>
-          <w:iCs/>
-          <w:sz w:val="24"/>
-          <w:szCs w:val="24"/>
-        </w:rPr>
-      </w:pPr>
-      <w:r>
-        <w:rPr>
-          <w:rFonts w:ascii="Times New Roman" w:hAnsi="Times New Roman"/>
-          <w:b/>
-          <w:bCs/>
-          <w:iCs/>
-          <w:sz w:val="24"/>
-          <w:szCs w:val="24"/>
-        </w:rPr>
-        <w:t>Temporal Modeling:</w:t>
-      </w:r>
-      <w:r>
-        <w:rPr>
-          <w:rFonts w:ascii="Times New Roman" w:hAnsi="Times New Roman"/>
-          <w:iCs/>
-          <w:sz w:val="24"/>
-          <w:szCs w:val="24"/>
-        </w:rPr>
-        <w:t xml:space="preserve"> Integrating temporal learning models such as RNNs or video transformers can improve detection stability and wireframe consistency across consecutive frames, especially during high-speed motion.</w:t>
-      </w:r>
-    </w:p>
-    <w:p>
-      <w:pPr>
-        <w:pStyle w:val="ListParagraph"/>
-        <w:numPr>
-          <w:ilvl w:val="0"/>
-          <w:numId w:val="14"/>
-        </w:numPr>
-        <w:spacing w:after="0"/>
-        <w:jc w:val="both"/>
-        <w:rPr>
-          <w:rFonts w:ascii="Times New Roman" w:hAnsi="Times New Roman"/>
-          <w:iCs/>
-          <w:sz w:val="24"/>
-          <w:szCs w:val="24"/>
-        </w:rPr>
-      </w:pPr>
-      <w:r>
-        <w:rPr>
-          <w:rFonts w:ascii="Times New Roman" w:hAnsi="Times New Roman"/>
-          <w:b/>
-          <w:bCs/>
-          <w:iCs/>
-          <w:sz w:val="24"/>
-          <w:szCs w:val="24"/>
-        </w:rPr>
-        <w:t>Metric Depth Estimation</w:t>
-      </w:r>
-      <w:r>
-        <w:rPr>
-          <w:rFonts w:ascii="Times New Roman" w:hAnsi="Times New Roman"/>
-          <w:iCs/>
-          <w:sz w:val="24"/>
-          <w:szCs w:val="24"/>
-        </w:rPr>
-        <w:t>: Camera calibration and scale recovery techniques can be applied to obtain metric depth values, enabling accurate estimation of pothole depth and volume for better severity analysis.</w:t>
-      </w:r>
-    </w:p>
-    <w:p>
-      <w:pPr>
-        <w:pStyle w:val="ListParagraph"/>
-        <w:numPr>
-          <w:ilvl w:val="0"/>
-          <w:numId w:val="14"/>
-        </w:numPr>
-        <w:spacing w:after="0"/>
-        <w:jc w:val="both"/>
-        <w:rPr>
-          <w:rFonts w:ascii="Times New Roman" w:hAnsi="Times New Roman"/>
-          <w:iCs/>
-          <w:sz w:val="24"/>
-          <w:szCs w:val="24"/>
-        </w:rPr>
-      </w:pPr>
-      <w:r>
-        <w:rPr>
-          <w:rFonts w:ascii="Times New Roman" w:hAnsi="Times New Roman"/>
-          <w:b/>
-          <w:bCs/>
-          <w:iCs/>
-          <w:sz w:val="24"/>
-          <w:szCs w:val="24"/>
-        </w:rPr>
-        <w:lastRenderedPageBreak/>
-        <w:t>Multi-Defect Detection:</w:t>
-      </w:r>
-      <w:r>
-        <w:rPr>
-          <w:rFonts w:ascii="Times New Roman" w:hAnsi="Times New Roman"/>
-          <w:iCs/>
-          <w:sz w:val="24"/>
-          <w:szCs w:val="24"/>
-        </w:rPr>
-        <w:t xml:space="preserve"> The system can be extended to detect and structurally model other road anomalies such as cracks, bumps, and uneven pavement using a unified geometric framework.</w:t>
-      </w:r>
-    </w:p>
-    <w:p>
-      <w:pPr>
-        <w:pStyle w:val="ListParagraph"/>
-        <w:numPr>
-          <w:ilvl w:val="0"/>
-          <w:numId w:val="14"/>
-        </w:numPr>
-        <w:spacing w:after="0"/>
-        <w:jc w:val="both"/>
-        <w:rPr>
-          <w:rFonts w:ascii="Times New Roman" w:hAnsi="Times New Roman"/>
-          <w:iCs/>
-          <w:sz w:val="24"/>
-          <w:szCs w:val="24"/>
-        </w:rPr>
-      </w:pPr>
-      <w:r>
-        <w:rPr>
-          <w:rFonts w:ascii="Times New Roman" w:hAnsi="Times New Roman"/>
-          <w:b/>
-          <w:bCs/>
-          <w:iCs/>
-          <w:sz w:val="24"/>
-          <w:szCs w:val="24"/>
-        </w:rPr>
-        <w:t>Vehicle Dynamics Integration:</w:t>
-      </w:r>
-      <w:r>
-        <w:rPr>
-          <w:rFonts w:ascii="Times New Roman" w:hAnsi="Times New Roman"/>
-          <w:iCs/>
-          <w:sz w:val="24"/>
-          <w:szCs w:val="24"/>
-        </w:rPr>
-        <w:t xml:space="preserve"> Incorporating vehicle speed and suspension feedback can refine decision thresholds and enhance depth estimation accuracy in real time.</w:t>
-      </w:r>
-    </w:p>
-    <w:p>
-      <w:pPr>
-        <w:pStyle w:val="ListParagraph"/>
-        <w:numPr>
-          <w:ilvl w:val="0"/>
-          <w:numId w:val="14"/>
-        </w:numPr>
-        <w:spacing w:after="0"/>
-        <w:jc w:val="both"/>
-        <w:rPr>
-          <w:rFonts w:ascii="Times New Roman" w:hAnsi="Times New Roman"/>
-          <w:iCs/>
-          <w:sz w:val="24"/>
-          <w:szCs w:val="24"/>
-        </w:rPr>
-      </w:pPr>
-      <w:r>
-        <w:rPr>
-          <w:rFonts w:ascii="Times New Roman" w:hAnsi="Times New Roman"/>
-          <w:b/>
-          <w:bCs/>
-          <w:iCs/>
-          <w:sz w:val="24"/>
-          <w:szCs w:val="24"/>
-        </w:rPr>
-        <w:t>Crowdsourced Road Monitoring:</w:t>
-      </w:r>
-      <w:r>
-        <w:rPr>
-          <w:rFonts w:ascii="Times New Roman" w:hAnsi="Times New Roman"/>
-          <w:iCs/>
-          <w:sz w:val="24"/>
-          <w:szCs w:val="24"/>
-        </w:rPr>
-        <w:t xml:space="preserve"> Data collected from multiple vehicles can be aggregated and mapped to support large-scale road condition monitoring and predictive maintenance.</w:t>
-      </w:r>
-    </w:p>
-    <w:p>
-      <w:pPr>
-        <w:pStyle w:val="ListParagraph"/>
-        <w:numPr>
-          <w:ilvl w:val="0"/>
-          <w:numId w:val="14"/>
-        </w:numPr>
-        <w:spacing w:after="0"/>
-        <w:jc w:val="both"/>
-        <w:rPr>
-          <w:rFonts w:ascii="Times New Roman" w:hAnsi="Times New Roman"/>
-          <w:iCs/>
-          <w:sz w:val="24"/>
-          <w:szCs w:val="24"/>
-        </w:rPr>
-      </w:pPr>
-      <w:r>
-        <w:rPr>
-          <w:rFonts w:ascii="Times New Roman" w:hAnsi="Times New Roman"/>
-          <w:b/>
-          <w:bCs/>
-          <w:iCs/>
-          <w:sz w:val="24"/>
-          <w:szCs w:val="24"/>
-        </w:rPr>
-        <w:t>Edge and Embedded Optimization:</w:t>
-      </w:r>
-      <w:r>
-        <w:rPr>
-          <w:rFonts w:ascii="Times New Roman" w:hAnsi="Times New Roman"/>
-          <w:iCs/>
-          <w:sz w:val="24"/>
-          <w:szCs w:val="24"/>
-        </w:rPr>
-        <w:t xml:space="preserve"> Model compression and hardware-specific acceleration can enable efficient deployment on embedded and automotive-grade platforms.</w:t>
-      </w:r>
-    </w:p>
-    <w:p>
-      <w:pPr>
-        <w:pStyle w:val="ListParagraph"/>
-        <w:spacing w:after="0" w:line="240" w:lineRule="auto"/>
-        <w:ind w:left="780"/>
-        <w:rPr>
-          <w:rFonts w:ascii="Times New Roman" w:hAnsi="Times New Roman"/>
-          <w:b/>
-          <w:bCs/>
-          <w:iCs/>
-          <w:sz w:val="24"/>
-          <w:szCs w:val="24"/>
-        </w:rPr>
-      </w:pPr>
-    </w:p>
-    <w:p>
-      <w:pPr>
-        <w:spacing w:after="0" w:line="240" w:lineRule="auto"/>
-        <w:rPr>
-          <w:rFonts w:ascii="Times New Roman" w:hAnsi="Times New Roman"/>
-          <w:b/>
-          <w:bCs/>
-          <w:iCs/>
-          <w:sz w:val="24"/>
-          <w:szCs w:val="24"/>
-        </w:rPr>
-      </w:pPr>
-      <w:r>
-        <w:rPr>
-          <w:rFonts w:ascii="Times New Roman" w:hAnsi="Times New Roman"/>
-          <w:b/>
-          <w:bCs/>
-          <w:iCs/>
-          <w:sz w:val="24"/>
-          <w:szCs w:val="24"/>
-        </w:rPr>
-        <w:br w:type="page"/>
-      </w:r>
-    </w:p>
-    <w:p>
-      <w:pPr>
-        <w:pStyle w:val="ListParagraph"/>
-        <w:spacing w:after="0" w:line="240" w:lineRule="auto"/>
-        <w:ind w:left="0"/>
-        <w:jc w:val="center"/>
-        <w:rPr>
-          <w:rFonts w:ascii="Times New Roman" w:hAnsi="Times New Roman"/>
-          <w:b/>
-          <w:bCs/>
-          <w:iCs/>
-          <w:sz w:val="28"/>
-          <w:szCs w:val="28"/>
-        </w:rPr>
-      </w:pPr>
-      <w:r>
-        <w:rPr>
-          <w:rFonts w:ascii="Times New Roman" w:hAnsi="Times New Roman"/>
-          <w:b/>
-          <w:bCs/>
-          <w:iCs/>
-          <w:sz w:val="28"/>
-          <w:szCs w:val="28"/>
-        </w:rPr>
-        <w:lastRenderedPageBreak/>
-        <w:t>APPENDIX</w:t>
-      </w:r>
-    </w:p>
-    <w:p>
-      <w:pPr>
-        <w:spacing w:after="0" w:line="240" w:lineRule="auto"/>
-        <w:rPr>
-          <w:rFonts w:ascii="Times New Roman" w:hAnsi="Times New Roman"/>
-          <w:b/>
-          <w:bCs/>
-          <w:iCs/>
-          <w:sz w:val="24"/>
-          <w:szCs w:val="24"/>
-        </w:rPr>
-      </w:pPr>
-      <w:r>
-        <w:rPr>
-          <w:rFonts w:ascii="Times New Roman" w:hAnsi="Times New Roman"/>
-          <w:b/>
-          <w:bCs/>
-          <w:iCs/>
-          <w:sz w:val="24"/>
-          <w:szCs w:val="24"/>
-        </w:rPr>
-        <w:br w:type="page"/>
-      </w:r>
-    </w:p>
-    <w:p>
-      <w:pPr>
-        <w:pStyle w:val="ListParagraph"/>
-        <w:spacing w:after="0" w:line="240" w:lineRule="auto"/>
-        <w:ind w:left="0"/>
-        <w:jc w:val="center"/>
-        <w:rPr>
-          <w:rFonts w:ascii="Times New Roman" w:hAnsi="Times New Roman"/>
-          <w:b/>
-          <w:bCs/>
-          <w:iCs/>
-          <w:sz w:val="28"/>
-          <w:szCs w:val="28"/>
-        </w:rPr>
-      </w:pPr>
-      <w:r>
-        <w:rPr>
-          <w:rFonts w:ascii="Times New Roman" w:hAnsi="Times New Roman"/>
-          <w:b/>
-          <w:bCs/>
-          <w:iCs/>
-          <w:sz w:val="28"/>
-          <w:szCs w:val="28"/>
-        </w:rPr>
-        <w:lastRenderedPageBreak/>
-        <w:t>REFERENCES</w:t>
-      </w:r>
-    </w:p>
-    <w:p>
-      <w:pPr>
-        <w:pStyle w:val="ListParagraph"/>
-        <w:spacing w:after="0" w:line="240" w:lineRule="auto"/>
-        <w:ind w:left="0"/>
-        <w:jc w:val="center"/>
-        <w:rPr>
-          <w:rFonts w:ascii="Times New Roman" w:hAnsi="Times New Roman"/>
-          <w:b/>
-          <w:bCs/>
-          <w:iCs/>
-          <w:sz w:val="28"/>
-          <w:szCs w:val="28"/>
-        </w:rPr>
-      </w:pPr>
+        <w:t>(fix references and add more references)</w:t>
+      </w:r>
     </w:p>
     <w:p>
       <w:pPr>
@@ -18127,7 +19500,7 @@
         </w:rPr>
         <w:t xml:space="preserve">[1] </w:t>
       </w:r>
-      <w:hyperlink r:id="rId12" w:history="1">
+      <w:hyperlink r:id="rId15" w:history="1">
         <w:r>
           <w:rPr>
             <w:rStyle w:val="Hyperlink"/>
@@ -18181,7 +19554,7 @@
         </w:rPr>
         <w:t xml:space="preserve">[2] </w:t>
       </w:r>
-      <w:hyperlink r:id="rId13" w:history="1">
+      <w:hyperlink r:id="rId16" w:history="1">
         <w:r>
           <w:rPr>
             <w:rStyle w:val="Hyperlink"/>
@@ -18235,7 +19608,7 @@
         </w:rPr>
         <w:t xml:space="preserve">[3] </w:t>
       </w:r>
-      <w:hyperlink r:id="rId14" w:history="1">
+      <w:hyperlink r:id="rId17" w:history="1">
         <w:r>
           <w:rPr>
             <w:rStyle w:val="Hyperlink"/>
@@ -18289,7 +19662,7 @@
         </w:rPr>
         <w:t xml:space="preserve">[4] </w:t>
       </w:r>
-      <w:hyperlink r:id="rId15" w:history="1">
+      <w:hyperlink r:id="rId18" w:history="1">
         <w:r>
           <w:rPr>
             <w:rStyle w:val="Hyperlink"/>
@@ -18343,7 +19716,7 @@
         </w:rPr>
         <w:t xml:space="preserve">[5] </w:t>
       </w:r>
-      <w:hyperlink r:id="rId16" w:history="1">
+      <w:hyperlink r:id="rId19" w:history="1">
         <w:r>
           <w:rPr>
             <w:rStyle w:val="Hyperlink"/>
@@ -18397,7 +19770,7 @@
         </w:rPr>
         <w:t xml:space="preserve">[6] </w:t>
       </w:r>
-      <w:hyperlink r:id="rId17" w:history="1">
+      <w:hyperlink r:id="rId20" w:history="1">
         <w:r>
           <w:rPr>
             <w:rStyle w:val="Hyperlink"/>
@@ -18413,7 +19786,7 @@
       </w:hyperlink>
     </w:p>
     <w:sectPr>
-      <w:footerReference w:type="default" r:id="rId18"/>
+      <w:footerReference w:type="default" r:id="rId21"/>
       <w:pgSz w:w="12240" w:h="15840"/>
       <w:pgMar w:top="994" w:right="1440" w:bottom="806" w:left="1440" w:header="720" w:footer="720" w:gutter="0"/>
       <w:pgNumType w:start="1"/>
@@ -18930,7 +20303,7 @@
       <w:lvlText w:val="%1."/>
       <w:lvlJc w:val="left"/>
       <w:pPr>
-        <w:ind w:left="720" w:hanging="360"/>
+        <w:ind w:left="1080" w:hanging="360"/>
       </w:pPr>
       <w:rPr>
         <w:rFonts w:hint="default"/>
@@ -18942,7 +20315,7 @@
       <w:lvlText w:val="%2."/>
       <w:lvlJc w:val="left"/>
       <w:pPr>
-        <w:ind w:left="1440" w:hanging="360"/>
+        <w:ind w:left="1800" w:hanging="360"/>
       </w:pPr>
     </w:lvl>
     <w:lvl w:ilvl="2" w:tplc="0409001B" w:tentative="1">
@@ -18951,7 +20324,7 @@
       <w:lvlText w:val="%3."/>
       <w:lvlJc w:val="right"/>
       <w:pPr>
-        <w:ind w:left="2160" w:hanging="180"/>
+        <w:ind w:left="2520" w:hanging="180"/>
       </w:pPr>
     </w:lvl>
     <w:lvl w:ilvl="3" w:tplc="0409000F" w:tentative="1">
@@ -18960,7 +20333,7 @@
       <w:lvlText w:val="%4."/>
       <w:lvlJc w:val="left"/>
       <w:pPr>
-        <w:ind w:left="2880" w:hanging="360"/>
+        <w:ind w:left="3240" w:hanging="360"/>
       </w:pPr>
     </w:lvl>
     <w:lvl w:ilvl="4" w:tplc="04090019" w:tentative="1">
@@ -18969,7 +20342,7 @@
       <w:lvlText w:val="%5."/>
       <w:lvlJc w:val="left"/>
       <w:pPr>
-        <w:ind w:left="3600" w:hanging="360"/>
+        <w:ind w:left="3960" w:hanging="360"/>
       </w:pPr>
     </w:lvl>
     <w:lvl w:ilvl="5" w:tplc="0409001B" w:tentative="1">
@@ -18978,7 +20351,7 @@
       <w:lvlText w:val="%6."/>
       <w:lvlJc w:val="right"/>
       <w:pPr>
-        <w:ind w:left="4320" w:hanging="180"/>
+        <w:ind w:left="4680" w:hanging="180"/>
       </w:pPr>
     </w:lvl>
     <w:lvl w:ilvl="6" w:tplc="0409000F" w:tentative="1">
@@ -18987,7 +20360,7 @@
       <w:lvlText w:val="%7."/>
       <w:lvlJc w:val="left"/>
       <w:pPr>
-        <w:ind w:left="5040" w:hanging="360"/>
+        <w:ind w:left="5400" w:hanging="360"/>
       </w:pPr>
     </w:lvl>
     <w:lvl w:ilvl="7" w:tplc="04090019" w:tentative="1">
@@ -18996,7 +20369,7 @@
       <w:lvlText w:val="%8."/>
       <w:lvlJc w:val="left"/>
       <w:pPr>
-        <w:ind w:left="5760" w:hanging="360"/>
+        <w:ind w:left="6120" w:hanging="360"/>
       </w:pPr>
     </w:lvl>
     <w:lvl w:ilvl="8" w:tplc="0409001B" w:tentative="1">
@@ -19005,7 +20378,7 @@
       <w:lvlText w:val="%9."/>
       <w:lvlJc w:val="right"/>
       <w:pPr>
-        <w:ind w:left="6480" w:hanging="180"/>
+        <w:ind w:left="6840" w:hanging="180"/>
       </w:pPr>
     </w:lvl>
   </w:abstractNum>
@@ -19110,9 +20483,9 @@
       <w:lvlJc w:val="left"/>
       <w:pPr>
         <w:tabs>
-          <w:tab w:val="num" w:pos="720"/>
+          <w:tab w:val="num" w:pos="1080"/>
         </w:tabs>
-        <w:ind w:left="720" w:hanging="360"/>
+        <w:ind w:left="1080" w:hanging="360"/>
       </w:pPr>
       <w:rPr>
         <w:rFonts w:ascii="Symbol" w:hAnsi="Symbol" w:hint="default"/>
@@ -19126,9 +20499,9 @@
       <w:lvlJc w:val="left"/>
       <w:pPr>
         <w:tabs>
-          <w:tab w:val="num" w:pos="1440"/>
+          <w:tab w:val="num" w:pos="1800"/>
         </w:tabs>
-        <w:ind w:left="1440" w:hanging="360"/>
+        <w:ind w:left="1800" w:hanging="360"/>
       </w:pPr>
       <w:rPr>
         <w:rFonts w:ascii="Courier New" w:hAnsi="Courier New" w:hint="default"/>
@@ -19142,9 +20515,9 @@
       <w:lvlJc w:val="left"/>
       <w:pPr>
         <w:tabs>
-          <w:tab w:val="num" w:pos="2160"/>
+          <w:tab w:val="num" w:pos="2520"/>
         </w:tabs>
-        <w:ind w:left="2160" w:hanging="360"/>
+        <w:ind w:left="2520" w:hanging="360"/>
       </w:pPr>
       <w:rPr>
         <w:rFonts w:ascii="Wingdings" w:hAnsi="Wingdings" w:hint="default"/>
@@ -19158,9 +20531,9 @@
       <w:lvlJc w:val="left"/>
       <w:pPr>
         <w:tabs>
-          <w:tab w:val="num" w:pos="2880"/>
+          <w:tab w:val="num" w:pos="3240"/>
         </w:tabs>
-        <w:ind w:left="2880" w:hanging="360"/>
+        <w:ind w:left="3240" w:hanging="360"/>
       </w:pPr>
       <w:rPr>
         <w:rFonts w:ascii="Wingdings" w:hAnsi="Wingdings" w:hint="default"/>
@@ -19174,9 +20547,9 @@
       <w:lvlJc w:val="left"/>
       <w:pPr>
         <w:tabs>
-          <w:tab w:val="num" w:pos="3600"/>
+          <w:tab w:val="num" w:pos="3960"/>
         </w:tabs>
-        <w:ind w:left="3600" w:hanging="360"/>
+        <w:ind w:left="3960" w:hanging="360"/>
       </w:pPr>
       <w:rPr>
         <w:rFonts w:ascii="Wingdings" w:hAnsi="Wingdings" w:hint="default"/>
@@ -19190,9 +20563,9 @@
       <w:lvlJc w:val="left"/>
       <w:pPr>
         <w:tabs>
-          <w:tab w:val="num" w:pos="4320"/>
+          <w:tab w:val="num" w:pos="4680"/>
         </w:tabs>
-        <w:ind w:left="4320" w:hanging="360"/>
+        <w:ind w:left="4680" w:hanging="360"/>
       </w:pPr>
       <w:rPr>
         <w:rFonts w:ascii="Wingdings" w:hAnsi="Wingdings" w:hint="default"/>
@@ -19206,9 +20579,9 @@
       <w:lvlJc w:val="left"/>
       <w:pPr>
         <w:tabs>
-          <w:tab w:val="num" w:pos="5040"/>
+          <w:tab w:val="num" w:pos="5400"/>
         </w:tabs>
-        <w:ind w:left="5040" w:hanging="360"/>
+        <w:ind w:left="5400" w:hanging="360"/>
       </w:pPr>
       <w:rPr>
         <w:rFonts w:ascii="Wingdings" w:hAnsi="Wingdings" w:hint="default"/>
@@ -19222,9 +20595,9 @@
       <w:lvlJc w:val="left"/>
       <w:pPr>
         <w:tabs>
-          <w:tab w:val="num" w:pos="5760"/>
+          <w:tab w:val="num" w:pos="6120"/>
         </w:tabs>
-        <w:ind w:left="5760" w:hanging="360"/>
+        <w:ind w:left="6120" w:hanging="360"/>
       </w:pPr>
       <w:rPr>
         <w:rFonts w:ascii="Wingdings" w:hAnsi="Wingdings" w:hint="default"/>
@@ -19238,9 +20611,9 @@
       <w:lvlJc w:val="left"/>
       <w:pPr>
         <w:tabs>
-          <w:tab w:val="num" w:pos="6480"/>
+          <w:tab w:val="num" w:pos="6840"/>
         </w:tabs>
-        <w:ind w:left="6480" w:hanging="360"/>
+        <w:ind w:left="6840" w:hanging="360"/>
       </w:pPr>
       <w:rPr>
         <w:rFonts w:ascii="Wingdings" w:hAnsi="Wingdings" w:hint="default"/>
@@ -19681,7 +21054,7 @@
       <w:lvlText w:val="%1."/>
       <w:lvlJc w:val="left"/>
       <w:pPr>
-        <w:ind w:left="1080" w:hanging="360"/>
+        <w:ind w:left="1440" w:hanging="360"/>
       </w:pPr>
       <w:rPr>
         <w:rFonts w:ascii="Times New Roman" w:eastAsia="Times New Roman" w:hAnsi="Times New Roman" w:cs="Times New Roman"/>
@@ -19695,7 +21068,7 @@
       <w:lvlText w:val="%2."/>
       <w:lvlJc w:val="left"/>
       <w:pPr>
-        <w:ind w:left="1800" w:hanging="360"/>
+        <w:ind w:left="2160" w:hanging="360"/>
       </w:pPr>
     </w:lvl>
     <w:lvl w:ilvl="2" w:tplc="0409001B" w:tentative="1">
@@ -19704,7 +21077,7 @@
       <w:lvlText w:val="%3."/>
       <w:lvlJc w:val="right"/>
       <w:pPr>
-        <w:ind w:left="2520" w:hanging="180"/>
+        <w:ind w:left="2880" w:hanging="180"/>
       </w:pPr>
     </w:lvl>
     <w:lvl w:ilvl="3" w:tplc="0409000F" w:tentative="1">
@@ -19713,7 +21086,7 @@
       <w:lvlText w:val="%4."/>
       <w:lvlJc w:val="left"/>
       <w:pPr>
-        <w:ind w:left="3240" w:hanging="360"/>
+        <w:ind w:left="3600" w:hanging="360"/>
       </w:pPr>
     </w:lvl>
     <w:lvl w:ilvl="4" w:tplc="04090019" w:tentative="1">
@@ -19722,7 +21095,7 @@
       <w:lvlText w:val="%5."/>
       <w:lvlJc w:val="left"/>
       <w:pPr>
-        <w:ind w:left="3960" w:hanging="360"/>
+        <w:ind w:left="4320" w:hanging="360"/>
       </w:pPr>
     </w:lvl>
     <w:lvl w:ilvl="5" w:tplc="0409001B" w:tentative="1">
@@ -19731,7 +21104,7 @@
       <w:lvlText w:val="%6."/>
       <w:lvlJc w:val="right"/>
       <w:pPr>
-        <w:ind w:left="4680" w:hanging="180"/>
+        <w:ind w:left="5040" w:hanging="180"/>
       </w:pPr>
     </w:lvl>
     <w:lvl w:ilvl="6" w:tplc="0409000F" w:tentative="1">
@@ -19740,7 +21113,7 @@
       <w:lvlText w:val="%7."/>
       <w:lvlJc w:val="left"/>
       <w:pPr>
-        <w:ind w:left="5400" w:hanging="360"/>
+        <w:ind w:left="5760" w:hanging="360"/>
       </w:pPr>
     </w:lvl>
     <w:lvl w:ilvl="7" w:tplc="04090019" w:tentative="1">
@@ -19749,7 +21122,7 @@
       <w:lvlText w:val="%8."/>
       <w:lvlJc w:val="left"/>
       <w:pPr>
-        <w:ind w:left="6120" w:hanging="360"/>
+        <w:ind w:left="6480" w:hanging="360"/>
       </w:pPr>
     </w:lvl>
     <w:lvl w:ilvl="8" w:tplc="0409001B" w:tentative="1">
@@ -19758,7 +21131,7 @@
       <w:lvlText w:val="%9."/>
       <w:lvlJc w:val="right"/>
       <w:pPr>
-        <w:ind w:left="6840" w:hanging="180"/>
+        <w:ind w:left="7200" w:hanging="180"/>
       </w:pPr>
     </w:lvl>
   </w:abstractNum>
@@ -19893,7 +21266,7 @@
       <w:lvlText w:val="%1."/>
       <w:lvlJc w:val="left"/>
       <w:pPr>
-        <w:ind w:left="1080" w:hanging="360"/>
+        <w:ind w:left="1440" w:hanging="360"/>
       </w:pPr>
       <w:rPr>
         <w:rFonts w:hint="default"/>
@@ -19905,7 +21278,7 @@
       <w:lvlText w:val="%2."/>
       <w:lvlJc w:val="left"/>
       <w:pPr>
-        <w:ind w:left="1800" w:hanging="360"/>
+        <w:ind w:left="2160" w:hanging="360"/>
       </w:pPr>
     </w:lvl>
     <w:lvl w:ilvl="2" w:tplc="0409001B" w:tentative="1">
@@ -19914,7 +21287,7 @@
       <w:lvlText w:val="%3."/>
       <w:lvlJc w:val="right"/>
       <w:pPr>
-        <w:ind w:left="2520" w:hanging="180"/>
+        <w:ind w:left="2880" w:hanging="180"/>
       </w:pPr>
     </w:lvl>
     <w:lvl w:ilvl="3" w:tplc="0409000F" w:tentative="1">
@@ -19923,7 +21296,7 @@
       <w:lvlText w:val="%4."/>
       <w:lvlJc w:val="left"/>
       <w:pPr>
-        <w:ind w:left="3240" w:hanging="360"/>
+        <w:ind w:left="3600" w:hanging="360"/>
       </w:pPr>
     </w:lvl>
     <w:lvl w:ilvl="4" w:tplc="04090019" w:tentative="1">
@@ -19932,7 +21305,7 @@
       <w:lvlText w:val="%5."/>
       <w:lvlJc w:val="left"/>
       <w:pPr>
-        <w:ind w:left="3960" w:hanging="360"/>
+        <w:ind w:left="4320" w:hanging="360"/>
       </w:pPr>
     </w:lvl>
     <w:lvl w:ilvl="5" w:tplc="0409001B" w:tentative="1">
@@ -19941,7 +21314,7 @@
       <w:lvlText w:val="%6."/>
       <w:lvlJc w:val="right"/>
       <w:pPr>
-        <w:ind w:left="4680" w:hanging="180"/>
+        <w:ind w:left="5040" w:hanging="180"/>
       </w:pPr>
     </w:lvl>
     <w:lvl w:ilvl="6" w:tplc="0409000F" w:tentative="1">
@@ -19950,7 +21323,7 @@
       <w:lvlText w:val="%7."/>
       <w:lvlJc w:val="left"/>
       <w:pPr>
-        <w:ind w:left="5400" w:hanging="360"/>
+        <w:ind w:left="5760" w:hanging="360"/>
       </w:pPr>
     </w:lvl>
     <w:lvl w:ilvl="7" w:tplc="04090019" w:tentative="1">
@@ -19959,7 +21332,7 @@
       <w:lvlText w:val="%8."/>
       <w:lvlJc w:val="left"/>
       <w:pPr>
-        <w:ind w:left="6120" w:hanging="360"/>
+        <w:ind w:left="6480" w:hanging="360"/>
       </w:pPr>
     </w:lvl>
     <w:lvl w:ilvl="8" w:tplc="0409001B" w:tentative="1">
@@ -19968,7 +21341,7 @@
       <w:lvlText w:val="%9."/>
       <w:lvlJc w:val="right"/>
       <w:pPr>
-        <w:ind w:left="6840" w:hanging="180"/>
+        <w:ind w:left="7200" w:hanging="180"/>
       </w:pPr>
     </w:lvl>
   </w:abstractNum>
@@ -20072,7 +21445,7 @@
       <w:lvlText w:val="%1."/>
       <w:lvlJc w:val="left"/>
       <w:pPr>
-        <w:ind w:left="720" w:hanging="360"/>
+        <w:ind w:left="1080" w:hanging="360"/>
       </w:pPr>
       <w:rPr>
         <w:rFonts w:hint="default"/>
@@ -20086,7 +21459,7 @@
       <w:lvlText w:val="%2."/>
       <w:lvlJc w:val="left"/>
       <w:pPr>
-        <w:ind w:left="1440" w:hanging="360"/>
+        <w:ind w:left="1800" w:hanging="360"/>
       </w:pPr>
     </w:lvl>
     <w:lvl w:ilvl="2" w:tplc="0409001B" w:tentative="1">
@@ -20095,7 +21468,7 @@
       <w:lvlText w:val="%3."/>
       <w:lvlJc w:val="right"/>
       <w:pPr>
-        <w:ind w:left="2160" w:hanging="180"/>
+        <w:ind w:left="2520" w:hanging="180"/>
       </w:pPr>
     </w:lvl>
     <w:lvl w:ilvl="3" w:tplc="0409000F" w:tentative="1">
@@ -20104,7 +21477,7 @@
       <w:lvlText w:val="%4."/>
       <w:lvlJc w:val="left"/>
       <w:pPr>
-        <w:ind w:left="2880" w:hanging="360"/>
+        <w:ind w:left="3240" w:hanging="360"/>
       </w:pPr>
     </w:lvl>
     <w:lvl w:ilvl="4" w:tplc="04090019" w:tentative="1">
@@ -20113,7 +21486,7 @@
       <w:lvlText w:val="%5."/>
       <w:lvlJc w:val="left"/>
       <w:pPr>
-        <w:ind w:left="3600" w:hanging="360"/>
+        <w:ind w:left="3960" w:hanging="360"/>
       </w:pPr>
     </w:lvl>
     <w:lvl w:ilvl="5" w:tplc="0409001B" w:tentative="1">
@@ -20122,7 +21495,7 @@
       <w:lvlText w:val="%6."/>
       <w:lvlJc w:val="right"/>
       <w:pPr>
-        <w:ind w:left="4320" w:hanging="180"/>
+        <w:ind w:left="4680" w:hanging="180"/>
       </w:pPr>
     </w:lvl>
     <w:lvl w:ilvl="6" w:tplc="0409000F" w:tentative="1">
@@ -20131,7 +21504,7 @@
       <w:lvlText w:val="%7."/>
       <w:lvlJc w:val="left"/>
       <w:pPr>
-        <w:ind w:left="5040" w:hanging="360"/>
+        <w:ind w:left="5400" w:hanging="360"/>
       </w:pPr>
     </w:lvl>
     <w:lvl w:ilvl="7" w:tplc="04090019" w:tentative="1">
@@ -20140,7 +21513,7 @@
       <w:lvlText w:val="%8."/>
       <w:lvlJc w:val="left"/>
       <w:pPr>
-        <w:ind w:left="5760" w:hanging="360"/>
+        <w:ind w:left="6120" w:hanging="360"/>
       </w:pPr>
     </w:lvl>
     <w:lvl w:ilvl="8" w:tplc="0409001B" w:tentative="1">
@@ -20149,7 +21522,7 @@
       <w:lvlText w:val="%9."/>
       <w:lvlJc w:val="right"/>
       <w:pPr>
-        <w:ind w:left="6480" w:hanging="180"/>
+        <w:ind w:left="6840" w:hanging="180"/>
       </w:pPr>
     </w:lvl>
   </w:abstractNum>
@@ -20949,7 +22322,7 @@
   <w:style w:type="paragraph" w:default="1" w:styleId="Normal">
     <w:name w:val="Normal"/>
     <w:qFormat/>
-    <w:rsid w:val="00E27CCC"/>
+    <w:rsid w:val="00653EA7"/>
     <w:pPr>
       <w:spacing w:after="200" w:line="276" w:lineRule="auto"/>
     </w:pPr>
@@ -21009,6 +22382,7 @@
   <w:style w:type="character" w:default="1" w:styleId="DefaultParagraphFont">
     <w:name w:val="Default Paragraph Font"/>
     <w:uiPriority w:val="1"/>
+    <w:semiHidden/>
     <w:unhideWhenUsed/>
   </w:style>
   <w:style w:type="table" w:default="1" w:styleId="TableNormal">

--- a/PHASE 1 REPORT/Report Draft/PROJECT PHASE_I REPORT v7.docx
+++ b/PHASE 1 REPORT/Report Draft/PROJECT PHASE_I REPORT v7.docx
@@ -1261,7 +1261,6 @@
         </w:rPr>
         <w:t xml:space="preserve"> </w:t>
       </w:r>
-      <w:proofErr w:type="spellStart"/>
       <w:r>
         <w:rPr>
           <w:rFonts w:ascii="Times New Roman" w:hAnsi="Times New Roman"/>
@@ -1271,7 +1270,6 @@
         </w:rPr>
         <w:t>bonafide</w:t>
       </w:r>
-      <w:proofErr w:type="spellEnd"/>
       <w:r>
         <w:rPr>
           <w:rFonts w:ascii="Times New Roman" w:hAnsi="Times New Roman"/>
@@ -3768,6 +3766,38 @@
               <w:rPr>
                 <w:sz w:val="24"/>
               </w:rPr>
+              <w:t>3.1</w:t>
+            </w:r>
+          </w:p>
+          <w:p>
+            <w:pPr>
+              <w:pStyle w:val="TableParagraph"/>
+              <w:spacing w:before="217"/>
+              <w:ind w:left="641"/>
+              <w:rPr>
+                <w:sz w:val="24"/>
+              </w:rPr>
+            </w:pPr>
+            <w:r>
+              <w:rPr>
+                <w:sz w:val="24"/>
+              </w:rPr>
+              <w:t>3.1.1</w:t>
+            </w:r>
+          </w:p>
+          <w:p>
+            <w:pPr>
+              <w:pStyle w:val="TableParagraph"/>
+              <w:spacing w:before="217"/>
+              <w:ind w:left="641"/>
+              <w:rPr>
+                <w:sz w:val="24"/>
+              </w:rPr>
+            </w:pPr>
+            <w:r>
+              <w:rPr>
+                <w:sz w:val="24"/>
+              </w:rPr>
               <w:t>3.</w:t>
             </w:r>
             <w:r>
@@ -3802,10 +3832,54 @@
           <w:p>
             <w:pPr>
               <w:pStyle w:val="TableParagraph"/>
-              <w:spacing w:before="2"/>
-              <w:rPr>
-                <w:b/>
-                <w:sz w:val="23"/>
+              <w:spacing w:before="223"/>
+              <w:ind w:left="622"/>
+              <w:rPr>
+                <w:sz w:val="24"/>
+              </w:rPr>
+            </w:pPr>
+            <w:r>
+              <w:rPr>
+                <w:sz w:val="24"/>
+              </w:rPr>
+              <w:t>A1.1.</w:t>
+            </w:r>
+            <w:r>
+              <w:rPr>
+                <w:sz w:val="24"/>
+              </w:rPr>
+              <w:t>2</w:t>
+            </w:r>
+          </w:p>
+          <w:p>
+            <w:pPr>
+              <w:pStyle w:val="TableParagraph"/>
+              <w:spacing w:before="223"/>
+              <w:ind w:left="622"/>
+              <w:rPr>
+                <w:sz w:val="24"/>
+              </w:rPr>
+            </w:pPr>
+            <w:r>
+              <w:rPr>
+                <w:sz w:val="24"/>
+              </w:rPr>
+              <w:t>A1.1.</w:t>
+            </w:r>
+            <w:r>
+              <w:rPr>
+                <w:sz w:val="24"/>
+              </w:rPr>
+              <w:t>3</w:t>
+            </w:r>
+          </w:p>
+          <w:p>
+            <w:pPr>
+              <w:pStyle w:val="TableParagraph"/>
+              <w:spacing w:before="223"/>
+              <w:ind w:left="622"/>
+              <w:rPr>
+                <w:sz w:val="24"/>
               </w:rPr>
             </w:pPr>
           </w:p>
@@ -3826,6 +3900,68 @@
           </w:tcPr>
           <w:p>
             <w:pPr>
+              <w:spacing w:after="0" w:line="240" w:lineRule="auto"/>
+              <w:ind w:left="360"/>
+              <w:rPr>
+                <w:rFonts w:ascii="Times New Roman" w:hAnsi="Times New Roman"/>
+                <w:iCs/>
+                <w:sz w:val="24"/>
+                <w:szCs w:val="24"/>
+              </w:rPr>
+            </w:pPr>
+          </w:p>
+          <w:p>
+            <w:pPr>
+              <w:spacing w:after="0" w:line="240" w:lineRule="auto"/>
+              <w:ind w:left="360"/>
+              <w:rPr>
+                <w:rFonts w:ascii="Times New Roman" w:hAnsi="Times New Roman"/>
+                <w:iCs/>
+                <w:sz w:val="24"/>
+                <w:szCs w:val="24"/>
+              </w:rPr>
+            </w:pPr>
+            <w:r>
+              <w:rPr>
+                <w:rFonts w:ascii="Times New Roman" w:hAnsi="Times New Roman"/>
+                <w:iCs/>
+                <w:sz w:val="24"/>
+                <w:szCs w:val="24"/>
+              </w:rPr>
+              <w:t xml:space="preserve"> </w:t>
+            </w:r>
+            <w:r>
+              <w:rPr>
+                <w:rFonts w:ascii="Times New Roman" w:hAnsi="Times New Roman"/>
+                <w:iCs/>
+                <w:sz w:val="24"/>
+                <w:szCs w:val="24"/>
+              </w:rPr>
+              <w:t xml:space="preserve">Sample Images from </w:t>
+            </w:r>
+            <w:proofErr w:type="spellStart"/>
+            <w:r>
+              <w:rPr>
+                <w:rFonts w:ascii="Times New Roman" w:hAnsi="Times New Roman"/>
+                <w:iCs/>
+                <w:sz w:val="24"/>
+                <w:szCs w:val="24"/>
+              </w:rPr>
+              <w:t>PothRGB</w:t>
+            </w:r>
+            <w:proofErr w:type="spellEnd"/>
+            <w:r>
+              <w:rPr>
+                <w:rFonts w:ascii="Times New Roman" w:hAnsi="Times New Roman"/>
+                <w:iCs/>
+                <w:sz w:val="24"/>
+                <w:szCs w:val="24"/>
+              </w:rPr>
+              <w:t xml:space="preserve"> Dataset</w:t>
+            </w:r>
+          </w:p>
+          <w:p>
+            <w:pPr>
               <w:pStyle w:val="TableParagraph"/>
               <w:spacing w:before="214" w:line="429" w:lineRule="auto"/>
               <w:ind w:left="439" w:right="1078"/>
@@ -3836,6 +3972,19 @@
             <w:r>
               <w:rPr>
                 <w:sz w:val="24"/>
+                <w:szCs w:val="24"/>
+              </w:rPr>
+              <w:t>LiDAR equipped vehicle</w:t>
+            </w:r>
+            <w:r>
+              <w:rPr>
+                <w:sz w:val="24"/>
+              </w:rPr>
+              <w:br/>
+            </w:r>
+            <w:r>
+              <w:rPr>
+                <w:sz w:val="24"/>
               </w:rPr>
               <w:t>Existing System Architecture</w:t>
             </w:r>
@@ -3851,7 +4000,7 @@
                 <w:sz w:val="24"/>
                 <w:szCs w:val="24"/>
               </w:rPr>
-              <w:t>Environment Setup</w:t>
+              <w:t>Python Installation</w:t>
             </w:r>
           </w:p>
           <w:p>
@@ -3863,6 +4012,38 @@
                 <w:sz w:val="24"/>
               </w:rPr>
             </w:pPr>
+            <w:r>
+              <w:rPr>
+                <w:sz w:val="24"/>
+              </w:rPr>
+              <w:t>Setting up Anaconda Navigator</w:t>
+            </w:r>
+          </w:p>
+          <w:p>
+            <w:pPr>
+              <w:pStyle w:val="TableParagraph"/>
+              <w:spacing w:before="2" w:line="261" w:lineRule="exact"/>
+              <w:ind w:left="429"/>
+              <w:rPr>
+                <w:sz w:val="24"/>
+              </w:rPr>
+            </w:pPr>
+          </w:p>
+          <w:p>
+            <w:pPr>
+              <w:pStyle w:val="TableParagraph"/>
+              <w:spacing w:before="2" w:line="261" w:lineRule="exact"/>
+              <w:ind w:left="429"/>
+              <w:rPr>
+                <w:sz w:val="24"/>
+              </w:rPr>
+            </w:pPr>
+            <w:r>
+              <w:rPr>
+                <w:sz w:val="24"/>
+              </w:rPr>
+              <w:t>Drafting Code Base</w:t>
+            </w:r>
           </w:p>
         </w:tc>
         <w:tc>
@@ -3883,7 +4064,41 @@
               <w:rPr>
                 <w:sz w:val="24"/>
               </w:rPr>
-              <w:t>15</w:t>
+              <w:t>16</w:t>
+            </w:r>
+          </w:p>
+          <w:p>
+            <w:pPr>
+              <w:pStyle w:val="TableParagraph"/>
+              <w:spacing w:before="202"/>
+              <w:ind w:left="541"/>
+              <w:jc w:val="center"/>
+              <w:rPr>
+                <w:sz w:val="24"/>
+              </w:rPr>
+            </w:pPr>
+            <w:r>
+              <w:rPr>
+                <w:sz w:val="24"/>
+              </w:rPr>
+              <w:t>16</w:t>
+            </w:r>
+          </w:p>
+          <w:p>
+            <w:pPr>
+              <w:pStyle w:val="TableParagraph"/>
+              <w:spacing w:before="202"/>
+              <w:ind w:left="541"/>
+              <w:jc w:val="center"/>
+              <w:rPr>
+                <w:sz w:val="24"/>
+              </w:rPr>
+            </w:pPr>
+            <w:r>
+              <w:rPr>
+                <w:sz w:val="24"/>
+              </w:rPr>
+              <w:t>17</w:t>
             </w:r>
           </w:p>
           <w:p>
@@ -3900,7 +4115,13 @@
               <w:rPr>
                 <w:sz w:val="24"/>
               </w:rPr>
-              <w:t>23</w:t>
+              <w:t>2</w:t>
+            </w:r>
+            <w:r>
+              <w:rPr>
+                <w:sz w:val="24"/>
+              </w:rPr>
+              <w:t>2</w:t>
             </w:r>
           </w:p>
           <w:p>
@@ -3923,6 +4144,40 @@
                 <w:sz w:val="24"/>
               </w:rPr>
             </w:pPr>
+            <w:r>
+              <w:rPr>
+                <w:sz w:val="24"/>
+              </w:rPr>
+              <w:t>23</w:t>
+            </w:r>
+          </w:p>
+          <w:p>
+            <w:pPr>
+              <w:pStyle w:val="TableParagraph"/>
+              <w:spacing w:line="256" w:lineRule="exact"/>
+              <w:ind w:left="1330" w:right="804"/>
+              <w:jc w:val="center"/>
+              <w:rPr>
+                <w:sz w:val="24"/>
+              </w:rPr>
+            </w:pPr>
+          </w:p>
+          <w:p>
+            <w:pPr>
+              <w:pStyle w:val="TableParagraph"/>
+              <w:spacing w:line="256" w:lineRule="exact"/>
+              <w:ind w:left="1330" w:right="804"/>
+              <w:jc w:val="center"/>
+              <w:rPr>
+                <w:sz w:val="24"/>
+              </w:rPr>
+            </w:pPr>
+            <w:r>
+              <w:rPr>
+                <w:sz w:val="24"/>
+              </w:rPr>
+              <w:t>24</w:t>
+            </w:r>
           </w:p>
         </w:tc>
       </w:tr>
@@ -11265,6 +11520,41 @@
     <w:p>
       <w:pPr>
         <w:spacing w:after="0" w:line="240" w:lineRule="auto"/>
+        <w:ind w:left="360" w:firstLine="360"/>
+        <w:jc w:val="both"/>
+        <w:rPr>
+          <w:rFonts w:ascii="Times New Roman" w:hAnsi="Times New Roman"/>
+          <w:iCs/>
+          <w:sz w:val="24"/>
+          <w:szCs w:val="24"/>
+        </w:rPr>
+      </w:pPr>
+    </w:p>
+    <w:p>
+      <w:pPr>
+        <w:spacing w:after="0" w:line="240" w:lineRule="auto"/>
+        <w:ind w:left="360" w:firstLine="360"/>
+        <w:jc w:val="both"/>
+        <w:rPr>
+          <w:rFonts w:ascii="Times New Roman" w:hAnsi="Times New Roman"/>
+          <w:iCs/>
+          <w:sz w:val="24"/>
+          <w:szCs w:val="24"/>
+        </w:rPr>
+      </w:pPr>
+      <w:r>
+        <w:rPr>
+          <w:rFonts w:ascii="Times New Roman" w:hAnsi="Times New Roman"/>
+          <w:iCs/>
+          <w:sz w:val="24"/>
+          <w:szCs w:val="24"/>
+        </w:rPr>
+        <w:t>In addition to supporting proactive speed regulation and trajectory planning, the system improves navigation reliability under challenging road conditions such as low visibility, uneven terrain, and high-speed driving scenarios. By continuously analyzing road surface geometry, the perception module enables autonomous vehicles to anticipate hazards well in advance and respond smoothly rather than relying on reactive maneuvers. The wireframe representation of potholes allows navigation algorithms to compute safer paths that minimize abrupt steering or braking actions, thereby improving vehicle stability and passenger comfort. This capability is particularly beneficial in urban environments where road degradation is frequent and unpredictable.</w:t>
+      </w:r>
+    </w:p>
+    <w:p>
+      <w:pPr>
+        <w:spacing w:after="0" w:line="240" w:lineRule="auto"/>
         <w:ind w:left="360"/>
         <w:jc w:val="both"/>
         <w:rPr>
@@ -11343,6 +11633,41 @@
     <w:p>
       <w:pPr>
         <w:spacing w:after="0" w:line="240" w:lineRule="auto"/>
+        <w:ind w:left="360" w:firstLine="360"/>
+        <w:jc w:val="both"/>
+        <w:rPr>
+          <w:rFonts w:ascii="Times New Roman" w:hAnsi="Times New Roman"/>
+          <w:iCs/>
+          <w:sz w:val="24"/>
+          <w:szCs w:val="24"/>
+        </w:rPr>
+      </w:pPr>
+    </w:p>
+    <w:p>
+      <w:pPr>
+        <w:spacing w:after="0" w:line="240" w:lineRule="auto"/>
+        <w:ind w:left="360" w:firstLine="360"/>
+        <w:jc w:val="both"/>
+        <w:rPr>
+          <w:rFonts w:ascii="Times New Roman" w:hAnsi="Times New Roman"/>
+          <w:iCs/>
+          <w:sz w:val="24"/>
+          <w:szCs w:val="24"/>
+        </w:rPr>
+      </w:pPr>
+      <w:r>
+        <w:rPr>
+          <w:rFonts w:ascii="Times New Roman" w:hAnsi="Times New Roman"/>
+          <w:iCs/>
+          <w:sz w:val="24"/>
+          <w:szCs w:val="24"/>
+        </w:rPr>
+        <w:t>Beyond real-time vehicle operation, the system enables long-term infrastructure analysis by collecting structured road surface data across multiple trips and locations. The geometric attributes of detected potholes, such as depth and affected area, provide quantitative indicators of road deterioration severity. When aggregated over time, this information can be used to identify high-risk zones, monitor the progression of road damage, and prioritize maintenance efforts. Automated infrastructure monitoring using vision-based structural data significantly reduces inspection costs and enables data-driven decision-making for transportation authorities.</w:t>
+      </w:r>
+    </w:p>
+    <w:p>
+      <w:pPr>
+        <w:spacing w:after="0" w:line="240" w:lineRule="auto"/>
         <w:ind w:left="360"/>
         <w:jc w:val="both"/>
         <w:rPr>
@@ -11415,8 +11740,42 @@
           <w:sz w:val="24"/>
           <w:szCs w:val="24"/>
         </w:rPr>
-        <w:lastRenderedPageBreak/>
         <w:t>The system enhances safety by providing reliable, geometry-aware perception of road hazards. Decision support mechanisms use this information to trigger warnings, adjust driving behavior, or inform higher-level control systems. Accurate road surface perception directly contributes to safer and more resilient autonomous vehicle operation.</w:t>
+      </w:r>
+    </w:p>
+    <w:p>
+      <w:pPr>
+        <w:spacing w:after="0" w:line="240" w:lineRule="auto"/>
+        <w:ind w:left="360" w:firstLine="360"/>
+        <w:jc w:val="both"/>
+        <w:rPr>
+          <w:rFonts w:ascii="Times New Roman" w:hAnsi="Times New Roman"/>
+          <w:iCs/>
+          <w:sz w:val="24"/>
+          <w:szCs w:val="24"/>
+        </w:rPr>
+      </w:pPr>
+    </w:p>
+    <w:p>
+      <w:pPr>
+        <w:spacing w:after="0" w:line="240" w:lineRule="auto"/>
+        <w:ind w:left="360" w:firstLine="360"/>
+        <w:jc w:val="both"/>
+        <w:rPr>
+          <w:rFonts w:ascii="Times New Roman" w:hAnsi="Times New Roman"/>
+          <w:iCs/>
+          <w:sz w:val="24"/>
+          <w:szCs w:val="24"/>
+        </w:rPr>
+      </w:pPr>
+      <w:r>
+        <w:rPr>
+          <w:rFonts w:ascii="Times New Roman" w:hAnsi="Times New Roman"/>
+          <w:iCs/>
+          <w:sz w:val="24"/>
+          <w:szCs w:val="24"/>
+        </w:rPr>
+        <w:t>The system also serves as a critical input to higher-level safety and decision support frameworks within autonomous vehicles. Geometry-aware perception allows the system to assess hazard severity more accurately and differentiate between minor surface imperfections and critical road defects. Based on this assessment, appropriate safety actions such as warning generation, controlled deceleration, or rerouting can be initiated. The integration of structural road information into decision support systems enhances situational awareness and reduces the likelihood of unsafe maneuvers, contributing to more reliable and resilient autonomous vehicle operation.</w:t>
       </w:r>
     </w:p>
     <w:p>
@@ -16036,88 +16395,200 @@
     <w:p>
       <w:pPr>
         <w:spacing w:after="0" w:line="240" w:lineRule="auto"/>
-        <w:ind w:left="360"/>
-        <w:rPr>
-          <w:rFonts w:ascii="Times New Roman" w:hAnsi="Times New Roman"/>
-          <w:b/>
-          <w:bCs/>
-          <w:iCs/>
-          <w:sz w:val="24"/>
-          <w:szCs w:val="24"/>
-        </w:rPr>
-      </w:pPr>
-    </w:p>
-    <w:p>
-      <w:pPr>
-        <w:spacing w:after="0" w:line="240" w:lineRule="auto"/>
-        <w:ind w:left="360"/>
-        <w:rPr>
-          <w:rFonts w:ascii="Times New Roman" w:hAnsi="Times New Roman"/>
-          <w:b/>
-          <w:bCs/>
-          <w:iCs/>
-          <w:sz w:val="24"/>
-          <w:szCs w:val="24"/>
-        </w:rPr>
-      </w:pPr>
-    </w:p>
-    <w:p>
-      <w:pPr>
-        <w:spacing w:after="0" w:line="240" w:lineRule="auto"/>
-        <w:ind w:left="360"/>
-        <w:rPr>
-          <w:rFonts w:ascii="Times New Roman" w:hAnsi="Times New Roman"/>
-          <w:sz w:val="24"/>
-          <w:szCs w:val="24"/>
-        </w:rPr>
-      </w:pPr>
-      <w:r>
-        <w:rPr>
-          <w:rFonts w:ascii="Times New Roman" w:hAnsi="Times New Roman"/>
-          <w:b/>
-          <w:bCs/>
-          <w:sz w:val="24"/>
-          <w:szCs w:val="24"/>
-        </w:rPr>
-        <w:t>3.1.1</w:t>
-      </w:r>
-      <w:r>
-        <w:rPr>
-          <w:rFonts w:ascii="Times New Roman" w:hAnsi="Times New Roman"/>
-          <w:sz w:val="24"/>
-          <w:szCs w:val="24"/>
-        </w:rPr>
-        <w:t xml:space="preserve"> </w:t>
-      </w:r>
-      <w:r>
-        <w:rPr>
-          <w:rFonts w:ascii="Times New Roman" w:hAnsi="Times New Roman"/>
-          <w:b/>
-          <w:bCs/>
-          <w:sz w:val="24"/>
-          <w:szCs w:val="24"/>
-        </w:rPr>
-        <w:t>ISSUES IN THE SYSTEM</w:t>
-      </w:r>
-    </w:p>
-    <w:p>
-      <w:pPr>
-        <w:spacing w:after="0" w:line="240" w:lineRule="auto"/>
-        <w:ind w:left="360"/>
-        <w:rPr>
-          <w:rFonts w:ascii="Times New Roman" w:hAnsi="Times New Roman"/>
-          <w:sz w:val="24"/>
-          <w:szCs w:val="24"/>
-        </w:rPr>
-      </w:pPr>
-    </w:p>
-    <w:p>
-      <w:pPr>
-        <w:spacing w:after="0" w:line="240" w:lineRule="auto"/>
         <w:ind w:left="360" w:firstLine="360"/>
         <w:jc w:val="both"/>
         <w:rPr>
           <w:rFonts w:ascii="Times New Roman" w:hAnsi="Times New Roman"/>
+          <w:iCs/>
+          <w:sz w:val="24"/>
+          <w:szCs w:val="24"/>
+        </w:rPr>
+      </w:pPr>
+      <w:r>
+        <w:rPr>
+          <w:rFonts w:ascii="Times New Roman" w:hAnsi="Times New Roman"/>
+          <w:iCs/>
+          <w:sz w:val="24"/>
+          <w:szCs w:val="24"/>
+        </w:rPr>
+        <w:lastRenderedPageBreak/>
+        <w:drawing>
+          <wp:inline distT="0" distB="0" distL="0" distR="0" wp14:anchorId="5F321346" wp14:editId="1F1A4E3B">
+            <wp:extent cx="5734850" cy="1428949"/>
+            <wp:effectExtent l="0" t="0" r="0" b="0"/>
+            <wp:docPr id="648761138" name="Picture 1"/>
+            <wp:cNvGraphicFramePr>
+              <a:graphicFrameLocks xmlns:a="http://schemas.openxmlformats.org/drawingml/2006/main" noChangeAspect="1"/>
+            </wp:cNvGraphicFramePr>
+            <a:graphic xmlns:a="http://schemas.openxmlformats.org/drawingml/2006/main">
+              <a:graphicData uri="http://schemas.openxmlformats.org/drawingml/2006/picture">
+                <pic:pic xmlns:pic="http://schemas.openxmlformats.org/drawingml/2006/picture">
+                  <pic:nvPicPr>
+                    <pic:cNvPr id="648761138" name=""/>
+                    <pic:cNvPicPr/>
+                  </pic:nvPicPr>
+                  <pic:blipFill>
+                    <a:blip r:embed="rId10"/>
+                    <a:stretch>
+                      <a:fillRect/>
+                    </a:stretch>
+                  </pic:blipFill>
+                  <pic:spPr>
+                    <a:xfrm>
+                      <a:off x="0" y="0"/>
+                      <a:ext cx="5734850" cy="1428949"/>
+                    </a:xfrm>
+                    <a:prstGeom prst="rect">
+                      <a:avLst/>
+                    </a:prstGeom>
+                  </pic:spPr>
+                </pic:pic>
+              </a:graphicData>
+            </a:graphic>
+          </wp:inline>
+        </w:drawing>
+      </w:r>
+    </w:p>
+    <w:p>
+      <w:pPr>
+        <w:spacing w:after="0" w:line="240" w:lineRule="auto"/>
+        <w:ind w:left="360"/>
+        <w:jc w:val="center"/>
+        <w:rPr>
+          <w:rFonts w:ascii="Times New Roman" w:hAnsi="Times New Roman"/>
+          <w:b/>
+          <w:bCs/>
+          <w:iCs/>
+          <w:sz w:val="24"/>
+          <w:szCs w:val="24"/>
+        </w:rPr>
+      </w:pPr>
+    </w:p>
+    <w:p>
+      <w:pPr>
+        <w:spacing w:after="0" w:line="240" w:lineRule="auto"/>
+        <w:ind w:left="360"/>
+        <w:jc w:val="center"/>
+        <w:rPr>
+          <w:rFonts w:ascii="Times New Roman" w:hAnsi="Times New Roman"/>
+          <w:iCs/>
+          <w:sz w:val="24"/>
+          <w:szCs w:val="24"/>
+        </w:rPr>
+      </w:pPr>
+      <w:r>
+        <w:rPr>
+          <w:rFonts w:ascii="Times New Roman" w:hAnsi="Times New Roman"/>
+          <w:b/>
+          <w:bCs/>
+          <w:iCs/>
+          <w:sz w:val="24"/>
+          <w:szCs w:val="24"/>
+        </w:rPr>
+        <w:t xml:space="preserve">Figure 3.1 </w:t>
+      </w:r>
+      <w:r>
+        <w:rPr>
+          <w:rFonts w:ascii="Times New Roman" w:hAnsi="Times New Roman"/>
+          <w:iCs/>
+          <w:sz w:val="24"/>
+          <w:szCs w:val="24"/>
+        </w:rPr>
+        <w:t xml:space="preserve">Sample Images from </w:t>
+      </w:r>
+      <w:proofErr w:type="spellStart"/>
+      <w:r>
+        <w:rPr>
+          <w:rFonts w:ascii="Times New Roman" w:hAnsi="Times New Roman"/>
+          <w:iCs/>
+          <w:sz w:val="24"/>
+          <w:szCs w:val="24"/>
+        </w:rPr>
+        <w:t>PothRGB</w:t>
+      </w:r>
+      <w:proofErr w:type="spellEnd"/>
+      <w:r>
+        <w:rPr>
+          <w:rFonts w:ascii="Times New Roman" w:hAnsi="Times New Roman"/>
+          <w:iCs/>
+          <w:sz w:val="24"/>
+          <w:szCs w:val="24"/>
+        </w:rPr>
+        <w:t xml:space="preserve"> Dataset</w:t>
+      </w:r>
+    </w:p>
+    <w:p>
+      <w:pPr>
+        <w:spacing w:after="0" w:line="240" w:lineRule="auto"/>
+        <w:ind w:left="360"/>
+        <w:rPr>
+          <w:rFonts w:ascii="Times New Roman" w:hAnsi="Times New Roman"/>
+          <w:b/>
+          <w:bCs/>
+          <w:iCs/>
+          <w:sz w:val="24"/>
+          <w:szCs w:val="24"/>
+        </w:rPr>
+      </w:pPr>
+    </w:p>
+    <w:p>
+      <w:pPr>
+        <w:spacing w:after="0" w:line="240" w:lineRule="auto"/>
+        <w:ind w:left="360"/>
+        <w:rPr>
+          <w:rFonts w:ascii="Times New Roman" w:hAnsi="Times New Roman"/>
+          <w:sz w:val="24"/>
+          <w:szCs w:val="24"/>
+        </w:rPr>
+      </w:pPr>
+      <w:r>
+        <w:rPr>
+          <w:rFonts w:ascii="Times New Roman" w:hAnsi="Times New Roman"/>
+          <w:b/>
+          <w:bCs/>
+          <w:sz w:val="24"/>
+          <w:szCs w:val="24"/>
+        </w:rPr>
+        <w:t>3.1.1</w:t>
+      </w:r>
+      <w:r>
+        <w:rPr>
+          <w:rFonts w:ascii="Times New Roman" w:hAnsi="Times New Roman"/>
+          <w:sz w:val="24"/>
+          <w:szCs w:val="24"/>
+        </w:rPr>
+        <w:t xml:space="preserve"> </w:t>
+      </w:r>
+      <w:r>
+        <w:rPr>
+          <w:rFonts w:ascii="Times New Roman" w:hAnsi="Times New Roman"/>
+          <w:b/>
+          <w:bCs/>
+          <w:sz w:val="24"/>
+          <w:szCs w:val="24"/>
+        </w:rPr>
+        <w:t>ISSUES IN THE SYSTEM</w:t>
+      </w:r>
+    </w:p>
+    <w:p>
+      <w:pPr>
+        <w:spacing w:after="0" w:line="240" w:lineRule="auto"/>
+        <w:ind w:left="360"/>
+        <w:rPr>
+          <w:rFonts w:ascii="Times New Roman" w:hAnsi="Times New Roman"/>
+          <w:sz w:val="24"/>
+          <w:szCs w:val="24"/>
+        </w:rPr>
+      </w:pPr>
+    </w:p>
+    <w:p>
+      <w:pPr>
+        <w:spacing w:after="0" w:line="240" w:lineRule="auto"/>
+        <w:ind w:left="360" w:firstLine="360"/>
+        <w:jc w:val="both"/>
+        <w:rPr>
+          <w:rFonts w:ascii="Times New Roman" w:hAnsi="Times New Roman"/>
+          <w:iCs/>
           <w:sz w:val="24"/>
           <w:szCs w:val="24"/>
         </w:rPr>
@@ -16147,6 +16618,100 @@
           <w:szCs w:val="24"/>
         </w:rPr>
         <w:t>[1]</w:t>
+      </w:r>
+    </w:p>
+    <w:p>
+      <w:pPr>
+        <w:spacing w:after="0" w:line="240" w:lineRule="auto"/>
+        <w:ind w:left="360" w:firstLine="360"/>
+        <w:jc w:val="both"/>
+        <w:rPr>
+          <w:rFonts w:ascii="Times New Roman" w:hAnsi="Times New Roman"/>
+          <w:sz w:val="24"/>
+          <w:szCs w:val="24"/>
+        </w:rPr>
+      </w:pPr>
+      <w:r>
+        <w:rPr>
+          <w:rFonts w:ascii="Times New Roman" w:hAnsi="Times New Roman"/>
+          <w:sz w:val="24"/>
+          <w:szCs w:val="24"/>
+        </w:rPr>
+        <w:drawing>
+          <wp:inline distT="0" distB="0" distL="0" distR="0" wp14:anchorId="4FD24BD9" wp14:editId="5DA3FB3D">
+            <wp:extent cx="5429250" cy="2909521"/>
+            <wp:effectExtent l="0" t="0" r="0" b="5715"/>
+            <wp:docPr id="2145724930" name="Picture 1"/>
+            <wp:cNvGraphicFramePr>
+              <a:graphicFrameLocks xmlns:a="http://schemas.openxmlformats.org/drawingml/2006/main" noChangeAspect="1"/>
+            </wp:cNvGraphicFramePr>
+            <a:graphic xmlns:a="http://schemas.openxmlformats.org/drawingml/2006/main">
+              <a:graphicData uri="http://schemas.openxmlformats.org/drawingml/2006/picture">
+                <pic:pic xmlns:pic="http://schemas.openxmlformats.org/drawingml/2006/picture">
+                  <pic:nvPicPr>
+                    <pic:cNvPr id="2145724930" name=""/>
+                    <pic:cNvPicPr/>
+                  </pic:nvPicPr>
+                  <pic:blipFill>
+                    <a:blip r:embed="rId11"/>
+                    <a:stretch>
+                      <a:fillRect/>
+                    </a:stretch>
+                  </pic:blipFill>
+                  <pic:spPr>
+                    <a:xfrm>
+                      <a:off x="0" y="0"/>
+                      <a:ext cx="5436772" cy="2913552"/>
+                    </a:xfrm>
+                    <a:prstGeom prst="rect">
+                      <a:avLst/>
+                    </a:prstGeom>
+                  </pic:spPr>
+                </pic:pic>
+              </a:graphicData>
+            </a:graphic>
+          </wp:inline>
+        </w:drawing>
+      </w:r>
+    </w:p>
+    <w:p>
+      <w:pPr>
+        <w:spacing w:after="0" w:line="240" w:lineRule="auto"/>
+        <w:ind w:left="360" w:firstLine="360"/>
+        <w:jc w:val="center"/>
+        <w:rPr>
+          <w:rFonts w:ascii="Times New Roman" w:hAnsi="Times New Roman"/>
+          <w:sz w:val="24"/>
+          <w:szCs w:val="24"/>
+        </w:rPr>
+      </w:pPr>
+      <w:r>
+        <w:rPr>
+          <w:rFonts w:ascii="Times New Roman" w:hAnsi="Times New Roman"/>
+          <w:b/>
+          <w:bCs/>
+          <w:sz w:val="24"/>
+          <w:szCs w:val="24"/>
+        </w:rPr>
+        <w:t>Figure 3.1.1</w:t>
+      </w:r>
+      <w:r>
+        <w:rPr>
+          <w:rFonts w:ascii="Times New Roman" w:hAnsi="Times New Roman"/>
+          <w:b/>
+          <w:bCs/>
+          <w:sz w:val="24"/>
+          <w:szCs w:val="24"/>
+        </w:rPr>
+        <w:t xml:space="preserve"> </w:t>
+      </w:r>
+      <w:r>
+        <w:rPr>
+          <w:rFonts w:ascii="Times New Roman" w:hAnsi="Times New Roman"/>
+          <w:sz w:val="24"/>
+          <w:szCs w:val="24"/>
+        </w:rPr>
+        <w:t>LiDAR equipped vehicle</w:t>
       </w:r>
     </w:p>
     <w:p>
@@ -16245,7 +16810,7 @@
                     </pic:cNvPicPr>
                   </pic:nvPicPr>
                   <pic:blipFill>
-                    <a:blip r:embed="rId10" cstate="print">
+                    <a:blip r:embed="rId12" cstate="print">
                       <a:extLst>
                         <a:ext uri="{28A0092B-C50C-407E-A947-70E740481C1C}">
                           <a14:useLocalDpi xmlns:a14="http://schemas.microsoft.com/office/drawing/2010/main" val="0"/>
@@ -16432,7 +16997,16 @@
           <w:sz w:val="24"/>
           <w:szCs w:val="24"/>
         </w:rPr>
-        <w:t xml:space="preserve"> that eliminates the need for expensive depth sensors and complex sensor calibration. The system relies on a single RGB camera combined with deep learning–based vision models to perform accurate pothole detection, depth estimation, and structural modeling in real time. Instead of using LiDAR for depth extraction, the proposed approach employs monocular depth estimation techniques to infer relative depth information directly from visual input, enabling three-dimensional understanding of road surface anomalies without additional hardware. Detected potholes are further processed to generate a wireframe or geometric representation that captures boundary shape, depth variation, and spatial extent, providing continuous structural insight rather than discrete 2D bounding boxes. This lightweight perception pipeline is designed for low latency and reduced computational overhead, making it suitable for real-time autonomous navigation and scalable deployment. By focusing on structural understanding and real-time decision support, the proposed system addresses cost, scalability, and operational limitations of existing approaches while enabling proactive driving actions such as controlled deceleration and path adjustment.</w:t>
+        <w:t xml:space="preserve"> that eliminates the need for expensive depth sensors and complex sensor calibration. The system relies on a single RGB camera combined with deep learning–based vision models to perform accurate pothole detection, depth estimation, and structural modeling in real time. Instead of using LiDAR for depth extraction, the proposed approach employs monocular depth estimation techniques to infer relative depth information directly from visual input, enabling three-dimensional understanding of road surface anomalies without additional hardware. Detected potholes are further processed to generate a wireframe or geometric representation that captures boundary shape, depth variation, and spatial extent, providing continuous structural insight rather than discrete 2D bounding boxes. This lightweight perception pipeline is designed for low latency and reduced computational overhead, making it suitable for real-time autonomous navigation and scalable deployment. By focusing on structural understanding and real-time decision support, the proposed system </w:t>
+      </w:r>
+      <w:r>
+        <w:rPr>
+          <w:rFonts w:ascii="Times New Roman" w:hAnsi="Times New Roman"/>
+          <w:sz w:val="24"/>
+          <w:szCs w:val="24"/>
+        </w:rPr>
+        <w:lastRenderedPageBreak/>
+        <w:t>addresses cost, scalability, and operational limitations of existing approaches while enabling proactive driving actions such as controlled deceleration and path adjustment.</w:t>
       </w:r>
       <w:r>
         <w:rPr>
@@ -16811,7 +17385,6 @@
           <w:sz w:val="24"/>
           <w:szCs w:val="24"/>
         </w:rPr>
-        <w:lastRenderedPageBreak/>
         <w:t>Scalability and Cost Efficiency:</w:t>
       </w:r>
       <w:r>
@@ -18853,13 +19426,14 @@
           <w:b/>
           <w:bCs/>
           <w:iCs/>
+          <w:noProof/>
           <w:color w:val="000000" w:themeColor="text1"/>
           <w:sz w:val="24"/>
           <w:szCs w:val="24"/>
         </w:rPr>
         <w:drawing>
-          <wp:inline distT="0" distB="0" distL="0" distR="0" wp14:anchorId="0B6F46E6" wp14:editId="1B13D0B8">
-            <wp:extent cx="5943600" cy="3606800"/>
+          <wp:inline distT="0" distB="0" distL="0" distR="0" wp14:anchorId="0B6F46E6" wp14:editId="761AA7A4">
+            <wp:extent cx="5943600" cy="3200400"/>
             <wp:effectExtent l="0" t="0" r="0" b="0"/>
             <wp:docPr id="510013129" name="Picture 1"/>
             <wp:cNvGraphicFramePr>
@@ -18873,7 +19447,7 @@
                     <pic:cNvPicPr/>
                   </pic:nvPicPr>
                   <pic:blipFill>
-                    <a:blip r:embed="rId11"/>
+                    <a:blip r:embed="rId13"/>
                     <a:stretch>
                       <a:fillRect/>
                     </a:stretch>
@@ -18881,7 +19455,7 @@
                   <pic:spPr>
                     <a:xfrm>
                       <a:off x="0" y="0"/>
-                      <a:ext cx="5943600" cy="3606800"/>
+                      <a:ext cx="5943600" cy="3200400"/>
                     </a:xfrm>
                     <a:prstGeom prst="rect">
                       <a:avLst/>
@@ -18911,6 +19485,20 @@
     <w:p>
       <w:pPr>
         <w:spacing w:after="0" w:line="240" w:lineRule="auto"/>
+        <w:rPr>
+          <w:rFonts w:ascii="Times New Roman" w:hAnsi="Times New Roman"/>
+          <w:b/>
+          <w:bCs/>
+          <w:iCs/>
+          <w:color w:val="000000" w:themeColor="text1"/>
+          <w:sz w:val="24"/>
+          <w:szCs w:val="24"/>
+        </w:rPr>
+      </w:pPr>
+    </w:p>
+    <w:p>
+      <w:pPr>
+        <w:spacing w:after="0" w:line="240" w:lineRule="auto"/>
         <w:jc w:val="center"/>
         <w:rPr>
           <w:rFonts w:ascii="Times New Roman" w:hAnsi="Times New Roman"/>
@@ -18928,48 +19516,7 @@
           <w:b/>
           <w:bCs/>
           <w:iCs/>
-          <w:color w:val="000000" w:themeColor="text1"/>
-          <w:sz w:val="24"/>
-          <w:szCs w:val="24"/>
-        </w:rPr>
-        <w:t>Figure A1.1.1 Python Installation</w:t>
-      </w:r>
-    </w:p>
-    <w:p>
-      <w:pPr>
-        <w:spacing w:after="0" w:line="240" w:lineRule="auto"/>
-        <w:jc w:val="center"/>
-        <w:rPr>
-          <w:rFonts w:ascii="Times New Roman" w:hAnsi="Times New Roman"/>
-          <w:b/>
-          <w:bCs/>
-          <w:iCs/>
-          <w:color w:val="000000" w:themeColor="text1"/>
-          <w:sz w:val="24"/>
-          <w:szCs w:val="24"/>
-        </w:rPr>
-      </w:pPr>
-    </w:p>
-    <w:p>
-      <w:pPr>
-        <w:spacing w:after="0" w:line="240" w:lineRule="auto"/>
-        <w:jc w:val="center"/>
-        <w:rPr>
-          <w:rFonts w:ascii="Times New Roman" w:hAnsi="Times New Roman"/>
-          <w:b/>
-          <w:bCs/>
-          <w:iCs/>
-          <w:color w:val="000000" w:themeColor="text1"/>
-          <w:sz w:val="24"/>
-          <w:szCs w:val="24"/>
-        </w:rPr>
-      </w:pPr>
-      <w:r>
-        <w:rPr>
-          <w:rFonts w:ascii="Times New Roman" w:hAnsi="Times New Roman"/>
-          <w:b/>
-          <w:bCs/>
-          <w:iCs/>
+          <w:noProof/>
           <w:color w:val="000000" w:themeColor="text1"/>
           <w:sz w:val="24"/>
           <w:szCs w:val="24"/>
@@ -18990,7 +19537,7 @@
                     <pic:cNvPicPr/>
                   </pic:nvPicPr>
                   <pic:blipFill>
-                    <a:blip r:embed="rId12"/>
+                    <a:blip r:embed="rId14"/>
                     <a:stretch>
                       <a:fillRect/>
                     </a:stretch>
@@ -19029,6 +19576,20 @@
     <w:p>
       <w:pPr>
         <w:spacing w:after="0" w:line="240" w:lineRule="auto"/>
+        <w:rPr>
+          <w:rFonts w:ascii="Times New Roman" w:hAnsi="Times New Roman"/>
+          <w:b/>
+          <w:bCs/>
+          <w:iCs/>
+          <w:color w:val="000000" w:themeColor="text1"/>
+          <w:sz w:val="24"/>
+          <w:szCs w:val="24"/>
+        </w:rPr>
+      </w:pPr>
+    </w:p>
+    <w:p>
+      <w:pPr>
+        <w:spacing w:after="0" w:line="240" w:lineRule="auto"/>
         <w:jc w:val="center"/>
         <w:rPr>
           <w:rFonts w:ascii="Times New Roman" w:hAnsi="Times New Roman"/>
@@ -19040,7 +19601,11 @@
           <w:szCs w:val="24"/>
         </w:rPr>
       </w:pPr>
-      <w:r>
+    </w:p>
+    <w:p>
+      <w:pPr>
+        <w:spacing w:after="0" w:line="240" w:lineRule="auto"/>
+        <w:jc w:val="center"/>
         <w:rPr>
           <w:rFonts w:ascii="Times New Roman" w:hAnsi="Times New Roman"/>
           <w:b/>
@@ -19050,52 +19615,23 @@
           <w:sz w:val="24"/>
           <w:szCs w:val="24"/>
         </w:rPr>
-        <w:t>Figure A1.1.2 Python setup Progress</w:t>
-      </w:r>
-    </w:p>
-    <w:p>
-      <w:pPr>
-        <w:spacing w:after="0" w:line="240" w:lineRule="auto"/>
-        <w:jc w:val="center"/>
-        <w:rPr>
-          <w:rFonts w:ascii="Times New Roman" w:hAnsi="Times New Roman"/>
-          <w:b/>
-          <w:bCs/>
-          <w:iCs/>
+      </w:pPr>
+      <w:r>
+        <w:rPr>
+          <w:rFonts w:ascii="Times New Roman" w:hAnsi="Times New Roman"/>
+          <w:b/>
+          <w:bCs/>
+          <w:iCs/>
+          <w:noProof/>
           <w:color w:val="000000" w:themeColor="text1"/>
           <w:sz w:val="24"/>
           <w:szCs w:val="24"/>
         </w:rPr>
-      </w:pPr>
-    </w:p>
-    <w:p>
-      <w:pPr>
-        <w:spacing w:after="0" w:line="240" w:lineRule="auto"/>
-        <w:jc w:val="center"/>
-        <w:rPr>
-          <w:rFonts w:ascii="Times New Roman" w:hAnsi="Times New Roman"/>
-          <w:b/>
-          <w:bCs/>
-          <w:iCs/>
-          <w:color w:val="000000" w:themeColor="text1"/>
-          <w:sz w:val="24"/>
-          <w:szCs w:val="24"/>
-        </w:rPr>
-      </w:pPr>
-      <w:r>
-        <w:rPr>
-          <w:rFonts w:ascii="Times New Roman" w:hAnsi="Times New Roman"/>
-          <w:b/>
-          <w:bCs/>
-          <w:iCs/>
-          <w:color w:val="000000" w:themeColor="text1"/>
-          <w:sz w:val="24"/>
-          <w:szCs w:val="24"/>
-        </w:rPr>
+        <w:lastRenderedPageBreak/>
         <w:drawing>
-          <wp:inline distT="0" distB="0" distL="0" distR="0" wp14:anchorId="636E3ACA" wp14:editId="42F7FE9C">
-            <wp:extent cx="5943600" cy="3308350"/>
-            <wp:effectExtent l="0" t="0" r="0" b="6350"/>
+          <wp:inline distT="0" distB="0" distL="0" distR="0" wp14:anchorId="636E3ACA" wp14:editId="4238AE39">
+            <wp:extent cx="5943600" cy="3095625"/>
+            <wp:effectExtent l="0" t="0" r="0" b="9525"/>
             <wp:docPr id="15859215" name="Picture 1"/>
             <wp:cNvGraphicFramePr>
               <a:graphicFrameLocks xmlns:a="http://schemas.openxmlformats.org/drawingml/2006/main" noChangeAspect="1"/>
@@ -19108,7 +19644,7 @@
                     <pic:cNvPicPr/>
                   </pic:nvPicPr>
                   <pic:blipFill>
-                    <a:blip r:embed="rId13"/>
+                    <a:blip r:embed="rId15"/>
                     <a:stretch>
                       <a:fillRect/>
                     </a:stretch>
@@ -19116,7 +19652,7 @@
                   <pic:spPr>
                     <a:xfrm>
                       <a:off x="0" y="0"/>
-                      <a:ext cx="5943600" cy="3308350"/>
+                      <a:ext cx="5943600" cy="3095625"/>
                     </a:xfrm>
                     <a:prstGeom prst="rect">
                       <a:avLst/>
@@ -19168,26 +19704,23 @@
           <w:sz w:val="24"/>
           <w:szCs w:val="24"/>
         </w:rPr>
-        <w:t>Figure A1.1.3 Successful Installation of Python</w:t>
-      </w:r>
-    </w:p>
-    <w:p>
-      <w:pPr>
-        <w:spacing w:after="0" w:line="240" w:lineRule="auto"/>
-        <w:rPr>
-          <w:rFonts w:ascii="Times New Roman" w:hAnsi="Times New Roman"/>
-          <w:b/>
-          <w:bCs/>
+        <w:t xml:space="preserve">Figure A1.1.1 </w:t>
+      </w:r>
+      <w:r>
+        <w:rPr>
+          <w:rFonts w:ascii="Times New Roman" w:hAnsi="Times New Roman"/>
           <w:iCs/>
           <w:color w:val="000000" w:themeColor="text1"/>
           <w:sz w:val="24"/>
           <w:szCs w:val="24"/>
         </w:rPr>
-      </w:pPr>
-    </w:p>
-    <w:p>
-      <w:pPr>
-        <w:spacing w:after="0" w:line="240" w:lineRule="auto"/>
+        <w:t>Python Installation</w:t>
+      </w:r>
+    </w:p>
+    <w:p>
+      <w:pPr>
+        <w:spacing w:after="0" w:line="240" w:lineRule="auto"/>
+        <w:jc w:val="center"/>
         <w:rPr>
           <w:rFonts w:ascii="Times New Roman" w:hAnsi="Times New Roman"/>
           <w:b/>
@@ -19198,7 +19731,10 @@
           <w:szCs w:val="24"/>
         </w:rPr>
       </w:pPr>
-      <w:r>
+    </w:p>
+    <w:p>
+      <w:pPr>
+        <w:spacing w:after="0" w:line="240" w:lineRule="auto"/>
         <w:rPr>
           <w:rFonts w:ascii="Times New Roman" w:hAnsi="Times New Roman"/>
           <w:b/>
@@ -19208,8 +19744,7 @@
           <w:sz w:val="24"/>
           <w:szCs w:val="24"/>
         </w:rPr>
-        <w:t>A1.</w:t>
-      </w:r>
+      </w:pPr>
       <w:r>
         <w:rPr>
           <w:rFonts w:ascii="Times New Roman" w:hAnsi="Times New Roman"/>
@@ -19220,9 +19755,12 @@
           <w:sz w:val="24"/>
           <w:szCs w:val="24"/>
         </w:rPr>
-        <w:t>1</w:t>
-      </w:r>
-      <w:r>
+        <w:t>A1.1.2 SETTING UP ANACONDA NAVIGATOR</w:t>
+      </w:r>
+    </w:p>
+    <w:p>
+      <w:pPr>
+        <w:spacing w:after="0" w:line="240" w:lineRule="auto"/>
         <w:rPr>
           <w:rFonts w:ascii="Times New Roman" w:hAnsi="Times New Roman"/>
           <w:b/>
@@ -19232,9 +19770,12 @@
           <w:sz w:val="24"/>
           <w:szCs w:val="24"/>
         </w:rPr>
-        <w:t>.</w:t>
-      </w:r>
-      <w:r>
+      </w:pPr>
+    </w:p>
+    <w:p>
+      <w:pPr>
+        <w:spacing w:after="0" w:line="240" w:lineRule="auto"/>
+        <w:jc w:val="center"/>
         <w:rPr>
           <w:rFonts w:ascii="Times New Roman" w:hAnsi="Times New Roman"/>
           <w:b/>
@@ -19244,8 +19785,7 @@
           <w:sz w:val="24"/>
           <w:szCs w:val="24"/>
         </w:rPr>
-        <w:t>9</w:t>
-      </w:r>
+      </w:pPr>
       <w:r>
         <w:rPr>
           <w:rFonts w:ascii="Times New Roman" w:hAnsi="Times New Roman"/>
@@ -19256,19 +19796,102 @@
           <w:sz w:val="24"/>
           <w:szCs w:val="24"/>
         </w:rPr>
+        <w:drawing>
+          <wp:inline distT="0" distB="0" distL="0" distR="0" wp14:anchorId="6BB09910" wp14:editId="6C978AE3">
+            <wp:extent cx="5943600" cy="3848100"/>
+            <wp:effectExtent l="0" t="0" r="0" b="0"/>
+            <wp:docPr id="766180732" name="Picture 1"/>
+            <wp:cNvGraphicFramePr>
+              <a:graphicFrameLocks xmlns:a="http://schemas.openxmlformats.org/drawingml/2006/main" noChangeAspect="1"/>
+            </wp:cNvGraphicFramePr>
+            <a:graphic xmlns:a="http://schemas.openxmlformats.org/drawingml/2006/main">
+              <a:graphicData uri="http://schemas.openxmlformats.org/drawingml/2006/picture">
+                <pic:pic xmlns:pic="http://schemas.openxmlformats.org/drawingml/2006/picture">
+                  <pic:nvPicPr>
+                    <pic:cNvPr id="766180732" name=""/>
+                    <pic:cNvPicPr/>
+                  </pic:nvPicPr>
+                  <pic:blipFill>
+                    <a:blip r:embed="rId16"/>
+                    <a:stretch>
+                      <a:fillRect/>
+                    </a:stretch>
+                  </pic:blipFill>
+                  <pic:spPr>
+                    <a:xfrm>
+                      <a:off x="0" y="0"/>
+                      <a:ext cx="5943600" cy="3848100"/>
+                    </a:xfrm>
+                    <a:prstGeom prst="rect">
+                      <a:avLst/>
+                    </a:prstGeom>
+                  </pic:spPr>
+                </pic:pic>
+              </a:graphicData>
+            </a:graphic>
+          </wp:inline>
+        </w:drawing>
+      </w:r>
+    </w:p>
+    <w:p>
+      <w:pPr>
+        <w:spacing w:after="0" w:line="240" w:lineRule="auto"/>
+        <w:jc w:val="center"/>
+        <w:rPr>
+          <w:rFonts w:ascii="Times New Roman" w:hAnsi="Times New Roman"/>
+          <w:b/>
+          <w:bCs/>
+          <w:iCs/>
+          <w:color w:val="000000" w:themeColor="text1"/>
+          <w:sz w:val="24"/>
+          <w:szCs w:val="24"/>
+        </w:rPr>
+      </w:pPr>
+      <w:r>
+        <w:rPr>
+          <w:rFonts w:ascii="Times New Roman" w:hAnsi="Times New Roman"/>
+          <w:b/>
+          <w:bCs/>
+          <w:iCs/>
+          <w:color w:val="000000" w:themeColor="text1"/>
+          <w:sz w:val="24"/>
+          <w:szCs w:val="24"/>
+        </w:rPr>
+        <w:t>Figure A1.1.</w:t>
+      </w:r>
+      <w:r>
+        <w:rPr>
+          <w:rFonts w:ascii="Times New Roman" w:hAnsi="Times New Roman"/>
+          <w:b/>
+          <w:bCs/>
+          <w:iCs/>
+          <w:color w:val="000000" w:themeColor="text1"/>
+          <w:sz w:val="24"/>
+          <w:szCs w:val="24"/>
+        </w:rPr>
+        <w:t>2</w:t>
+      </w:r>
+      <w:r>
+        <w:rPr>
+          <w:rFonts w:ascii="Times New Roman" w:hAnsi="Times New Roman"/>
+          <w:b/>
+          <w:bCs/>
+          <w:iCs/>
+          <w:color w:val="000000" w:themeColor="text1"/>
+          <w:sz w:val="24"/>
+          <w:szCs w:val="24"/>
+        </w:rPr>
         <w:t xml:space="preserve"> </w:t>
       </w:r>
       <w:r>
         <w:rPr>
           <w:rFonts w:ascii="Times New Roman" w:hAnsi="Times New Roman"/>
-          <w:b/>
-          <w:bCs/>
           <w:iCs/>
           <w:color w:val="000000" w:themeColor="text1"/>
           <w:sz w:val="24"/>
           <w:szCs w:val="24"/>
         </w:rPr>
-        <w:t>PYTHON PROGRAM</w:t>
+        <w:t>Setting up Anaconda Navigator</w:t>
       </w:r>
     </w:p>
     <w:p>
@@ -19301,10 +19924,11 @@
         <w:rPr>
           <w:noProof/>
         </w:rPr>
+        <w:lastRenderedPageBreak/>
         <w:drawing>
-          <wp:inline distT="0" distB="0" distL="0" distR="0" wp14:anchorId="24EF1054" wp14:editId="3EEF7559">
-            <wp:extent cx="5943600" cy="3509010"/>
-            <wp:effectExtent l="0" t="0" r="0" b="0"/>
+          <wp:inline distT="0" distB="0" distL="0" distR="0" wp14:anchorId="24EF1054" wp14:editId="5ABEB9BB">
+            <wp:extent cx="5943600" cy="3419475"/>
+            <wp:effectExtent l="0" t="0" r="0" b="9525"/>
             <wp:docPr id="7" name="Picture 6">
               <a:extLst xmlns:a="http://schemas.openxmlformats.org/drawingml/2006/main">
                 <a:ext uri="{FF2B5EF4-FFF2-40B4-BE49-F238E27FC236}">
@@ -19331,7 +19955,7 @@
                     </pic:cNvPicPr>
                   </pic:nvPicPr>
                   <pic:blipFill>
-                    <a:blip r:embed="rId14" cstate="print">
+                    <a:blip r:embed="rId17" cstate="print">
                       <a:extLst>
                         <a:ext uri="{28A0092B-C50C-407E-A947-70E740481C1C}">
                           <a14:useLocalDpi xmlns:a14="http://schemas.microsoft.com/office/drawing/2010/main" val="0"/>
@@ -19345,7 +19969,7 @@
                   <pic:spPr>
                     <a:xfrm>
                       <a:off x="0" y="0"/>
-                      <a:ext cx="5943600" cy="3509010"/>
+                      <a:ext cx="5943600" cy="3419475"/>
                     </a:xfrm>
                     <a:prstGeom prst="rect">
                       <a:avLst/>
@@ -19393,16 +20017,58 @@
           <w:sz w:val="24"/>
           <w:szCs w:val="24"/>
         </w:rPr>
-        <w:t xml:space="preserve">Figure A1.1.1 </w:t>
-      </w:r>
-      <w:r>
-        <w:rPr>
-          <w:rFonts w:ascii="Times New Roman" w:hAnsi="Times New Roman"/>
-          <w:iCs/>
-          <w:sz w:val="24"/>
-          <w:szCs w:val="24"/>
-        </w:rPr>
-        <w:t>Environment Setup</w:t>
+        <w:t>Figure A1.1.</w:t>
+      </w:r>
+      <w:r>
+        <w:rPr>
+          <w:rFonts w:ascii="Times New Roman" w:hAnsi="Times New Roman"/>
+          <w:b/>
+          <w:bCs/>
+          <w:iCs/>
+          <w:sz w:val="24"/>
+          <w:szCs w:val="24"/>
+        </w:rPr>
+        <w:t>3</w:t>
+      </w:r>
+      <w:r>
+        <w:rPr>
+          <w:rFonts w:ascii="Times New Roman" w:hAnsi="Times New Roman"/>
+          <w:b/>
+          <w:bCs/>
+          <w:iCs/>
+          <w:sz w:val="24"/>
+          <w:szCs w:val="24"/>
+        </w:rPr>
+        <w:t xml:space="preserve"> </w:t>
+      </w:r>
+      <w:r>
+        <w:rPr>
+          <w:rFonts w:ascii="Times New Roman" w:hAnsi="Times New Roman"/>
+          <w:iCs/>
+          <w:sz w:val="24"/>
+          <w:szCs w:val="24"/>
+        </w:rPr>
+        <w:t>Drafting Code base</w:t>
+      </w:r>
+    </w:p>
+    <w:p>
+      <w:pPr>
+        <w:spacing w:after="0" w:line="240" w:lineRule="auto"/>
+        <w:rPr>
+          <w:rFonts w:ascii="Times New Roman" w:hAnsi="Times New Roman"/>
+          <w:iCs/>
+          <w:sz w:val="24"/>
+          <w:szCs w:val="24"/>
+        </w:rPr>
+      </w:pPr>
+      <w:r>
+        <w:rPr>
+          <w:rFonts w:ascii="Times New Roman" w:hAnsi="Times New Roman"/>
+          <w:iCs/>
+          <w:sz w:val="24"/>
+          <w:szCs w:val="24"/>
+        </w:rPr>
+        <w:br w:type="page"/>
       </w:r>
     </w:p>
     <w:p>
@@ -19413,6 +20079,20 @@
         <w:jc w:val="center"/>
         <w:rPr>
           <w:rFonts w:ascii="Times New Roman" w:hAnsi="Times New Roman"/>
+          <w:iCs/>
+          <w:sz w:val="24"/>
+          <w:szCs w:val="24"/>
+        </w:rPr>
+      </w:pPr>
+    </w:p>
+    <w:p>
+      <w:pPr>
+        <w:pStyle w:val="ListParagraph"/>
+        <w:spacing w:after="0" w:line="240" w:lineRule="auto"/>
+        <w:ind w:left="360"/>
+        <w:jc w:val="center"/>
+        <w:rPr>
+          <w:rFonts w:ascii="Times New Roman" w:hAnsi="Times New Roman"/>
           <w:b/>
           <w:bCs/>
           <w:iCs/>
@@ -19429,7 +20109,6 @@
           <w:sz w:val="28"/>
           <w:szCs w:val="28"/>
         </w:rPr>
-        <w:lastRenderedPageBreak/>
         <w:t>REFERENCES</w:t>
       </w:r>
     </w:p>
@@ -19450,31 +20129,1164 @@
     <w:p>
       <w:pPr>
         <w:pStyle w:val="ListParagraph"/>
-        <w:spacing w:after="0" w:line="240" w:lineRule="auto"/>
-        <w:ind w:left="0"/>
-        <w:jc w:val="center"/>
-        <w:rPr>
-          <w:rFonts w:ascii="Times New Roman" w:hAnsi="Times New Roman"/>
-          <w:b/>
-          <w:bCs/>
-          <w:iCs/>
-          <w:color w:val="EE0000"/>
-          <w:sz w:val="28"/>
-          <w:szCs w:val="28"/>
-        </w:rPr>
-      </w:pPr>
-      <w:r>
-        <w:rPr>
-          <w:rFonts w:ascii="Times New Roman" w:hAnsi="Times New Roman"/>
-          <w:b/>
-          <w:bCs/>
-          <w:iCs/>
-          <w:color w:val="EE0000"/>
-          <w:sz w:val="28"/>
-          <w:szCs w:val="28"/>
-        </w:rPr>
-        <w:t>(fix references and add more references)</w:t>
-      </w:r>
+        <w:spacing w:line="240" w:lineRule="auto"/>
+        <w:jc w:val="both"/>
+        <w:rPr>
+          <w:rFonts w:ascii="Times New Roman" w:hAnsi="Times New Roman"/>
+          <w:sz w:val="24"/>
+          <w:szCs w:val="24"/>
+        </w:rPr>
+      </w:pPr>
+      <w:r>
+        <w:rPr>
+          <w:rFonts w:ascii="Times New Roman" w:hAnsi="Times New Roman"/>
+          <w:sz w:val="24"/>
+          <w:szCs w:val="24"/>
+        </w:rPr>
+        <w:t xml:space="preserve">[1] </w:t>
+      </w:r>
+      <w:r>
+        <w:rPr>
+          <w:rFonts w:ascii="Times New Roman" w:hAnsi="Times New Roman"/>
+          <w:sz w:val="24"/>
+          <w:szCs w:val="24"/>
+        </w:rPr>
+        <w:t xml:space="preserve">A. </w:t>
+      </w:r>
+      <w:proofErr w:type="spellStart"/>
+      <w:r>
+        <w:rPr>
+          <w:rFonts w:ascii="Times New Roman" w:hAnsi="Times New Roman"/>
+          <w:sz w:val="24"/>
+          <w:szCs w:val="24"/>
+        </w:rPr>
+        <w:t>Karukayil</w:t>
+      </w:r>
+      <w:proofErr w:type="spellEnd"/>
+      <w:r>
+        <w:rPr>
+          <w:rFonts w:ascii="Times New Roman" w:hAnsi="Times New Roman"/>
+          <w:sz w:val="24"/>
+          <w:szCs w:val="24"/>
+        </w:rPr>
+        <w:t xml:space="preserve">, C. Quail, and F. A. </w:t>
+      </w:r>
+      <w:proofErr w:type="spellStart"/>
+      <w:r>
+        <w:rPr>
+          <w:rFonts w:ascii="Times New Roman" w:hAnsi="Times New Roman"/>
+          <w:sz w:val="24"/>
+          <w:szCs w:val="24"/>
+        </w:rPr>
+        <w:t>Cheein</w:t>
+      </w:r>
+      <w:proofErr w:type="spellEnd"/>
+      <w:r>
+        <w:rPr>
+          <w:rFonts w:ascii="Times New Roman" w:hAnsi="Times New Roman"/>
+          <w:sz w:val="24"/>
+          <w:szCs w:val="24"/>
+        </w:rPr>
+        <w:t xml:space="preserve">, “Deep learning enhanced feature extraction of potholes using vision and LiDAR data for road maintenance,” </w:t>
+      </w:r>
+      <w:r>
+        <w:rPr>
+          <w:rFonts w:ascii="Times New Roman" w:hAnsi="Times New Roman"/>
+          <w:i/>
+          <w:iCs/>
+          <w:sz w:val="24"/>
+          <w:szCs w:val="24"/>
+        </w:rPr>
+        <w:t>IEEE Access</w:t>
+      </w:r>
+      <w:r>
+        <w:rPr>
+          <w:rFonts w:ascii="Times New Roman" w:hAnsi="Times New Roman"/>
+          <w:sz w:val="24"/>
+          <w:szCs w:val="24"/>
+        </w:rPr>
+        <w:t>, vol. 12, pp. 1–14, 2024.</w:t>
+      </w:r>
+    </w:p>
+    <w:p>
+      <w:pPr>
+        <w:pStyle w:val="ListParagraph"/>
+        <w:spacing w:line="240" w:lineRule="auto"/>
+        <w:jc w:val="both"/>
+      </w:pPr>
+    </w:p>
+    <w:p>
+      <w:pPr>
+        <w:pStyle w:val="ListParagraph"/>
+        <w:jc w:val="both"/>
+        <w:rPr>
+          <w:rFonts w:ascii="Times New Roman" w:hAnsi="Times New Roman"/>
+          <w:iCs/>
+          <w:color w:val="000000" w:themeColor="text1"/>
+          <w:sz w:val="24"/>
+          <w:szCs w:val="24"/>
+        </w:rPr>
+      </w:pPr>
+      <w:r>
+        <w:rPr>
+          <w:rFonts w:ascii="Times New Roman" w:hAnsi="Times New Roman"/>
+          <w:iCs/>
+          <w:color w:val="000000" w:themeColor="text1"/>
+          <w:sz w:val="24"/>
+          <w:szCs w:val="24"/>
+        </w:rPr>
+        <w:t>[</w:t>
+      </w:r>
+      <w:r>
+        <w:rPr>
+          <w:rFonts w:ascii="Times New Roman" w:hAnsi="Times New Roman"/>
+          <w:iCs/>
+          <w:color w:val="000000" w:themeColor="text1"/>
+          <w:sz w:val="24"/>
+          <w:szCs w:val="24"/>
+        </w:rPr>
+        <w:t>2</w:t>
+      </w:r>
+      <w:r>
+        <w:rPr>
+          <w:rFonts w:ascii="Times New Roman" w:hAnsi="Times New Roman"/>
+          <w:iCs/>
+          <w:color w:val="000000" w:themeColor="text1"/>
+          <w:sz w:val="24"/>
+          <w:szCs w:val="24"/>
+        </w:rPr>
+        <w:t>]</w:t>
+      </w:r>
+      <w:r>
+        <w:t xml:space="preserve"> </w:t>
+      </w:r>
+      <w:r>
+        <w:rPr>
+          <w:rFonts w:ascii="Times New Roman" w:hAnsi="Times New Roman"/>
+          <w:iCs/>
+          <w:color w:val="000000" w:themeColor="text1"/>
+          <w:sz w:val="24"/>
+          <w:szCs w:val="24"/>
+        </w:rPr>
+        <w:t>Mustafa</w:t>
+      </w:r>
+      <w:r>
+        <w:rPr>
+          <w:rFonts w:ascii="Times New Roman" w:hAnsi="Times New Roman"/>
+          <w:iCs/>
+          <w:color w:val="000000" w:themeColor="text1"/>
+          <w:sz w:val="24"/>
+          <w:szCs w:val="24"/>
+        </w:rPr>
+        <w:t>”</w:t>
+      </w:r>
+      <w:r>
+        <w:rPr>
+          <w:rFonts w:ascii="Times New Roman" w:hAnsi="Times New Roman"/>
+          <w:iCs/>
+          <w:color w:val="000000" w:themeColor="text1"/>
+          <w:sz w:val="24"/>
+          <w:szCs w:val="24"/>
+        </w:rPr>
+        <w:t xml:space="preserve"> Yurdakul, </w:t>
+      </w:r>
+      <w:proofErr w:type="spellStart"/>
+      <w:r>
+        <w:rPr>
+          <w:rFonts w:ascii="Times New Roman" w:hAnsi="Times New Roman"/>
+          <w:iCs/>
+          <w:color w:val="000000" w:themeColor="text1"/>
+          <w:sz w:val="24"/>
+          <w:szCs w:val="24"/>
+        </w:rPr>
+        <w:t>Şakir</w:t>
+      </w:r>
+      <w:proofErr w:type="spellEnd"/>
+      <w:r>
+        <w:rPr>
+          <w:rFonts w:ascii="Times New Roman" w:hAnsi="Times New Roman"/>
+          <w:iCs/>
+          <w:color w:val="000000" w:themeColor="text1"/>
+          <w:sz w:val="24"/>
+          <w:szCs w:val="24"/>
+        </w:rPr>
+        <w:t xml:space="preserve"> Taşdemir</w:t>
+      </w:r>
+      <w:r>
+        <w:t>, “</w:t>
+      </w:r>
+      <w:r>
+        <w:rPr>
+          <w:rFonts w:ascii="Times New Roman" w:hAnsi="Times New Roman"/>
+          <w:iCs/>
+          <w:color w:val="000000" w:themeColor="text1"/>
+          <w:sz w:val="24"/>
+          <w:szCs w:val="24"/>
+        </w:rPr>
+        <w:t xml:space="preserve">An Enhanced YOLOv8 Model for Real-Time and Accurate Pothole Detection and Measurement </w:t>
+      </w:r>
+      <w:r>
+        <w:rPr>
+          <w:rFonts w:ascii="Times New Roman" w:hAnsi="Times New Roman"/>
+          <w:iCs/>
+          <w:color w:val="000000" w:themeColor="text1"/>
+          <w:sz w:val="24"/>
+          <w:szCs w:val="24"/>
+        </w:rPr>
+        <w:t>“</w:t>
+      </w:r>
+    </w:p>
+    <w:p>
+      <w:pPr>
+        <w:pStyle w:val="ListParagraph"/>
+        <w:jc w:val="both"/>
+        <w:rPr>
+          <w:rFonts w:ascii="Times New Roman" w:hAnsi="Times New Roman"/>
+          <w:iCs/>
+          <w:color w:val="000000" w:themeColor="text1"/>
+          <w:sz w:val="24"/>
+          <w:szCs w:val="24"/>
+        </w:rPr>
+      </w:pPr>
+    </w:p>
+    <w:p>
+      <w:pPr>
+        <w:pStyle w:val="ListParagraph"/>
+        <w:jc w:val="both"/>
+        <w:rPr>
+          <w:rFonts w:ascii="Times New Roman" w:hAnsi="Times New Roman"/>
+          <w:iCs/>
+          <w:color w:val="000000" w:themeColor="text1"/>
+          <w:sz w:val="24"/>
+          <w:szCs w:val="24"/>
+        </w:rPr>
+      </w:pPr>
+      <w:r>
+        <w:rPr>
+          <w:rFonts w:ascii="Times New Roman" w:hAnsi="Times New Roman"/>
+          <w:iCs/>
+          <w:color w:val="000000" w:themeColor="text1"/>
+          <w:sz w:val="24"/>
+          <w:szCs w:val="24"/>
+        </w:rPr>
+        <w:t>[</w:t>
+      </w:r>
+      <w:r>
+        <w:rPr>
+          <w:rFonts w:ascii="Times New Roman" w:hAnsi="Times New Roman"/>
+          <w:iCs/>
+          <w:color w:val="000000" w:themeColor="text1"/>
+          <w:sz w:val="24"/>
+          <w:szCs w:val="24"/>
+        </w:rPr>
+        <w:t>3</w:t>
+      </w:r>
+      <w:r>
+        <w:rPr>
+          <w:rFonts w:ascii="Times New Roman" w:hAnsi="Times New Roman"/>
+          <w:iCs/>
+          <w:color w:val="000000" w:themeColor="text1"/>
+          <w:sz w:val="24"/>
+          <w:szCs w:val="24"/>
+        </w:rPr>
+        <w:t xml:space="preserve">] </w:t>
+      </w:r>
+      <w:proofErr w:type="spellStart"/>
+      <w:r>
+        <w:rPr>
+          <w:rFonts w:ascii="Times New Roman" w:hAnsi="Times New Roman"/>
+          <w:iCs/>
+          <w:color w:val="000000" w:themeColor="text1"/>
+          <w:sz w:val="24"/>
+          <w:szCs w:val="24"/>
+        </w:rPr>
+        <w:t>Dehao</w:t>
+      </w:r>
+      <w:proofErr w:type="spellEnd"/>
+      <w:r>
+        <w:rPr>
+          <w:rFonts w:ascii="Times New Roman" w:hAnsi="Times New Roman"/>
+          <w:iCs/>
+          <w:color w:val="000000" w:themeColor="text1"/>
+          <w:sz w:val="24"/>
+          <w:szCs w:val="24"/>
+        </w:rPr>
+        <w:t xml:space="preserve"> Wang, </w:t>
+      </w:r>
+      <w:proofErr w:type="spellStart"/>
+      <w:r>
+        <w:rPr>
+          <w:rFonts w:ascii="Times New Roman" w:hAnsi="Times New Roman"/>
+          <w:iCs/>
+          <w:color w:val="000000" w:themeColor="text1"/>
+          <w:sz w:val="24"/>
+          <w:szCs w:val="24"/>
+        </w:rPr>
+        <w:t>Haohang</w:t>
+      </w:r>
+      <w:proofErr w:type="spellEnd"/>
+      <w:r>
+        <w:rPr>
+          <w:rFonts w:ascii="Times New Roman" w:hAnsi="Times New Roman"/>
+          <w:iCs/>
+          <w:color w:val="000000" w:themeColor="text1"/>
+          <w:sz w:val="24"/>
+          <w:szCs w:val="24"/>
+        </w:rPr>
+        <w:t xml:space="preserve"> Zhu, Yiwen Xu, and </w:t>
+      </w:r>
+      <w:proofErr w:type="spellStart"/>
+      <w:r>
+        <w:rPr>
+          <w:rFonts w:ascii="Times New Roman" w:hAnsi="Times New Roman"/>
+          <w:iCs/>
+          <w:color w:val="000000" w:themeColor="text1"/>
+          <w:sz w:val="24"/>
+          <w:szCs w:val="24"/>
+        </w:rPr>
+        <w:t>Kaiqi</w:t>
+      </w:r>
+      <w:proofErr w:type="spellEnd"/>
+      <w:r>
+        <w:rPr>
+          <w:rFonts w:ascii="Times New Roman" w:hAnsi="Times New Roman"/>
+          <w:iCs/>
+          <w:color w:val="000000" w:themeColor="text1"/>
+          <w:sz w:val="24"/>
+          <w:szCs w:val="24"/>
+        </w:rPr>
+        <w:t xml:space="preserve"> </w:t>
+      </w:r>
+      <w:proofErr w:type="gramStart"/>
+      <w:r>
+        <w:rPr>
+          <w:rFonts w:ascii="Times New Roman" w:hAnsi="Times New Roman"/>
+          <w:iCs/>
+          <w:color w:val="000000" w:themeColor="text1"/>
+          <w:sz w:val="24"/>
+          <w:szCs w:val="24"/>
+        </w:rPr>
+        <w:t>Liu</w:t>
+      </w:r>
+      <w:r>
+        <w:rPr>
+          <w:rFonts w:ascii="Times New Roman" w:hAnsi="Times New Roman"/>
+          <w:iCs/>
+          <w:color w:val="000000" w:themeColor="text1"/>
+          <w:sz w:val="24"/>
+          <w:szCs w:val="24"/>
+        </w:rPr>
+        <w:t xml:space="preserve">, </w:t>
+      </w:r>
+      <w:r>
+        <w:t xml:space="preserve"> </w:t>
+      </w:r>
+      <w:r>
+        <w:t>“</w:t>
+      </w:r>
+      <w:proofErr w:type="gramEnd"/>
+      <w:r>
+        <w:rPr>
+          <w:rFonts w:ascii="Times New Roman" w:hAnsi="Times New Roman"/>
+          <w:iCs/>
+          <w:color w:val="000000" w:themeColor="text1"/>
+          <w:sz w:val="24"/>
+          <w:szCs w:val="24"/>
+        </w:rPr>
+        <w:t>Robust Video-Based Pothole Detection and Area Estimation for Intelligent Vehicles with Depth Map and Kalman Smoothing</w:t>
+      </w:r>
+      <w:r>
+        <w:rPr>
+          <w:rFonts w:ascii="Times New Roman" w:hAnsi="Times New Roman"/>
+          <w:iCs/>
+          <w:color w:val="000000" w:themeColor="text1"/>
+          <w:sz w:val="24"/>
+          <w:szCs w:val="24"/>
+        </w:rPr>
+        <w:t xml:space="preserve">”, </w:t>
+      </w:r>
+      <w:r>
+        <w:rPr>
+          <w:rFonts w:ascii="Times New Roman" w:hAnsi="Times New Roman"/>
+          <w:iCs/>
+          <w:color w:val="000000" w:themeColor="text1"/>
+          <w:sz w:val="24"/>
+          <w:szCs w:val="24"/>
+        </w:rPr>
+        <w:t xml:space="preserve">Journal </w:t>
+      </w:r>
+      <w:proofErr w:type="gramStart"/>
+      <w:r>
+        <w:rPr>
+          <w:rFonts w:ascii="Times New Roman" w:hAnsi="Times New Roman"/>
+          <w:iCs/>
+          <w:color w:val="000000" w:themeColor="text1"/>
+          <w:sz w:val="24"/>
+          <w:szCs w:val="24"/>
+        </w:rPr>
+        <w:t>Of</w:t>
+      </w:r>
+      <w:proofErr w:type="gramEnd"/>
+      <w:r>
+        <w:rPr>
+          <w:rFonts w:ascii="Times New Roman" w:hAnsi="Times New Roman"/>
+          <w:iCs/>
+          <w:color w:val="000000" w:themeColor="text1"/>
+          <w:sz w:val="24"/>
+          <w:szCs w:val="24"/>
+        </w:rPr>
+        <w:t xml:space="preserve"> Latex Class Files, Vol. 14, No. 8, August 2021</w:t>
+      </w:r>
+    </w:p>
+    <w:p>
+      <w:pPr>
+        <w:pStyle w:val="ListParagraph"/>
+        <w:jc w:val="both"/>
+        <w:rPr>
+          <w:rFonts w:ascii="Times New Roman" w:hAnsi="Times New Roman"/>
+          <w:iCs/>
+          <w:color w:val="000000" w:themeColor="text1"/>
+          <w:sz w:val="24"/>
+          <w:szCs w:val="24"/>
+        </w:rPr>
+      </w:pPr>
+    </w:p>
+    <w:p>
+      <w:pPr>
+        <w:pStyle w:val="ListParagraph"/>
+        <w:jc w:val="both"/>
+        <w:rPr>
+          <w:rFonts w:ascii="Times New Roman" w:hAnsi="Times New Roman"/>
+          <w:iCs/>
+          <w:color w:val="000000" w:themeColor="text1"/>
+          <w:sz w:val="24"/>
+          <w:szCs w:val="24"/>
+        </w:rPr>
+      </w:pPr>
+      <w:r>
+        <w:rPr>
+          <w:rFonts w:ascii="Times New Roman" w:hAnsi="Times New Roman"/>
+          <w:iCs/>
+          <w:color w:val="000000" w:themeColor="text1"/>
+          <w:sz w:val="24"/>
+          <w:szCs w:val="24"/>
+        </w:rPr>
+        <w:t>[</w:t>
+      </w:r>
+      <w:r>
+        <w:rPr>
+          <w:rFonts w:ascii="Times New Roman" w:hAnsi="Times New Roman"/>
+          <w:iCs/>
+          <w:color w:val="000000" w:themeColor="text1"/>
+          <w:sz w:val="24"/>
+          <w:szCs w:val="24"/>
+        </w:rPr>
+        <w:t>4</w:t>
+      </w:r>
+      <w:r>
+        <w:rPr>
+          <w:rFonts w:ascii="Times New Roman" w:hAnsi="Times New Roman"/>
+          <w:iCs/>
+          <w:color w:val="000000" w:themeColor="text1"/>
+          <w:sz w:val="24"/>
+          <w:szCs w:val="24"/>
+        </w:rPr>
+        <w:t>]</w:t>
+      </w:r>
+      <w:r>
+        <w:rPr>
+          <w:rFonts w:ascii="Times New Roman" w:hAnsi="Times New Roman"/>
+          <w:iCs/>
+          <w:color w:val="000000" w:themeColor="text1"/>
+          <w:sz w:val="24"/>
+          <w:szCs w:val="24"/>
+        </w:rPr>
+        <w:t xml:space="preserve"> </w:t>
+      </w:r>
+      <w:proofErr w:type="spellStart"/>
+      <w:r>
+        <w:rPr>
+          <w:rFonts w:ascii="Times New Roman" w:hAnsi="Times New Roman"/>
+          <w:iCs/>
+          <w:color w:val="000000" w:themeColor="text1"/>
+          <w:sz w:val="24"/>
+          <w:szCs w:val="24"/>
+        </w:rPr>
+        <w:t>Xingbin</w:t>
+      </w:r>
+      <w:proofErr w:type="spellEnd"/>
+      <w:r>
+        <w:rPr>
+          <w:rFonts w:ascii="Times New Roman" w:hAnsi="Times New Roman"/>
+          <w:iCs/>
+          <w:color w:val="000000" w:themeColor="text1"/>
+          <w:sz w:val="24"/>
+          <w:szCs w:val="24"/>
+        </w:rPr>
+        <w:t xml:space="preserve"> Yang, </w:t>
+      </w:r>
+      <w:proofErr w:type="spellStart"/>
+      <w:r>
+        <w:rPr>
+          <w:rFonts w:ascii="Times New Roman" w:hAnsi="Times New Roman"/>
+          <w:iCs/>
+          <w:color w:val="000000" w:themeColor="text1"/>
+          <w:sz w:val="24"/>
+          <w:szCs w:val="24"/>
+        </w:rPr>
+        <w:t>Liyang</w:t>
+      </w:r>
+      <w:proofErr w:type="spellEnd"/>
+      <w:r>
+        <w:rPr>
+          <w:rFonts w:ascii="Times New Roman" w:hAnsi="Times New Roman"/>
+          <w:iCs/>
+          <w:color w:val="000000" w:themeColor="text1"/>
+          <w:sz w:val="24"/>
+          <w:szCs w:val="24"/>
+        </w:rPr>
+        <w:t xml:space="preserve"> Zhou, </w:t>
+      </w:r>
+      <w:proofErr w:type="spellStart"/>
+      <w:r>
+        <w:rPr>
+          <w:rFonts w:ascii="Times New Roman" w:hAnsi="Times New Roman"/>
+          <w:iCs/>
+          <w:color w:val="000000" w:themeColor="text1"/>
+          <w:sz w:val="24"/>
+          <w:szCs w:val="24"/>
+        </w:rPr>
+        <w:t>Hanqing</w:t>
+      </w:r>
+      <w:proofErr w:type="spellEnd"/>
+      <w:r>
+        <w:rPr>
+          <w:rFonts w:ascii="Times New Roman" w:hAnsi="Times New Roman"/>
+          <w:iCs/>
+          <w:color w:val="000000" w:themeColor="text1"/>
+          <w:sz w:val="24"/>
+          <w:szCs w:val="24"/>
+        </w:rPr>
+        <w:t xml:space="preserve"> Jiang, </w:t>
+      </w:r>
+      <w:proofErr w:type="spellStart"/>
+      <w:r>
+        <w:rPr>
+          <w:rFonts w:ascii="Times New Roman" w:hAnsi="Times New Roman"/>
+          <w:iCs/>
+          <w:color w:val="000000" w:themeColor="text1"/>
+          <w:sz w:val="24"/>
+          <w:szCs w:val="24"/>
+        </w:rPr>
+        <w:t>Zhongliang</w:t>
+      </w:r>
+      <w:proofErr w:type="spellEnd"/>
+      <w:r>
+        <w:rPr>
+          <w:rFonts w:ascii="Times New Roman" w:hAnsi="Times New Roman"/>
+          <w:iCs/>
+          <w:color w:val="000000" w:themeColor="text1"/>
+          <w:sz w:val="24"/>
+          <w:szCs w:val="24"/>
+        </w:rPr>
+        <w:t xml:space="preserve"> Tang, </w:t>
+      </w:r>
+      <w:proofErr w:type="spellStart"/>
+      <w:r>
+        <w:rPr>
+          <w:rFonts w:ascii="Times New Roman" w:hAnsi="Times New Roman"/>
+          <w:iCs/>
+          <w:color w:val="000000" w:themeColor="text1"/>
+          <w:sz w:val="24"/>
+          <w:szCs w:val="24"/>
+        </w:rPr>
+        <w:t>Yuanbo</w:t>
+      </w:r>
+      <w:proofErr w:type="spellEnd"/>
+      <w:r>
+        <w:rPr>
+          <w:rFonts w:ascii="Times New Roman" w:hAnsi="Times New Roman"/>
+          <w:iCs/>
+          <w:color w:val="000000" w:themeColor="text1"/>
+          <w:sz w:val="24"/>
+          <w:szCs w:val="24"/>
+        </w:rPr>
+        <w:t xml:space="preserve"> Wang, </w:t>
+      </w:r>
+      <w:proofErr w:type="spellStart"/>
+      <w:r>
+        <w:rPr>
+          <w:rFonts w:ascii="Times New Roman" w:hAnsi="Times New Roman"/>
+          <w:iCs/>
+          <w:color w:val="000000" w:themeColor="text1"/>
+          <w:sz w:val="24"/>
+          <w:szCs w:val="24"/>
+        </w:rPr>
+        <w:t>Hujun</w:t>
+      </w:r>
+      <w:proofErr w:type="spellEnd"/>
+      <w:r>
+        <w:rPr>
+          <w:rFonts w:ascii="Times New Roman" w:hAnsi="Times New Roman"/>
+          <w:iCs/>
+          <w:color w:val="000000" w:themeColor="text1"/>
+          <w:sz w:val="24"/>
+          <w:szCs w:val="24"/>
+        </w:rPr>
+        <w:t xml:space="preserve"> Bao, and Guofeng Zhang,</w:t>
+      </w:r>
+      <w:r>
+        <w:rPr>
+          <w:rFonts w:ascii="Times New Roman" w:hAnsi="Times New Roman"/>
+          <w:b/>
+          <w:bCs/>
+          <w:iCs/>
+          <w:color w:val="000000" w:themeColor="text1"/>
+          <w:sz w:val="24"/>
+          <w:szCs w:val="24"/>
+        </w:rPr>
+        <w:t xml:space="preserve"> “</w:t>
+      </w:r>
+      <w:r>
+        <w:rPr>
+          <w:rFonts w:ascii="Times New Roman" w:hAnsi="Times New Roman"/>
+          <w:iCs/>
+          <w:color w:val="000000" w:themeColor="text1"/>
+          <w:sz w:val="24"/>
+          <w:szCs w:val="24"/>
+        </w:rPr>
+        <w:t>Mobile3DRecon: Real-time Monocular 3D Reconstruction on a Mobile Phone</w:t>
+      </w:r>
+      <w:r>
+        <w:rPr>
+          <w:rFonts w:ascii="Times New Roman" w:hAnsi="Times New Roman"/>
+          <w:iCs/>
+          <w:color w:val="000000" w:themeColor="text1"/>
+          <w:sz w:val="24"/>
+          <w:szCs w:val="24"/>
+        </w:rPr>
+        <w:t>”,</w:t>
+      </w:r>
+      <w:r>
+        <w:rPr>
+          <w:rFonts w:ascii="Times New Roman" w:hAnsi="Times New Roman"/>
+          <w:iCs/>
+          <w:color w:val="000000" w:themeColor="text1"/>
+          <w:sz w:val="24"/>
+          <w:szCs w:val="24"/>
+        </w:rPr>
+        <w:t xml:space="preserve"> </w:t>
+      </w:r>
+      <w:r>
+        <w:rPr>
+          <w:rFonts w:ascii="Times New Roman" w:hAnsi="Times New Roman"/>
+          <w:iCs/>
+          <w:color w:val="000000" w:themeColor="text1"/>
+          <w:sz w:val="24"/>
+          <w:szCs w:val="24"/>
+        </w:rPr>
+        <w:t>I</w:t>
+      </w:r>
+      <w:r>
+        <w:rPr>
+          <w:rFonts w:ascii="Times New Roman" w:hAnsi="Times New Roman"/>
+          <w:iCs/>
+          <w:color w:val="000000" w:themeColor="text1"/>
+          <w:sz w:val="24"/>
+          <w:szCs w:val="24"/>
+        </w:rPr>
+        <w:t>EEE</w:t>
+      </w:r>
+      <w:r>
+        <w:rPr>
+          <w:rFonts w:ascii="Times New Roman" w:hAnsi="Times New Roman"/>
+          <w:iCs/>
+          <w:color w:val="000000" w:themeColor="text1"/>
+          <w:sz w:val="24"/>
+          <w:szCs w:val="24"/>
+        </w:rPr>
+        <w:t xml:space="preserve"> Transactions </w:t>
+      </w:r>
+      <w:proofErr w:type="gramStart"/>
+      <w:r>
+        <w:rPr>
+          <w:rFonts w:ascii="Times New Roman" w:hAnsi="Times New Roman"/>
+          <w:iCs/>
+          <w:color w:val="000000" w:themeColor="text1"/>
+          <w:sz w:val="24"/>
+          <w:szCs w:val="24"/>
+        </w:rPr>
+        <w:t>On</w:t>
+      </w:r>
+      <w:proofErr w:type="gramEnd"/>
+      <w:r>
+        <w:rPr>
+          <w:rFonts w:ascii="Times New Roman" w:hAnsi="Times New Roman"/>
+          <w:iCs/>
+          <w:color w:val="000000" w:themeColor="text1"/>
+          <w:sz w:val="24"/>
+          <w:szCs w:val="24"/>
+        </w:rPr>
+        <w:t xml:space="preserve"> Visualization </w:t>
+      </w:r>
+      <w:proofErr w:type="gramStart"/>
+      <w:r>
+        <w:rPr>
+          <w:rFonts w:ascii="Times New Roman" w:hAnsi="Times New Roman"/>
+          <w:iCs/>
+          <w:color w:val="000000" w:themeColor="text1"/>
+          <w:sz w:val="24"/>
+          <w:szCs w:val="24"/>
+        </w:rPr>
+        <w:t>And</w:t>
+      </w:r>
+      <w:proofErr w:type="gramEnd"/>
+      <w:r>
+        <w:rPr>
+          <w:rFonts w:ascii="Times New Roman" w:hAnsi="Times New Roman"/>
+          <w:iCs/>
+          <w:color w:val="000000" w:themeColor="text1"/>
+          <w:sz w:val="24"/>
+          <w:szCs w:val="24"/>
+        </w:rPr>
+        <w:t xml:space="preserve"> Computer Graphics, Vol. 26, No. 12, December 2020</w:t>
+      </w:r>
+    </w:p>
+    <w:p>
+      <w:pPr>
+        <w:pStyle w:val="ListParagraph"/>
+        <w:jc w:val="both"/>
+        <w:rPr>
+          <w:rFonts w:ascii="Times New Roman" w:hAnsi="Times New Roman"/>
+          <w:iCs/>
+          <w:color w:val="000000" w:themeColor="text1"/>
+          <w:sz w:val="24"/>
+          <w:szCs w:val="24"/>
+        </w:rPr>
+      </w:pPr>
+    </w:p>
+    <w:p>
+      <w:pPr>
+        <w:pStyle w:val="ListParagraph"/>
+        <w:jc w:val="both"/>
+        <w:rPr>
+          <w:rFonts w:ascii="Times New Roman" w:hAnsi="Times New Roman"/>
+          <w:iCs/>
+          <w:color w:val="000000" w:themeColor="text1"/>
+          <w:sz w:val="24"/>
+          <w:szCs w:val="24"/>
+        </w:rPr>
+      </w:pPr>
+      <w:r>
+        <w:rPr>
+          <w:rFonts w:ascii="Times New Roman" w:hAnsi="Times New Roman"/>
+          <w:iCs/>
+          <w:color w:val="000000" w:themeColor="text1"/>
+          <w:sz w:val="24"/>
+          <w:szCs w:val="24"/>
+        </w:rPr>
+        <w:t>[</w:t>
+      </w:r>
+      <w:r>
+        <w:rPr>
+          <w:rFonts w:ascii="Times New Roman" w:hAnsi="Times New Roman"/>
+          <w:iCs/>
+          <w:color w:val="000000" w:themeColor="text1"/>
+          <w:sz w:val="24"/>
+          <w:szCs w:val="24"/>
+        </w:rPr>
+        <w:t>5</w:t>
+      </w:r>
+      <w:r>
+        <w:rPr>
+          <w:rFonts w:ascii="Times New Roman" w:hAnsi="Times New Roman"/>
+          <w:iCs/>
+          <w:color w:val="000000" w:themeColor="text1"/>
+          <w:sz w:val="24"/>
+          <w:szCs w:val="24"/>
+        </w:rPr>
+        <w:t>]</w:t>
+      </w:r>
+      <w:r>
+        <w:rPr>
+          <w:rFonts w:ascii="Times New Roman" w:hAnsi="Times New Roman"/>
+          <w:iCs/>
+          <w:color w:val="000000" w:themeColor="text1"/>
+          <w:sz w:val="24"/>
+          <w:szCs w:val="24"/>
+        </w:rPr>
+        <w:t xml:space="preserve"> </w:t>
+      </w:r>
+      <w:r>
+        <w:rPr>
+          <w:rFonts w:ascii="Times New Roman" w:hAnsi="Times New Roman"/>
+          <w:iCs/>
+          <w:color w:val="000000" w:themeColor="text1"/>
+          <w:sz w:val="24"/>
+          <w:szCs w:val="24"/>
+        </w:rPr>
+        <w:t>Amel Ali Alhussan, Doaa Sami Khafaga, El-Sayed M. El-</w:t>
+      </w:r>
+      <w:proofErr w:type="spellStart"/>
+      <w:r>
+        <w:rPr>
+          <w:rFonts w:ascii="Times New Roman" w:hAnsi="Times New Roman"/>
+          <w:iCs/>
+          <w:color w:val="000000" w:themeColor="text1"/>
+          <w:sz w:val="24"/>
+          <w:szCs w:val="24"/>
+        </w:rPr>
+        <w:t>Kenawy</w:t>
+      </w:r>
+      <w:proofErr w:type="spellEnd"/>
+      <w:r>
+        <w:rPr>
+          <w:rFonts w:ascii="Times New Roman" w:hAnsi="Times New Roman"/>
+          <w:iCs/>
+          <w:color w:val="000000" w:themeColor="text1"/>
+          <w:sz w:val="24"/>
+          <w:szCs w:val="24"/>
+        </w:rPr>
+        <w:t>,</w:t>
+      </w:r>
+      <w:r>
+        <w:rPr>
+          <w:rFonts w:ascii="Times New Roman" w:hAnsi="Times New Roman"/>
+          <w:iCs/>
+          <w:color w:val="000000" w:themeColor="text1"/>
+          <w:sz w:val="24"/>
+          <w:szCs w:val="24"/>
+        </w:rPr>
+        <w:t xml:space="preserve"> </w:t>
+      </w:r>
+      <w:proofErr w:type="spellStart"/>
+      <w:r>
+        <w:rPr>
+          <w:rFonts w:ascii="Times New Roman" w:hAnsi="Times New Roman"/>
+          <w:iCs/>
+          <w:color w:val="000000" w:themeColor="text1"/>
+          <w:sz w:val="24"/>
+          <w:szCs w:val="24"/>
+        </w:rPr>
+        <w:t>Abdelhameed</w:t>
+      </w:r>
+      <w:proofErr w:type="spellEnd"/>
+      <w:r>
+        <w:rPr>
+          <w:rFonts w:ascii="Times New Roman" w:hAnsi="Times New Roman"/>
+          <w:iCs/>
+          <w:color w:val="000000" w:themeColor="text1"/>
+          <w:sz w:val="24"/>
+          <w:szCs w:val="24"/>
+        </w:rPr>
+        <w:t xml:space="preserve"> </w:t>
+      </w:r>
+      <w:proofErr w:type="gramStart"/>
+      <w:r>
+        <w:rPr>
+          <w:rFonts w:ascii="Times New Roman" w:hAnsi="Times New Roman"/>
+          <w:iCs/>
+          <w:color w:val="000000" w:themeColor="text1"/>
+          <w:sz w:val="24"/>
+          <w:szCs w:val="24"/>
+        </w:rPr>
+        <w:t>Ibrahim ,</w:t>
+      </w:r>
+      <w:proofErr w:type="gramEnd"/>
+      <w:r>
+        <w:rPr>
+          <w:rFonts w:ascii="Times New Roman" w:hAnsi="Times New Roman"/>
+          <w:iCs/>
+          <w:color w:val="000000" w:themeColor="text1"/>
+          <w:sz w:val="24"/>
+          <w:szCs w:val="24"/>
+        </w:rPr>
+        <w:t xml:space="preserve"> Marwa Metwally </w:t>
+      </w:r>
+      <w:proofErr w:type="gramStart"/>
+      <w:r>
+        <w:rPr>
+          <w:rFonts w:ascii="Times New Roman" w:hAnsi="Times New Roman"/>
+          <w:iCs/>
+          <w:color w:val="000000" w:themeColor="text1"/>
+          <w:sz w:val="24"/>
+          <w:szCs w:val="24"/>
+        </w:rPr>
+        <w:t>Eid ,</w:t>
+      </w:r>
+      <w:proofErr w:type="gramEnd"/>
+      <w:r>
+        <w:rPr>
+          <w:rFonts w:ascii="Times New Roman" w:hAnsi="Times New Roman"/>
+          <w:iCs/>
+          <w:color w:val="000000" w:themeColor="text1"/>
+          <w:sz w:val="24"/>
+          <w:szCs w:val="24"/>
+        </w:rPr>
+        <w:t xml:space="preserve"> And Abdelaziz A. Abdelhamid</w:t>
+      </w:r>
+      <w:r>
+        <w:rPr>
+          <w:rFonts w:ascii="Times New Roman" w:hAnsi="Times New Roman"/>
+          <w:iCs/>
+          <w:color w:val="000000" w:themeColor="text1"/>
+          <w:sz w:val="24"/>
+          <w:szCs w:val="24"/>
+        </w:rPr>
+        <w:t>,</w:t>
+      </w:r>
+      <w:r>
+        <w:t xml:space="preserve"> </w:t>
+      </w:r>
+      <w:r>
+        <w:t>“</w:t>
+      </w:r>
+      <w:r>
+        <w:rPr>
+          <w:rFonts w:ascii="Times New Roman" w:hAnsi="Times New Roman"/>
+          <w:iCs/>
+          <w:color w:val="000000" w:themeColor="text1"/>
+          <w:sz w:val="24"/>
+          <w:szCs w:val="24"/>
+        </w:rPr>
+        <w:t xml:space="preserve">Pothole and Plain Road Classification Using Adaptive Mutation Dipper Throated Optimization and Transfer Learning for </w:t>
+      </w:r>
+      <w:proofErr w:type="spellStart"/>
+      <w:r>
+        <w:rPr>
+          <w:rFonts w:ascii="Times New Roman" w:hAnsi="Times New Roman"/>
+          <w:iCs/>
+          <w:color w:val="000000" w:themeColor="text1"/>
+          <w:sz w:val="24"/>
+          <w:szCs w:val="24"/>
+        </w:rPr>
+        <w:t>Self Driving</w:t>
+      </w:r>
+      <w:proofErr w:type="spellEnd"/>
+      <w:r>
+        <w:rPr>
+          <w:rFonts w:ascii="Times New Roman" w:hAnsi="Times New Roman"/>
+          <w:iCs/>
+          <w:color w:val="000000" w:themeColor="text1"/>
+          <w:sz w:val="24"/>
+          <w:szCs w:val="24"/>
+        </w:rPr>
+        <w:t xml:space="preserve"> Cars</w:t>
+      </w:r>
+      <w:r>
+        <w:rPr>
+          <w:rFonts w:ascii="Times New Roman" w:hAnsi="Times New Roman"/>
+          <w:iCs/>
+          <w:color w:val="000000" w:themeColor="text1"/>
+          <w:sz w:val="24"/>
+          <w:szCs w:val="24"/>
+        </w:rPr>
+        <w:t>”,</w:t>
+      </w:r>
+      <w:r>
+        <w:rPr>
+          <w:rFonts w:ascii="Times New Roman" w:hAnsi="Times New Roman"/>
+          <w:iCs/>
+          <w:color w:val="000000" w:themeColor="text1"/>
+          <w:sz w:val="24"/>
+          <w:szCs w:val="24"/>
+        </w:rPr>
+        <w:t xml:space="preserve"> </w:t>
+      </w:r>
+      <w:r>
+        <w:rPr>
+          <w:rFonts w:ascii="Times New Roman" w:hAnsi="Times New Roman"/>
+          <w:iCs/>
+          <w:color w:val="000000" w:themeColor="text1"/>
+          <w:sz w:val="24"/>
+          <w:szCs w:val="24"/>
+        </w:rPr>
+        <w:t>IEEE Access</w:t>
+      </w:r>
+    </w:p>
+    <w:p>
+      <w:pPr>
+        <w:pStyle w:val="ListParagraph"/>
+        <w:jc w:val="both"/>
+        <w:rPr>
+          <w:rFonts w:ascii="Times New Roman" w:hAnsi="Times New Roman"/>
+          <w:iCs/>
+          <w:color w:val="000000" w:themeColor="text1"/>
+          <w:sz w:val="24"/>
+          <w:szCs w:val="24"/>
+        </w:rPr>
+      </w:pPr>
+    </w:p>
+    <w:p>
+      <w:pPr>
+        <w:pStyle w:val="ListParagraph"/>
+        <w:jc w:val="both"/>
+        <w:rPr>
+          <w:rFonts w:ascii="Times New Roman" w:hAnsi="Times New Roman"/>
+          <w:iCs/>
+          <w:color w:val="000000" w:themeColor="text1"/>
+          <w:sz w:val="24"/>
+          <w:szCs w:val="24"/>
+        </w:rPr>
+      </w:pPr>
+      <w:r>
+        <w:rPr>
+          <w:rFonts w:ascii="Times New Roman" w:hAnsi="Times New Roman"/>
+          <w:iCs/>
+          <w:color w:val="000000" w:themeColor="text1"/>
+          <w:sz w:val="24"/>
+          <w:szCs w:val="24"/>
+        </w:rPr>
+        <w:t>[6]</w:t>
+      </w:r>
+      <w:r>
+        <w:rPr>
+          <w:rFonts w:ascii="Times New Roman" w:hAnsi="Times New Roman"/>
+          <w:iCs/>
+          <w:color w:val="000000" w:themeColor="text1"/>
+          <w:sz w:val="24"/>
+          <w:szCs w:val="24"/>
+        </w:rPr>
+        <w:t xml:space="preserve"> </w:t>
+      </w:r>
+      <w:r>
+        <w:rPr>
+          <w:rFonts w:ascii="Times New Roman" w:hAnsi="Times New Roman"/>
+          <w:iCs/>
+          <w:color w:val="000000" w:themeColor="text1"/>
+          <w:sz w:val="24"/>
+          <w:szCs w:val="24"/>
+        </w:rPr>
+        <w:t xml:space="preserve">Siim </w:t>
+      </w:r>
+      <w:proofErr w:type="spellStart"/>
+      <w:r>
+        <w:rPr>
+          <w:rFonts w:ascii="Times New Roman" w:hAnsi="Times New Roman"/>
+          <w:iCs/>
+          <w:color w:val="000000" w:themeColor="text1"/>
+          <w:sz w:val="24"/>
+          <w:szCs w:val="24"/>
+        </w:rPr>
+        <w:t>Meerits</w:t>
+      </w:r>
+      <w:proofErr w:type="spellEnd"/>
+      <w:r>
+        <w:rPr>
+          <w:rFonts w:ascii="Times New Roman" w:hAnsi="Times New Roman"/>
+          <w:iCs/>
+          <w:color w:val="000000" w:themeColor="text1"/>
+          <w:sz w:val="24"/>
+          <w:szCs w:val="24"/>
+        </w:rPr>
+        <w:t xml:space="preserve">, </w:t>
+      </w:r>
+      <w:r>
+        <w:rPr>
+          <w:rFonts w:ascii="Times New Roman" w:hAnsi="Times New Roman"/>
+          <w:iCs/>
+          <w:color w:val="000000" w:themeColor="text1"/>
+          <w:sz w:val="24"/>
+          <w:szCs w:val="24"/>
+        </w:rPr>
+        <w:t>Vincent Nozick</w:t>
+      </w:r>
+      <w:r>
+        <w:rPr>
+          <w:rFonts w:ascii="Times New Roman" w:hAnsi="Times New Roman"/>
+          <w:iCs/>
+          <w:color w:val="000000" w:themeColor="text1"/>
+          <w:sz w:val="24"/>
+          <w:szCs w:val="24"/>
+        </w:rPr>
+        <w:t>,</w:t>
+      </w:r>
+      <w:r>
+        <w:rPr>
+          <w:rFonts w:ascii="Times New Roman" w:hAnsi="Times New Roman"/>
+          <w:iCs/>
+          <w:color w:val="000000" w:themeColor="text1"/>
+          <w:sz w:val="24"/>
+          <w:szCs w:val="24"/>
+        </w:rPr>
+        <w:t xml:space="preserve"> Hideo Saito</w:t>
+      </w:r>
+      <w:r>
+        <w:rPr>
+          <w:rFonts w:ascii="Times New Roman" w:hAnsi="Times New Roman"/>
+          <w:iCs/>
+          <w:color w:val="000000" w:themeColor="text1"/>
+          <w:sz w:val="24"/>
+          <w:szCs w:val="24"/>
+        </w:rPr>
+        <w:t>, “</w:t>
+      </w:r>
+      <w:r>
+        <w:rPr>
+          <w:rFonts w:ascii="Times New Roman" w:hAnsi="Times New Roman"/>
+          <w:iCs/>
+          <w:color w:val="000000" w:themeColor="text1"/>
+          <w:sz w:val="24"/>
+          <w:szCs w:val="24"/>
+        </w:rPr>
+        <w:t>Real-time scene reconstruction and triangle mesh generation</w:t>
+      </w:r>
+      <w:r>
+        <w:rPr>
+          <w:rFonts w:ascii="Times New Roman" w:hAnsi="Times New Roman"/>
+          <w:iCs/>
+          <w:color w:val="000000" w:themeColor="text1"/>
+          <w:sz w:val="24"/>
+          <w:szCs w:val="24"/>
+        </w:rPr>
+        <w:t xml:space="preserve"> </w:t>
+      </w:r>
+      <w:r>
+        <w:rPr>
+          <w:rFonts w:ascii="Times New Roman" w:hAnsi="Times New Roman"/>
+          <w:iCs/>
+          <w:color w:val="000000" w:themeColor="text1"/>
+          <w:sz w:val="24"/>
+          <w:szCs w:val="24"/>
+        </w:rPr>
+        <w:t>using multiple RGB-D cameras</w:t>
+      </w:r>
+      <w:r>
+        <w:rPr>
+          <w:rFonts w:ascii="Times New Roman" w:hAnsi="Times New Roman"/>
+          <w:iCs/>
+          <w:color w:val="000000" w:themeColor="text1"/>
+          <w:sz w:val="24"/>
+          <w:szCs w:val="24"/>
+        </w:rPr>
+        <w:t>”,</w:t>
+      </w:r>
+      <w:r>
+        <w:t xml:space="preserve"> </w:t>
+      </w:r>
+      <w:r>
+        <w:rPr>
+          <w:rFonts w:ascii="Times New Roman" w:hAnsi="Times New Roman"/>
+          <w:iCs/>
+          <w:color w:val="000000" w:themeColor="text1"/>
+          <w:sz w:val="24"/>
+          <w:szCs w:val="24"/>
+        </w:rPr>
+        <w:t>J Real-Time Image Proc (2019) 16:2247–2259</w:t>
+      </w:r>
+    </w:p>
+    <w:p>
+      <w:pPr>
+        <w:pStyle w:val="ListParagraph"/>
+        <w:jc w:val="both"/>
+        <w:rPr>
+          <w:rFonts w:ascii="Times New Roman" w:hAnsi="Times New Roman"/>
+          <w:iCs/>
+          <w:color w:val="000000" w:themeColor="text1"/>
+          <w:sz w:val="24"/>
+          <w:szCs w:val="24"/>
+        </w:rPr>
+      </w:pPr>
     </w:p>
     <w:p>
       <w:pPr>
@@ -19490,303 +21302,9 @@
           <w:szCs w:val="24"/>
         </w:rPr>
       </w:pPr>
-      <w:r>
-        <w:rPr>
-          <w:rFonts w:ascii="Times New Roman" w:hAnsi="Times New Roman"/>
-          <w:iCs/>
-          <w:color w:val="000000" w:themeColor="text1"/>
-          <w:sz w:val="24"/>
-          <w:szCs w:val="24"/>
-        </w:rPr>
-        <w:t xml:space="preserve">[1] </w:t>
-      </w:r>
-      <w:hyperlink r:id="rId15" w:history="1">
-        <w:r>
-          <w:rPr>
-            <w:rStyle w:val="Hyperlink"/>
-            <w:rFonts w:ascii="Times New Roman" w:hAnsi="Times New Roman"/>
-            <w:iCs/>
-            <w:color w:val="000000" w:themeColor="text1"/>
-            <w:sz w:val="24"/>
-            <w:szCs w:val="24"/>
-            <w:u w:val="none"/>
-          </w:rPr>
-          <w:t>Deep Learning Enhanced Feature Extraction</w:t>
-        </w:r>
-      </w:hyperlink>
-    </w:p>
-    <w:p>
-      <w:pPr>
-        <w:pStyle w:val="ListParagraph"/>
-        <w:spacing w:line="240" w:lineRule="auto"/>
-        <w:ind w:left="0"/>
-        <w:jc w:val="both"/>
-        <w:rPr>
-          <w:rFonts w:ascii="Times New Roman" w:hAnsi="Times New Roman"/>
-          <w:iCs/>
-          <w:color w:val="000000" w:themeColor="text1"/>
-          <w:sz w:val="24"/>
-          <w:szCs w:val="24"/>
-        </w:rPr>
-      </w:pPr>
-    </w:p>
-    <w:p>
-      <w:pPr>
-        <w:pStyle w:val="ListParagraph"/>
-        <w:spacing w:line="240" w:lineRule="auto"/>
-        <w:ind w:left="0"/>
-        <w:jc w:val="both"/>
-        <w:rPr>
-          <w:rFonts w:ascii="Times New Roman" w:hAnsi="Times New Roman"/>
-          <w:iCs/>
-          <w:color w:val="000000" w:themeColor="text1"/>
-          <w:sz w:val="24"/>
-          <w:szCs w:val="24"/>
-        </w:rPr>
-      </w:pPr>
-      <w:r>
-        <w:rPr>
-          <w:rFonts w:ascii="Times New Roman" w:hAnsi="Times New Roman"/>
-          <w:iCs/>
-          <w:color w:val="000000" w:themeColor="text1"/>
-          <w:sz w:val="24"/>
-          <w:szCs w:val="24"/>
-        </w:rPr>
-        <w:t xml:space="preserve">[2] </w:t>
-      </w:r>
-      <w:hyperlink r:id="rId16" w:history="1">
-        <w:r>
-          <w:rPr>
-            <w:rStyle w:val="Hyperlink"/>
-            <w:rFonts w:ascii="Times New Roman" w:hAnsi="Times New Roman"/>
-            <w:iCs/>
-            <w:color w:val="000000" w:themeColor="text1"/>
-            <w:sz w:val="24"/>
-            <w:szCs w:val="24"/>
-            <w:u w:val="none"/>
-          </w:rPr>
-          <w:t>An Enhanced YOLOv8 Model for Real-Time and Accurate Pothole Detection and Measurement</w:t>
-        </w:r>
-      </w:hyperlink>
-    </w:p>
-    <w:p>
-      <w:pPr>
-        <w:pStyle w:val="ListParagraph"/>
-        <w:spacing w:line="240" w:lineRule="auto"/>
-        <w:ind w:left="0"/>
-        <w:jc w:val="both"/>
-        <w:rPr>
-          <w:rFonts w:ascii="Times New Roman" w:hAnsi="Times New Roman"/>
-          <w:iCs/>
-          <w:color w:val="000000" w:themeColor="text1"/>
-          <w:sz w:val="24"/>
-          <w:szCs w:val="24"/>
-        </w:rPr>
-      </w:pPr>
-    </w:p>
-    <w:p>
-      <w:pPr>
-        <w:pStyle w:val="ListParagraph"/>
-        <w:spacing w:line="240" w:lineRule="auto"/>
-        <w:ind w:left="0"/>
-        <w:jc w:val="both"/>
-        <w:rPr>
-          <w:rFonts w:ascii="Times New Roman" w:hAnsi="Times New Roman"/>
-          <w:iCs/>
-          <w:color w:val="000000" w:themeColor="text1"/>
-          <w:sz w:val="24"/>
-          <w:szCs w:val="24"/>
-        </w:rPr>
-      </w:pPr>
-      <w:r>
-        <w:rPr>
-          <w:rFonts w:ascii="Times New Roman" w:hAnsi="Times New Roman"/>
-          <w:iCs/>
-          <w:color w:val="000000" w:themeColor="text1"/>
-          <w:sz w:val="24"/>
-          <w:szCs w:val="24"/>
-        </w:rPr>
-        <w:t xml:space="preserve">[3] </w:t>
-      </w:r>
-      <w:hyperlink r:id="rId17" w:history="1">
-        <w:r>
-          <w:rPr>
-            <w:rStyle w:val="Hyperlink"/>
-            <w:rFonts w:ascii="Times New Roman" w:hAnsi="Times New Roman"/>
-            <w:iCs/>
-            <w:color w:val="000000" w:themeColor="text1"/>
-            <w:sz w:val="24"/>
-            <w:szCs w:val="24"/>
-            <w:u w:val="none"/>
-          </w:rPr>
-          <w:t>Robust Video Based Pothole Detection and Area Estimation for Intelligent Vehicles with Depth Map and Kalman Smoothing</w:t>
-        </w:r>
-      </w:hyperlink>
-    </w:p>
-    <w:p>
-      <w:pPr>
-        <w:pStyle w:val="ListParagraph"/>
-        <w:spacing w:line="240" w:lineRule="auto"/>
-        <w:ind w:left="0"/>
-        <w:jc w:val="both"/>
-        <w:rPr>
-          <w:rFonts w:ascii="Times New Roman" w:hAnsi="Times New Roman"/>
-          <w:iCs/>
-          <w:color w:val="000000" w:themeColor="text1"/>
-          <w:sz w:val="24"/>
-          <w:szCs w:val="24"/>
-        </w:rPr>
-      </w:pPr>
-    </w:p>
-    <w:p>
-      <w:pPr>
-        <w:pStyle w:val="ListParagraph"/>
-        <w:spacing w:line="240" w:lineRule="auto"/>
-        <w:ind w:left="0"/>
-        <w:jc w:val="both"/>
-        <w:rPr>
-          <w:rFonts w:ascii="Times New Roman" w:hAnsi="Times New Roman"/>
-          <w:iCs/>
-          <w:color w:val="000000" w:themeColor="text1"/>
-          <w:sz w:val="24"/>
-          <w:szCs w:val="24"/>
-        </w:rPr>
-      </w:pPr>
-      <w:r>
-        <w:rPr>
-          <w:rFonts w:ascii="Times New Roman" w:hAnsi="Times New Roman"/>
-          <w:iCs/>
-          <w:color w:val="000000" w:themeColor="text1"/>
-          <w:sz w:val="24"/>
-          <w:szCs w:val="24"/>
-        </w:rPr>
-        <w:t xml:space="preserve">[4] </w:t>
-      </w:r>
-      <w:hyperlink r:id="rId18" w:history="1">
-        <w:r>
-          <w:rPr>
-            <w:rStyle w:val="Hyperlink"/>
-            <w:rFonts w:ascii="Times New Roman" w:hAnsi="Times New Roman"/>
-            <w:iCs/>
-            <w:color w:val="000000" w:themeColor="text1"/>
-            <w:sz w:val="24"/>
-            <w:szCs w:val="24"/>
-            <w:u w:val="none"/>
-          </w:rPr>
-          <w:t xml:space="preserve">Mobile3DRecon: Real-time Monocular 3D Reconstruction on a Mobile Phone </w:t>
-        </w:r>
-      </w:hyperlink>
-    </w:p>
-    <w:p>
-      <w:pPr>
-        <w:pStyle w:val="ListParagraph"/>
-        <w:spacing w:line="240" w:lineRule="auto"/>
-        <w:ind w:left="0"/>
-        <w:jc w:val="both"/>
-        <w:rPr>
-          <w:rFonts w:ascii="Times New Roman" w:hAnsi="Times New Roman"/>
-          <w:iCs/>
-          <w:color w:val="000000" w:themeColor="text1"/>
-          <w:sz w:val="24"/>
-          <w:szCs w:val="24"/>
-        </w:rPr>
-      </w:pPr>
-    </w:p>
-    <w:p>
-      <w:pPr>
-        <w:pStyle w:val="ListParagraph"/>
-        <w:spacing w:line="240" w:lineRule="auto"/>
-        <w:ind w:left="0"/>
-        <w:jc w:val="both"/>
-        <w:rPr>
-          <w:rFonts w:ascii="Times New Roman" w:hAnsi="Times New Roman"/>
-          <w:iCs/>
-          <w:color w:val="000000" w:themeColor="text1"/>
-          <w:sz w:val="24"/>
-          <w:szCs w:val="24"/>
-        </w:rPr>
-      </w:pPr>
-      <w:r>
-        <w:rPr>
-          <w:rFonts w:ascii="Times New Roman" w:hAnsi="Times New Roman"/>
-          <w:iCs/>
-          <w:color w:val="000000" w:themeColor="text1"/>
-          <w:sz w:val="24"/>
-          <w:szCs w:val="24"/>
-        </w:rPr>
-        <w:t xml:space="preserve">[5] </w:t>
-      </w:r>
-      <w:hyperlink r:id="rId19" w:history="1">
-        <w:r>
-          <w:rPr>
-            <w:rStyle w:val="Hyperlink"/>
-            <w:rFonts w:ascii="Times New Roman" w:hAnsi="Times New Roman"/>
-            <w:iCs/>
-            <w:color w:val="000000" w:themeColor="text1"/>
-            <w:sz w:val="24"/>
-            <w:szCs w:val="24"/>
-            <w:u w:val="none"/>
-          </w:rPr>
-          <w:t xml:space="preserve">Pothole and Plain Road Classification Using Adaptive Mutation Dipper Throated Optimization and Transfer Learning for Self-Driving Cars. </w:t>
-        </w:r>
-      </w:hyperlink>
-    </w:p>
-    <w:p>
-      <w:pPr>
-        <w:pStyle w:val="ListParagraph"/>
-        <w:spacing w:line="240" w:lineRule="auto"/>
-        <w:ind w:left="0"/>
-        <w:jc w:val="both"/>
-        <w:rPr>
-          <w:rFonts w:ascii="Times New Roman" w:hAnsi="Times New Roman"/>
-          <w:iCs/>
-          <w:color w:val="000000" w:themeColor="text1"/>
-          <w:sz w:val="24"/>
-          <w:szCs w:val="24"/>
-        </w:rPr>
-      </w:pPr>
-    </w:p>
-    <w:p>
-      <w:pPr>
-        <w:pStyle w:val="ListParagraph"/>
-        <w:spacing w:line="240" w:lineRule="auto"/>
-        <w:ind w:left="0"/>
-        <w:jc w:val="both"/>
-        <w:rPr>
-          <w:rFonts w:ascii="Times New Roman" w:hAnsi="Times New Roman"/>
-          <w:iCs/>
-          <w:color w:val="000000" w:themeColor="text1"/>
-          <w:sz w:val="24"/>
-          <w:szCs w:val="24"/>
-        </w:rPr>
-      </w:pPr>
-      <w:r>
-        <w:rPr>
-          <w:rFonts w:ascii="Times New Roman" w:hAnsi="Times New Roman"/>
-          <w:iCs/>
-          <w:color w:val="000000" w:themeColor="text1"/>
-          <w:sz w:val="24"/>
-          <w:szCs w:val="24"/>
-        </w:rPr>
-        <w:t xml:space="preserve">[6] </w:t>
-      </w:r>
-      <w:hyperlink r:id="rId20" w:history="1">
-        <w:r>
-          <w:rPr>
-            <w:rStyle w:val="Hyperlink"/>
-            <w:rFonts w:ascii="Times New Roman" w:hAnsi="Times New Roman"/>
-            <w:iCs/>
-            <w:color w:val="000000" w:themeColor="text1"/>
-            <w:sz w:val="24"/>
-            <w:szCs w:val="24"/>
-            <w:u w:val="none"/>
-          </w:rPr>
-          <w:t xml:space="preserve">Real-time scene reconstruction and triangle mesh generation using multiple RGB-D cameras </w:t>
-        </w:r>
-      </w:hyperlink>
     </w:p>
     <w:sectPr>
-      <w:footerReference w:type="default" r:id="rId21"/>
+      <w:footerReference w:type="default" r:id="rId18"/>
       <w:pgSz w:w="12240" w:h="15840"/>
       <w:pgMar w:top="994" w:right="1440" w:bottom="806" w:left="1440" w:header="720" w:footer="720" w:gutter="0"/>
       <w:pgNumType w:start="1"/>
@@ -22322,7 +23840,7 @@
   <w:style w:type="paragraph" w:default="1" w:styleId="Normal">
     <w:name w:val="Normal"/>
     <w:qFormat/>
-    <w:rsid w:val="00653EA7"/>
+    <w:rsid w:val="002B0A36"/>
     <w:pPr>
       <w:spacing w:after="200" w:line="276" w:lineRule="auto"/>
     </w:pPr>
@@ -22382,7 +23900,6 @@
   <w:style w:type="character" w:default="1" w:styleId="DefaultParagraphFont">
     <w:name w:val="Default Paragraph Font"/>
     <w:uiPriority w:val="1"/>
-    <w:semiHidden/>
     <w:unhideWhenUsed/>
   </w:style>
   <w:style w:type="table" w:default="1" w:styleId="TableNormal">
@@ -22625,6 +24142,18 @@
     <w:rPr>
       <w:color w:val="605E5C"/>
       <w:shd w:val="clear" w:color="auto" w:fill="E1DFDD"/>
+    </w:rPr>
+  </w:style>
+  <w:style w:type="character" w:styleId="FollowedHyperlink">
+    <w:name w:val="FollowedHyperlink"/>
+    <w:basedOn w:val="DefaultParagraphFont"/>
+    <w:uiPriority w:val="99"/>
+    <w:semiHidden/>
+    <w:unhideWhenUsed/>
+    <w:rsid w:val="00EE2A88"/>
+    <w:rPr>
+      <w:color w:val="800080" w:themeColor="followedHyperlink"/>
+      <w:u w:val="single"/>
     </w:rPr>
   </w:style>
 </w:styles>
